--- a/2. Semester/MoPoS/MoPoS-P/VP+Skript/8 PNAM-b-PSty nanoparticles via PISA.docx
+++ b/2. Semester/MoPoS/MoPoS-P/VP+Skript/8 PNAM-b-PSty nanoparticles via PISA.docx
@@ -10,6 +10,493 @@
           <w:b/>
         </w:rPr>
       </w:pPr>
+      <w:r>
+        <w:rPr>
+          <w:b/>
+          <w:noProof/>
+        </w:rPr>
+        <mc:AlternateContent>
+          <mc:Choice Requires="wpi">
+            <w:drawing>
+              <wp:anchor distT="0" distB="0" distL="114300" distR="114300" simplePos="0" relativeHeight="251702272" behindDoc="0" locked="0" layoutInCell="1" allowOverlap="1" wp14:anchorId="6197A5E4" wp14:editId="1E582CCE">
+                <wp:simplePos x="0" y="0"/>
+                <wp:positionH relativeFrom="column">
+                  <wp:posOffset>1171575</wp:posOffset>
+                </wp:positionH>
+                <wp:positionV relativeFrom="paragraph">
+                  <wp:posOffset>1137920</wp:posOffset>
+                </wp:positionV>
+                <wp:extent cx="873760" cy="109855"/>
+                <wp:effectExtent l="38100" t="38100" r="40640" b="42545"/>
+                <wp:wrapNone/>
+                <wp:docPr id="509992042" name="Freihand 43"/>
+                <wp:cNvGraphicFramePr/>
+                <a:graphic xmlns:a="http://schemas.openxmlformats.org/drawingml/2006/main">
+                  <a:graphicData uri="http://schemas.microsoft.com/office/word/2010/wordprocessingInk">
+                    <w14:contentPart bwMode="auto" r:id="rId7">
+                      <w14:nvContentPartPr>
+                        <w14:cNvContentPartPr/>
+                      </w14:nvContentPartPr>
+                      <w14:xfrm>
+                        <a:off x="0" y="0"/>
+                        <a:ext cx="873760" cy="109855"/>
+                      </w14:xfrm>
+                    </w14:contentPart>
+                  </a:graphicData>
+                </a:graphic>
+                <wp14:sizeRelH relativeFrom="margin">
+                  <wp14:pctWidth>0</wp14:pctWidth>
+                </wp14:sizeRelH>
+                <wp14:sizeRelV relativeFrom="margin">
+                  <wp14:pctHeight>0</wp14:pctHeight>
+                </wp14:sizeRelV>
+              </wp:anchor>
+            </w:drawing>
+          </mc:Choice>
+          <mc:Fallback>
+            <w:pict>
+              <v:shapetype w14:anchorId="65D46EE7" id="_x0000_t75" coordsize="21600,21600" o:spt="75" o:preferrelative="t" path="m@4@5l@4@11@9@11@9@5xe" filled="f" stroked="f">
+                <v:stroke joinstyle="miter"/>
+                <v:formulas>
+                  <v:f eqn="if lineDrawn pixelLineWidth 0"/>
+                  <v:f eqn="sum @0 1 0"/>
+                  <v:f eqn="sum 0 0 @1"/>
+                  <v:f eqn="prod @2 1 2"/>
+                  <v:f eqn="prod @3 21600 pixelWidth"/>
+                  <v:f eqn="prod @3 21600 pixelHeight"/>
+                  <v:f eqn="sum @0 0 1"/>
+                  <v:f eqn="prod @6 1 2"/>
+                  <v:f eqn="prod @7 21600 pixelWidth"/>
+                  <v:f eqn="sum @8 21600 0"/>
+                  <v:f eqn="prod @7 21600 pixelHeight"/>
+                  <v:f eqn="sum @10 21600 0"/>
+                </v:formulas>
+                <v:path o:extrusionok="f" gradientshapeok="t" o:connecttype="rect"/>
+                <o:lock v:ext="edit" aspectratio="t"/>
+              </v:shapetype>
+              <v:shape id="Freihand 43" o:spid="_x0000_s1026" type="#_x0000_t75" style="position:absolute;margin-left:91.9pt;margin-top:89.25pt;width:69.5pt;height:9.35pt;z-index:251702272;visibility:visible;mso-wrap-style:square;mso-width-percent:0;mso-height-percent:0;mso-wrap-distance-left:9pt;mso-wrap-distance-top:0;mso-wrap-distance-right:9pt;mso-wrap-distance-bottom:0;mso-position-horizontal:absolute;mso-position-horizontal-relative:text;mso-position-vertical:absolute;mso-position-vertical-relative:text;mso-width-percent:0;mso-height-percent:0;mso-width-relative:margin;mso-height-relative:margin" o:gfxdata="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">
+                <v:imagedata r:id="rId8" o:title=""/>
+              </v:shape>
+            </w:pict>
+          </mc:Fallback>
+        </mc:AlternateContent>
+      </w:r>
+      <w:r>
+        <w:rPr>
+          <w:b/>
+          <w:noProof/>
+        </w:rPr>
+        <mc:AlternateContent>
+          <mc:Choice Requires="wpi">
+            <w:drawing>
+              <wp:anchor distT="0" distB="0" distL="114300" distR="114300" simplePos="0" relativeHeight="251708416" behindDoc="0" locked="0" layoutInCell="1" allowOverlap="1" wp14:anchorId="65A2A1D4" wp14:editId="35E9EFB6">
+                <wp:simplePos x="0" y="0"/>
+                <wp:positionH relativeFrom="column">
+                  <wp:posOffset>2052955</wp:posOffset>
+                </wp:positionH>
+                <wp:positionV relativeFrom="paragraph">
+                  <wp:posOffset>1106170</wp:posOffset>
+                </wp:positionV>
+                <wp:extent cx="304800" cy="156845"/>
+                <wp:effectExtent l="38100" t="38100" r="38100" b="33655"/>
+                <wp:wrapNone/>
+                <wp:docPr id="1176143083" name="Freihand 49"/>
+                <wp:cNvGraphicFramePr/>
+                <a:graphic xmlns:a="http://schemas.openxmlformats.org/drawingml/2006/main">
+                  <a:graphicData uri="http://schemas.microsoft.com/office/word/2010/wordprocessingInk">
+                    <w14:contentPart bwMode="auto" r:id="rId9">
+                      <w14:nvContentPartPr>
+                        <w14:cNvContentPartPr/>
+                      </w14:nvContentPartPr>
+                      <w14:xfrm>
+                        <a:off x="0" y="0"/>
+                        <a:ext cx="304800" cy="156845"/>
+                      </w14:xfrm>
+                    </w14:contentPart>
+                  </a:graphicData>
+                </a:graphic>
+                <wp14:sizeRelH relativeFrom="margin">
+                  <wp14:pctWidth>0</wp14:pctWidth>
+                </wp14:sizeRelH>
+                <wp14:sizeRelV relativeFrom="margin">
+                  <wp14:pctHeight>0</wp14:pctHeight>
+                </wp14:sizeRelV>
+              </wp:anchor>
+            </w:drawing>
+          </mc:Choice>
+          <mc:Fallback>
+            <w:pict>
+              <v:shape w14:anchorId="54165E7E" id="Freihand 49" o:spid="_x0000_s1026" type="#_x0000_t75" style="position:absolute;margin-left:161.3pt;margin-top:86.75pt;width:24.7pt;height:13.05pt;z-index:251708416;visibility:visible;mso-wrap-style:square;mso-width-percent:0;mso-height-percent:0;mso-wrap-distance-left:9pt;mso-wrap-distance-top:0;mso-wrap-distance-right:9pt;mso-wrap-distance-bottom:0;mso-position-horizontal:absolute;mso-position-horizontal-relative:text;mso-position-vertical:absolute;mso-position-vertical-relative:text;mso-width-percent:0;mso-height-percent:0;mso-width-relative:margin;mso-height-relative:margin" o:gfxdata="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">
+                <v:imagedata r:id="rId10" o:title=""/>
+              </v:shape>
+            </w:pict>
+          </mc:Fallback>
+        </mc:AlternateContent>
+      </w:r>
+      <w:r>
+        <w:rPr>
+          <w:b/>
+          <w:noProof/>
+        </w:rPr>
+        <mc:AlternateContent>
+          <mc:Choice Requires="wpi">
+            <w:drawing>
+              <wp:anchor distT="0" distB="0" distL="114300" distR="114300" simplePos="0" relativeHeight="251738112" behindDoc="0" locked="0" layoutInCell="1" allowOverlap="1" wp14:anchorId="59D3C93C" wp14:editId="674202B2">
+                <wp:simplePos x="0" y="0"/>
+                <wp:positionH relativeFrom="column">
+                  <wp:posOffset>90170</wp:posOffset>
+                </wp:positionH>
+                <wp:positionV relativeFrom="paragraph">
+                  <wp:posOffset>735330</wp:posOffset>
+                </wp:positionV>
+                <wp:extent cx="1991360" cy="675640"/>
+                <wp:effectExtent l="38100" t="38100" r="46990" b="48260"/>
+                <wp:wrapNone/>
+                <wp:docPr id="50848125" name="Freihand 80"/>
+                <wp:cNvGraphicFramePr/>
+                <a:graphic xmlns:a="http://schemas.openxmlformats.org/drawingml/2006/main">
+                  <a:graphicData uri="http://schemas.microsoft.com/office/word/2010/wordprocessingInk">
+                    <w14:contentPart bwMode="auto" r:id="rId11">
+                      <w14:nvContentPartPr>
+                        <w14:cNvContentPartPr/>
+                      </w14:nvContentPartPr>
+                      <w14:xfrm>
+                        <a:off x="0" y="0"/>
+                        <a:ext cx="1991360" cy="675640"/>
+                      </w14:xfrm>
+                    </w14:contentPart>
+                  </a:graphicData>
+                </a:graphic>
+                <wp14:sizeRelH relativeFrom="margin">
+                  <wp14:pctWidth>0</wp14:pctWidth>
+                </wp14:sizeRelH>
+                <wp14:sizeRelV relativeFrom="margin">
+                  <wp14:pctHeight>0</wp14:pctHeight>
+                </wp14:sizeRelV>
+              </wp:anchor>
+            </w:drawing>
+          </mc:Choice>
+          <mc:Fallback>
+            <w:pict>
+              <v:shape w14:anchorId="6F43BFF3" id="Freihand 80" o:spid="_x0000_s1026" type="#_x0000_t75" style="position:absolute;margin-left:6.75pt;margin-top:57.55pt;width:157.5pt;height:53.9pt;z-index:251738112;visibility:visible;mso-wrap-style:square;mso-width-percent:0;mso-height-percent:0;mso-wrap-distance-left:9pt;mso-wrap-distance-top:0;mso-wrap-distance-right:9pt;mso-wrap-distance-bottom:0;mso-position-horizontal:absolute;mso-position-horizontal-relative:text;mso-position-vertical:absolute;mso-position-vertical-relative:text;mso-width-percent:0;mso-height-percent:0;mso-width-relative:margin;mso-height-relative:margin" o:gfxdata="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">
+                <v:imagedata r:id="rId12" o:title=""/>
+              </v:shape>
+            </w:pict>
+          </mc:Fallback>
+        </mc:AlternateContent>
+      </w:r>
+      <w:r>
+        <w:rPr>
+          <w:b/>
+          <w:noProof/>
+        </w:rPr>
+        <mc:AlternateContent>
+          <mc:Choice Requires="wpi">
+            <w:drawing>
+              <wp:anchor distT="0" distB="0" distL="114300" distR="114300" simplePos="0" relativeHeight="251741184" behindDoc="0" locked="0" layoutInCell="1" allowOverlap="1" wp14:anchorId="06B75BE5" wp14:editId="6A6E48F8">
+                <wp:simplePos x="0" y="0"/>
+                <wp:positionH relativeFrom="column">
+                  <wp:posOffset>1350010</wp:posOffset>
+                </wp:positionH>
+                <wp:positionV relativeFrom="paragraph">
+                  <wp:posOffset>1111250</wp:posOffset>
+                </wp:positionV>
+                <wp:extent cx="99060" cy="206375"/>
+                <wp:effectExtent l="38100" t="38100" r="34290" b="41275"/>
+                <wp:wrapNone/>
+                <wp:docPr id="1577009810" name="Freihand 83"/>
+                <wp:cNvGraphicFramePr/>
+                <a:graphic xmlns:a="http://schemas.openxmlformats.org/drawingml/2006/main">
+                  <a:graphicData uri="http://schemas.microsoft.com/office/word/2010/wordprocessingInk">
+                    <w14:contentPart bwMode="auto" r:id="rId13">
+                      <w14:nvContentPartPr>
+                        <w14:cNvContentPartPr/>
+                      </w14:nvContentPartPr>
+                      <w14:xfrm>
+                        <a:off x="0" y="0"/>
+                        <a:ext cx="99060" cy="206375"/>
+                      </w14:xfrm>
+                    </w14:contentPart>
+                  </a:graphicData>
+                </a:graphic>
+                <wp14:sizeRelH relativeFrom="margin">
+                  <wp14:pctWidth>0</wp14:pctWidth>
+                </wp14:sizeRelH>
+                <wp14:sizeRelV relativeFrom="margin">
+                  <wp14:pctHeight>0</wp14:pctHeight>
+                </wp14:sizeRelV>
+              </wp:anchor>
+            </w:drawing>
+          </mc:Choice>
+          <mc:Fallback>
+            <w:pict>
+              <v:shape w14:anchorId="7990FC07" id="Freihand 83" o:spid="_x0000_s1026" type="#_x0000_t75" style="position:absolute;margin-left:105.95pt;margin-top:87.15pt;width:8.5pt;height:16.95pt;z-index:251741184;visibility:visible;mso-wrap-style:square;mso-width-percent:0;mso-height-percent:0;mso-wrap-distance-left:9pt;mso-wrap-distance-top:0;mso-wrap-distance-right:9pt;mso-wrap-distance-bottom:0;mso-position-horizontal:absolute;mso-position-horizontal-relative:text;mso-position-vertical:absolute;mso-position-vertical-relative:text;mso-width-percent:0;mso-height-percent:0;mso-width-relative:margin;mso-height-relative:margin" o:gfxdata="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">
+                <v:imagedata r:id="rId14" o:title=""/>
+              </v:shape>
+            </w:pict>
+          </mc:Fallback>
+        </mc:AlternateContent>
+      </w:r>
+      <w:r>
+        <w:rPr>
+          <w:b/>
+          <w:noProof/>
+        </w:rPr>
+        <mc:AlternateContent>
+          <mc:Choice Requires="wpi">
+            <w:drawing>
+              <wp:anchor distT="0" distB="0" distL="114300" distR="114300" simplePos="0" relativeHeight="251744256" behindDoc="0" locked="0" layoutInCell="1" allowOverlap="1" wp14:anchorId="266094CA" wp14:editId="23F237EC">
+                <wp:simplePos x="0" y="0"/>
+                <wp:positionH relativeFrom="column">
+                  <wp:posOffset>2654300</wp:posOffset>
+                </wp:positionH>
+                <wp:positionV relativeFrom="paragraph">
+                  <wp:posOffset>1000760</wp:posOffset>
+                </wp:positionV>
+                <wp:extent cx="664210" cy="85725"/>
+                <wp:effectExtent l="0" t="38100" r="40640" b="47625"/>
+                <wp:wrapNone/>
+                <wp:docPr id="1013430995" name="Freihand 86"/>
+                <wp:cNvGraphicFramePr/>
+                <a:graphic xmlns:a="http://schemas.openxmlformats.org/drawingml/2006/main">
+                  <a:graphicData uri="http://schemas.microsoft.com/office/word/2010/wordprocessingInk">
+                    <w14:contentPart bwMode="auto" r:id="rId15">
+                      <w14:nvContentPartPr>
+                        <w14:cNvContentPartPr/>
+                      </w14:nvContentPartPr>
+                      <w14:xfrm>
+                        <a:off x="0" y="0"/>
+                        <a:ext cx="664210" cy="85725"/>
+                      </w14:xfrm>
+                    </w14:contentPart>
+                  </a:graphicData>
+                </a:graphic>
+                <wp14:sizeRelH relativeFrom="margin">
+                  <wp14:pctWidth>0</wp14:pctWidth>
+                </wp14:sizeRelH>
+                <wp14:sizeRelV relativeFrom="margin">
+                  <wp14:pctHeight>0</wp14:pctHeight>
+                </wp14:sizeRelV>
+              </wp:anchor>
+            </w:drawing>
+          </mc:Choice>
+          <mc:Fallback>
+            <w:pict>
+              <v:shape w14:anchorId="4FA30D7E" id="Freihand 86" o:spid="_x0000_s1026" type="#_x0000_t75" style="position:absolute;margin-left:208.65pt;margin-top:78.45pt;width:53pt;height:7.45pt;z-index:251744256;visibility:visible;mso-wrap-style:square;mso-width-percent:0;mso-height-percent:0;mso-wrap-distance-left:9pt;mso-wrap-distance-top:0;mso-wrap-distance-right:9pt;mso-wrap-distance-bottom:0;mso-position-horizontal:absolute;mso-position-horizontal-relative:text;mso-position-vertical:absolute;mso-position-vertical-relative:text;mso-width-percent:0;mso-height-percent:0;mso-width-relative:margin;mso-height-relative:margin" o:gfxdata="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">
+                <v:imagedata r:id="rId16" o:title=""/>
+              </v:shape>
+            </w:pict>
+          </mc:Fallback>
+        </mc:AlternateContent>
+      </w:r>
+      <w:r>
+        <w:rPr>
+          <w:b/>
+          <w:noProof/>
+        </w:rPr>
+        <mc:AlternateContent>
+          <mc:Choice Requires="wpi">
+            <w:drawing>
+              <wp:anchor distT="0" distB="0" distL="114300" distR="114300" simplePos="0" relativeHeight="251759616" behindDoc="0" locked="0" layoutInCell="1" allowOverlap="1" wp14:anchorId="3A0FB581" wp14:editId="62E66009">
+                <wp:simplePos x="0" y="0"/>
+                <wp:positionH relativeFrom="column">
+                  <wp:posOffset>2691130</wp:posOffset>
+                </wp:positionH>
+                <wp:positionV relativeFrom="paragraph">
+                  <wp:posOffset>579120</wp:posOffset>
+                </wp:positionV>
+                <wp:extent cx="626110" cy="393065"/>
+                <wp:effectExtent l="38100" t="38100" r="40640" b="45085"/>
+                <wp:wrapNone/>
+                <wp:docPr id="1135557186" name="Freihand 101"/>
+                <wp:cNvGraphicFramePr/>
+                <a:graphic xmlns:a="http://schemas.openxmlformats.org/drawingml/2006/main">
+                  <a:graphicData uri="http://schemas.microsoft.com/office/word/2010/wordprocessingInk">
+                    <w14:contentPart bwMode="auto" r:id="rId17">
+                      <w14:nvContentPartPr>
+                        <w14:cNvContentPartPr/>
+                      </w14:nvContentPartPr>
+                      <w14:xfrm>
+                        <a:off x="0" y="0"/>
+                        <a:ext cx="626110" cy="393065"/>
+                      </w14:xfrm>
+                    </w14:contentPart>
+                  </a:graphicData>
+                </a:graphic>
+                <wp14:sizeRelH relativeFrom="margin">
+                  <wp14:pctWidth>0</wp14:pctWidth>
+                </wp14:sizeRelH>
+                <wp14:sizeRelV relativeFrom="margin">
+                  <wp14:pctHeight>0</wp14:pctHeight>
+                </wp14:sizeRelV>
+              </wp:anchor>
+            </w:drawing>
+          </mc:Choice>
+          <mc:Fallback>
+            <w:pict>
+              <v:shape w14:anchorId="4D2BF264" id="Freihand 101" o:spid="_x0000_s1026" type="#_x0000_t75" style="position:absolute;margin-left:211.55pt;margin-top:45.25pt;width:50pt;height:31.65pt;z-index:251759616;visibility:visible;mso-wrap-style:square;mso-width-percent:0;mso-height-percent:0;mso-wrap-distance-left:9pt;mso-wrap-distance-top:0;mso-wrap-distance-right:9pt;mso-wrap-distance-bottom:0;mso-position-horizontal:absolute;mso-position-horizontal-relative:text;mso-position-vertical:absolute;mso-position-vertical-relative:text;mso-width-percent:0;mso-height-percent:0;mso-width-relative:margin;mso-height-relative:margin" o:gfxdata="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">
+                <v:imagedata r:id="rId18" o:title=""/>
+              </v:shape>
+            </w:pict>
+          </mc:Fallback>
+        </mc:AlternateContent>
+      </w:r>
+      <w:r>
+        <w:rPr>
+          <w:b/>
+          <w:noProof/>
+        </w:rPr>
+        <mc:AlternateContent>
+          <mc:Choice Requires="wpi">
+            <w:drawing>
+              <wp:anchor distT="0" distB="0" distL="114300" distR="114300" simplePos="0" relativeHeight="251802624" behindDoc="0" locked="0" layoutInCell="1" allowOverlap="1" wp14:anchorId="086070DD" wp14:editId="3AFF17D4">
+                <wp:simplePos x="0" y="0"/>
+                <wp:positionH relativeFrom="column">
+                  <wp:posOffset>4898390</wp:posOffset>
+                </wp:positionH>
+                <wp:positionV relativeFrom="paragraph">
+                  <wp:posOffset>1032510</wp:posOffset>
+                </wp:positionV>
+                <wp:extent cx="56515" cy="377190"/>
+                <wp:effectExtent l="38100" t="38100" r="38735" b="41910"/>
+                <wp:wrapNone/>
+                <wp:docPr id="1339065919" name="Freihand 143"/>
+                <wp:cNvGraphicFramePr/>
+                <a:graphic xmlns:a="http://schemas.openxmlformats.org/drawingml/2006/main">
+                  <a:graphicData uri="http://schemas.microsoft.com/office/word/2010/wordprocessingInk">
+                    <w14:contentPart bwMode="auto" r:id="rId19">
+                      <w14:nvContentPartPr>
+                        <w14:cNvContentPartPr/>
+                      </w14:nvContentPartPr>
+                      <w14:xfrm>
+                        <a:off x="0" y="0"/>
+                        <a:ext cx="56515" cy="377190"/>
+                      </w14:xfrm>
+                    </w14:contentPart>
+                  </a:graphicData>
+                </a:graphic>
+                <wp14:sizeRelH relativeFrom="margin">
+                  <wp14:pctWidth>0</wp14:pctWidth>
+                </wp14:sizeRelH>
+                <wp14:sizeRelV relativeFrom="margin">
+                  <wp14:pctHeight>0</wp14:pctHeight>
+                </wp14:sizeRelV>
+              </wp:anchor>
+            </w:drawing>
+          </mc:Choice>
+          <mc:Fallback>
+            <w:pict>
+              <v:shape w14:anchorId="754AFB03" id="Freihand 143" o:spid="_x0000_s1026" type="#_x0000_t75" style="position:absolute;margin-left:385.35pt;margin-top:80.95pt;width:5.15pt;height:30.4pt;z-index:251802624;visibility:visible;mso-wrap-style:square;mso-width-percent:0;mso-height-percent:0;mso-wrap-distance-left:9pt;mso-wrap-distance-top:0;mso-wrap-distance-right:9pt;mso-wrap-distance-bottom:0;mso-position-horizontal:absolute;mso-position-horizontal-relative:text;mso-position-vertical:absolute;mso-position-vertical-relative:text;mso-width-percent:0;mso-height-percent:0;mso-width-relative:margin;mso-height-relative:margin" o:gfxdata="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">
+                <v:imagedata r:id="rId20" o:title=""/>
+              </v:shape>
+            </w:pict>
+          </mc:Fallback>
+        </mc:AlternateContent>
+      </w:r>
+      <w:r>
+        <w:rPr>
+          <w:b/>
+          <w:noProof/>
+        </w:rPr>
+        <mc:AlternateContent>
+          <mc:Choice Requires="wpi">
+            <w:drawing>
+              <wp:anchor distT="0" distB="0" distL="114300" distR="114300" simplePos="0" relativeHeight="251844608" behindDoc="0" locked="0" layoutInCell="1" allowOverlap="1" wp14:anchorId="415ACCEB" wp14:editId="5426786A">
+                <wp:simplePos x="0" y="0"/>
+                <wp:positionH relativeFrom="column">
+                  <wp:posOffset>3542030</wp:posOffset>
+                </wp:positionH>
+                <wp:positionV relativeFrom="paragraph">
+                  <wp:posOffset>713105</wp:posOffset>
+                </wp:positionV>
+                <wp:extent cx="2322195" cy="742315"/>
+                <wp:effectExtent l="38100" t="38100" r="1905" b="38735"/>
+                <wp:wrapNone/>
+                <wp:docPr id="672929712" name="Freihand 186"/>
+                <wp:cNvGraphicFramePr/>
+                <a:graphic xmlns:a="http://schemas.openxmlformats.org/drawingml/2006/main">
+                  <a:graphicData uri="http://schemas.microsoft.com/office/word/2010/wordprocessingInk">
+                    <w14:contentPart bwMode="auto" r:id="rId21">
+                      <w14:nvContentPartPr>
+                        <w14:cNvContentPartPr/>
+                      </w14:nvContentPartPr>
+                      <w14:xfrm>
+                        <a:off x="0" y="0"/>
+                        <a:ext cx="2322195" cy="742315"/>
+                      </w14:xfrm>
+                    </w14:contentPart>
+                  </a:graphicData>
+                </a:graphic>
+                <wp14:sizeRelH relativeFrom="margin">
+                  <wp14:pctWidth>0</wp14:pctWidth>
+                </wp14:sizeRelH>
+                <wp14:sizeRelV relativeFrom="margin">
+                  <wp14:pctHeight>0</wp14:pctHeight>
+                </wp14:sizeRelV>
+              </wp:anchor>
+            </w:drawing>
+          </mc:Choice>
+          <mc:Fallback>
+            <w:pict>
+              <v:shape w14:anchorId="489EF544" id="Freihand 186" o:spid="_x0000_s1026" type="#_x0000_t75" style="position:absolute;margin-left:278.55pt;margin-top:55.8pt;width:183.55pt;height:59.15pt;z-index:251844608;visibility:visible;mso-wrap-style:square;mso-width-percent:0;mso-height-percent:0;mso-wrap-distance-left:9pt;mso-wrap-distance-top:0;mso-wrap-distance-right:9pt;mso-wrap-distance-bottom:0;mso-position-horizontal:absolute;mso-position-horizontal-relative:text;mso-position-vertical:absolute;mso-position-vertical-relative:text;mso-width-percent:0;mso-height-percent:0;mso-width-relative:margin;mso-height-relative:margin" o:gfxdata="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">
+                <v:imagedata r:id="rId22" o:title=""/>
+              </v:shape>
+            </w:pict>
+          </mc:Fallback>
+        </mc:AlternateContent>
+      </w:r>
+      <w:r>
+        <w:rPr>
+          <w:b/>
+          <w:noProof/>
+        </w:rPr>
+        <mc:AlternateContent>
+          <mc:Choice Requires="wpi">
+            <w:drawing>
+              <wp:anchor distT="0" distB="0" distL="114300" distR="114300" simplePos="0" relativeHeight="251852800" behindDoc="0" locked="0" layoutInCell="1" allowOverlap="1" wp14:anchorId="23D7218B" wp14:editId="37BBAD08">
+                <wp:simplePos x="0" y="0"/>
+                <wp:positionH relativeFrom="column">
+                  <wp:posOffset>2729182</wp:posOffset>
+                </wp:positionH>
+                <wp:positionV relativeFrom="paragraph">
+                  <wp:posOffset>1116885</wp:posOffset>
+                </wp:positionV>
+                <wp:extent cx="383001" cy="130153"/>
+                <wp:effectExtent l="38100" t="38100" r="36195" b="41910"/>
+                <wp:wrapNone/>
+                <wp:docPr id="566210592" name="Freihand 194"/>
+                <wp:cNvGraphicFramePr/>
+                <a:graphic xmlns:a="http://schemas.openxmlformats.org/drawingml/2006/main">
+                  <a:graphicData uri="http://schemas.microsoft.com/office/word/2010/wordprocessingInk">
+                    <w14:contentPart bwMode="auto" r:id="rId23">
+                      <w14:nvContentPartPr>
+                        <w14:cNvContentPartPr/>
+                      </w14:nvContentPartPr>
+                      <w14:xfrm>
+                        <a:off x="0" y="0"/>
+                        <a:ext cx="383001" cy="130153"/>
+                      </w14:xfrm>
+                    </w14:contentPart>
+                  </a:graphicData>
+                </a:graphic>
+                <wp14:sizeRelH relativeFrom="margin">
+                  <wp14:pctWidth>0</wp14:pctWidth>
+                </wp14:sizeRelH>
+                <wp14:sizeRelV relativeFrom="margin">
+                  <wp14:pctHeight>0</wp14:pctHeight>
+                </wp14:sizeRelV>
+              </wp:anchor>
+            </w:drawing>
+          </mc:Choice>
+          <mc:Fallback>
+            <w:pict>
+              <v:shape w14:anchorId="560A0C3A" id="Freihand 194" o:spid="_x0000_s1026" type="#_x0000_t75" style="position:absolute;margin-left:214.55pt;margin-top:87.6pt;width:30.85pt;height:11pt;z-index:251852800;visibility:visible;mso-wrap-style:square;mso-width-percent:0;mso-height-percent:0;mso-wrap-distance-left:9pt;mso-wrap-distance-top:0;mso-wrap-distance-right:9pt;mso-wrap-distance-bottom:0;mso-position-horizontal:absolute;mso-position-horizontal-relative:text;mso-position-vertical:absolute;mso-position-vertical-relative:text;mso-width-percent:0;mso-height-percent:0;mso-width-relative:margin;mso-height-relative:margin" o:gfxdata="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">
+                <v:imagedata r:id="rId24" o:title=""/>
+              </v:shape>
+            </w:pict>
+          </mc:Fallback>
+        </mc:AlternateContent>
+      </w:r>
       <w:r>
         <w:rPr>
           <w:b/>
@@ -155,9 +642,11 @@
               <w:spacing w:line="240" w:lineRule="auto"/>
               <w:jc w:val="center"/>
             </w:pPr>
+            <w:proofErr w:type="spellStart"/>
             <w:r>
               <w:t>formel</w:t>
             </w:r>
+            <w:proofErr w:type="spellEnd"/>
           </w:p>
         </w:tc>
         <w:tc>
@@ -248,8 +737,13 @@
               <w:jc w:val="center"/>
             </w:pPr>
             <w:r>
-              <w:t>g/mol</w:t>
-            </w:r>
+              <w:t>g/</w:t>
+            </w:r>
+            <w:proofErr w:type="spellStart"/>
+            <w:r>
+              <w:t>mol</w:t>
+            </w:r>
+            <w:proofErr w:type="spellEnd"/>
           </w:p>
         </w:tc>
         <w:tc>
@@ -332,8 +826,21 @@
               <w:jc w:val="left"/>
             </w:pPr>
             <w:r>
-              <w:t>PNAM-macroRAFT agent</w:t>
-            </w:r>
+              <w:t>PNAM-</w:t>
+            </w:r>
+            <w:proofErr w:type="spellStart"/>
+            <w:r>
+              <w:t>macroRAFT</w:t>
+            </w:r>
+            <w:proofErr w:type="spellEnd"/>
+            <w:r>
+              <w:t xml:space="preserve"> </w:t>
+            </w:r>
+            <w:proofErr w:type="spellStart"/>
+            <w:r>
+              <w:t>agent</w:t>
+            </w:r>
+            <w:proofErr w:type="spellEnd"/>
           </w:p>
         </w:tc>
         <w:tc>
@@ -439,7 +946,15 @@
               <w:jc w:val="left"/>
             </w:pPr>
             <w:r>
-              <w:t>Styrol (Sty)</w:t>
+              <w:t>Styrol (</w:t>
+            </w:r>
+            <w:proofErr w:type="spellStart"/>
+            <w:r>
+              <w:t>Sty</w:t>
+            </w:r>
+            <w:proofErr w:type="spellEnd"/>
+            <w:r>
+              <w:t>)</w:t>
             </w:r>
           </w:p>
         </w:tc>
@@ -560,8 +1075,13 @@
               <w:spacing w:line="240" w:lineRule="auto"/>
               <w:jc w:val="left"/>
             </w:pPr>
-            <w:r>
-              <w:t>Kaliumperoxodisulfat (KPS)</w:t>
+            <w:proofErr w:type="spellStart"/>
+            <w:r>
+              <w:t>Kaliumperoxodisulfat</w:t>
+            </w:r>
+            <w:proofErr w:type="spellEnd"/>
+            <w:r>
+              <w:t xml:space="preserve"> (KPS)</w:t>
             </w:r>
           </w:p>
         </w:tc>
@@ -691,8 +1211,13 @@
               <w:spacing w:line="240" w:lineRule="auto"/>
               <w:jc w:val="left"/>
             </w:pPr>
-            <w:r>
-              <w:t>Deuteriertes DMSO (DMSO-d6)</w:t>
+            <w:proofErr w:type="spellStart"/>
+            <w:r>
+              <w:t>Deuteriertes</w:t>
+            </w:r>
+            <w:proofErr w:type="spellEnd"/>
+            <w:r>
+              <w:t xml:space="preserve"> DMSO (DMSO-d6)</w:t>
             </w:r>
           </w:p>
         </w:tc>
@@ -942,7 +1467,15 @@
               <w:jc w:val="left"/>
             </w:pPr>
             <w:r>
-              <w:t>PNAM-b-PSty (Produkt)</w:t>
+              <w:t>PNAM-b-</w:t>
+            </w:r>
+            <w:proofErr w:type="spellStart"/>
+            <w:r>
+              <w:t>PSty</w:t>
+            </w:r>
+            <w:proofErr w:type="spellEnd"/>
+            <w:r>
+              <w:t xml:space="preserve"> (Produkt)</w:t>
             </w:r>
           </w:p>
         </w:tc>
@@ -1120,8 +1653,13 @@
               <w:jc w:val="center"/>
             </w:pPr>
             <w:r>
-              <w:t>Lagerort gem. DaMaRIS</w:t>
-            </w:r>
+              <w:t xml:space="preserve">Lagerort gem. </w:t>
+            </w:r>
+            <w:proofErr w:type="spellStart"/>
+            <w:r>
+              <w:t>DaMaRIS</w:t>
+            </w:r>
+            <w:proofErr w:type="spellEnd"/>
           </w:p>
         </w:tc>
       </w:tr>
@@ -1137,8 +1675,21 @@
               <w:jc w:val="left"/>
             </w:pPr>
             <w:r>
-              <w:t>PNAM-macroRAFT agent</w:t>
-            </w:r>
+              <w:t>PNAM-</w:t>
+            </w:r>
+            <w:proofErr w:type="spellStart"/>
+            <w:r>
+              <w:t>macroRAFT</w:t>
+            </w:r>
+            <w:proofErr w:type="spellEnd"/>
+            <w:r>
+              <w:t xml:space="preserve"> </w:t>
+            </w:r>
+            <w:proofErr w:type="spellStart"/>
+            <w:r>
+              <w:t>agent</w:t>
+            </w:r>
+            <w:proofErr w:type="spellEnd"/>
           </w:p>
         </w:tc>
         <w:tc>
@@ -1177,7 +1728,15 @@
               <w:jc w:val="left"/>
             </w:pPr>
             <w:r>
-              <w:t>Styrol (Sty)</w:t>
+              <w:t>Styrol (</w:t>
+            </w:r>
+            <w:proofErr w:type="spellStart"/>
+            <w:r>
+              <w:t>Sty</w:t>
+            </w:r>
+            <w:proofErr w:type="spellEnd"/>
+            <w:r>
+              <w:t>)</w:t>
             </w:r>
           </w:p>
         </w:tc>
@@ -1196,44 +1755,17 @@
                 <w:i/>
                 <w:iCs/>
               </w:rPr>
-              <w:t>Kein Eintrag im DaMaRIS</w:t>
-            </w:r>
-          </w:p>
-        </w:tc>
-      </w:tr>
-      <w:tr>
-        <w:tc>
-          <w:tcPr>
-            <w:tcW w:w="3402" w:type="dxa"/>
-            <w:vAlign w:val="center"/>
-          </w:tcPr>
-          <w:p>
-            <w:pPr>
-              <w:spacing w:line="240" w:lineRule="auto"/>
-              <w:jc w:val="left"/>
-            </w:pPr>
-            <w:r>
-              <w:t>Kaliumperoxodisulfat (KPS)</w:t>
-            </w:r>
-          </w:p>
-        </w:tc>
-        <w:tc>
-          <w:tcPr>
-            <w:tcW w:w="6350" w:type="dxa"/>
-            <w:vAlign w:val="center"/>
-          </w:tcPr>
-          <w:p>
-            <w:pPr>
-              <w:spacing w:line="240" w:lineRule="auto"/>
-              <w:jc w:val="left"/>
-            </w:pPr>
+              <w:t xml:space="preserve">Kein Eintrag im </w:t>
+            </w:r>
+            <w:proofErr w:type="spellStart"/>
             <w:r>
               <w:rPr>
                 <w:i/>
                 <w:iCs/>
               </w:rPr>
-              <w:t>Kein Eintrag im DaMaRIS</w:t>
-            </w:r>
+              <w:t>DaMaRIS</w:t>
+            </w:r>
+            <w:proofErr w:type="spellEnd"/>
           </w:p>
         </w:tc>
       </w:tr>
@@ -1248,8 +1780,13 @@
               <w:spacing w:line="240" w:lineRule="auto"/>
               <w:jc w:val="left"/>
             </w:pPr>
-            <w:r>
-              <w:t>Deuteriertes DMSO (DMSO-d6)</w:t>
+            <w:proofErr w:type="spellStart"/>
+            <w:r>
+              <w:t>Kaliumperoxodisulfat</w:t>
+            </w:r>
+            <w:proofErr w:type="spellEnd"/>
+            <w:r>
+              <w:t xml:space="preserve"> (KPS)</w:t>
             </w:r>
           </w:p>
         </w:tc>
@@ -1262,18 +1799,77 @@
             <w:pPr>
               <w:spacing w:line="240" w:lineRule="auto"/>
               <w:jc w:val="left"/>
+            </w:pPr>
+            <w:r>
               <w:rPr>
                 <w:i/>
                 <w:iCs/>
               </w:rPr>
-            </w:pPr>
+              <w:t xml:space="preserve">Kein Eintrag im </w:t>
+            </w:r>
+            <w:proofErr w:type="spellStart"/>
             <w:r>
               <w:rPr>
                 <w:i/>
                 <w:iCs/>
               </w:rPr>
-              <w:t>Kein Eintrag im DaMaRIS</w:t>
-            </w:r>
+              <w:t>DaMaRIS</w:t>
+            </w:r>
+            <w:proofErr w:type="spellEnd"/>
+          </w:p>
+        </w:tc>
+      </w:tr>
+      <w:tr>
+        <w:tc>
+          <w:tcPr>
+            <w:tcW w:w="3402" w:type="dxa"/>
+            <w:vAlign w:val="center"/>
+          </w:tcPr>
+          <w:p>
+            <w:pPr>
+              <w:spacing w:line="240" w:lineRule="auto"/>
+              <w:jc w:val="left"/>
+            </w:pPr>
+            <w:proofErr w:type="spellStart"/>
+            <w:r>
+              <w:t>Deuteriertes</w:t>
+            </w:r>
+            <w:proofErr w:type="spellEnd"/>
+            <w:r>
+              <w:t xml:space="preserve"> DMSO (DMSO-d6)</w:t>
+            </w:r>
+          </w:p>
+        </w:tc>
+        <w:tc>
+          <w:tcPr>
+            <w:tcW w:w="6350" w:type="dxa"/>
+            <w:vAlign w:val="center"/>
+          </w:tcPr>
+          <w:p>
+            <w:pPr>
+              <w:spacing w:line="240" w:lineRule="auto"/>
+              <w:jc w:val="left"/>
+              <w:rPr>
+                <w:i/>
+                <w:iCs/>
+              </w:rPr>
+            </w:pPr>
+            <w:r>
+              <w:rPr>
+                <w:i/>
+                <w:iCs/>
+              </w:rPr>
+              <w:t xml:space="preserve">Kein Eintrag im </w:t>
+            </w:r>
+            <w:proofErr w:type="spellStart"/>
+            <w:r>
+              <w:rPr>
+                <w:i/>
+                <w:iCs/>
+              </w:rPr>
+              <w:t>DaMaRIS</w:t>
+            </w:r>
+            <w:proofErr w:type="spellEnd"/>
           </w:p>
         </w:tc>
       </w:tr>
@@ -1327,7 +1923,21 @@
         <w:rPr>
           <w:sz w:val="20"/>
         </w:rPr>
-        <w:t xml:space="preserve">Für die Versuche 2.7 und 2.8 sind Edukte z.T. nicht in DaMaRIS gelistet. Hier muss der konkrete Lagerort im Labor bei den Ausbildenden erfragt werden </w:t>
+        <w:t xml:space="preserve">Für die Versuche 2.7 und 2.8 sind Edukte z.T. nicht in </w:t>
+      </w:r>
+      <w:proofErr w:type="spellStart"/>
+      <w:r>
+        <w:rPr>
+          <w:sz w:val="20"/>
+        </w:rPr>
+        <w:t>DaMaRIS</w:t>
+      </w:r>
+      <w:proofErr w:type="spellEnd"/>
+      <w:r>
+        <w:rPr>
+          <w:sz w:val="20"/>
+        </w:rPr>
+        <w:t xml:space="preserve"> gelistet. Hier muss der konkrete Lagerort im Labor bei den Ausbildenden erfragt werden </w:t>
       </w:r>
       <w:r>
         <w:rPr>
@@ -1501,8 +2111,21 @@
               <w:jc w:val="left"/>
             </w:pPr>
             <w:r>
-              <w:t>PNAM-macroRAFT agent</w:t>
-            </w:r>
+              <w:t>PNAM-</w:t>
+            </w:r>
+            <w:proofErr w:type="spellStart"/>
+            <w:r>
+              <w:t>macroRAFT</w:t>
+            </w:r>
+            <w:proofErr w:type="spellEnd"/>
+            <w:r>
+              <w:t xml:space="preserve"> </w:t>
+            </w:r>
+            <w:proofErr w:type="spellStart"/>
+            <w:r>
+              <w:t>agent</w:t>
+            </w:r>
+            <w:proofErr w:type="spellEnd"/>
           </w:p>
         </w:tc>
         <w:tc>
@@ -1599,7 +2222,15 @@
               <w:jc w:val="left"/>
             </w:pPr>
             <w:r>
-              <w:t>Styrol (Sty)</w:t>
+              <w:t>Styrol (</w:t>
+            </w:r>
+            <w:proofErr w:type="spellStart"/>
+            <w:r>
+              <w:t>Sty</w:t>
+            </w:r>
+            <w:proofErr w:type="spellEnd"/>
+            <w:r>
+              <w:t>)</w:t>
             </w:r>
           </w:p>
         </w:tc>
@@ -1647,7 +2278,7 @@
                           </pic:cNvPicPr>
                         </pic:nvPicPr>
                         <pic:blipFill>
-                          <a:blip r:embed="rId7" cstate="print">
+                          <a:blip r:embed="rId25" cstate="print">
                             <a:extLst>
                               <a:ext uri="{28A0092B-C50C-407E-A947-70E740481C1C}">
                                 <a14:useLocalDpi xmlns:a14="http://schemas.microsoft.com/office/drawing/2010/main" val="0"/>
@@ -1700,7 +2331,7 @@
                           </pic:cNvPicPr>
                         </pic:nvPicPr>
                         <pic:blipFill>
-                          <a:blip r:embed="rId8" cstate="print">
+                          <a:blip r:embed="rId26" cstate="print">
                             <a:extLst>
                               <a:ext uri="{28A0092B-C50C-407E-A947-70E740481C1C}">
                                 <a14:useLocalDpi xmlns:a14="http://schemas.microsoft.com/office/drawing/2010/main" val="0"/>
@@ -1753,7 +2384,7 @@
                           </pic:cNvPicPr>
                         </pic:nvPicPr>
                         <pic:blipFill>
-                          <a:blip r:embed="rId9" cstate="print">
+                          <a:blip r:embed="rId27" cstate="print">
                             <a:extLst>
                               <a:ext uri="{28A0092B-C50C-407E-A947-70E740481C1C}">
                                 <a14:useLocalDpi xmlns:a14="http://schemas.microsoft.com/office/drawing/2010/main" val="0"/>
@@ -1828,8 +2459,14 @@
             <w:pPr>
               <w:spacing w:line="240" w:lineRule="auto"/>
               <w:jc w:val="left"/>
-            </w:pPr>
-            <w:r>
+              <w:rPr>
+                <w:lang w:val="pt-PT"/>
+              </w:rPr>
+            </w:pPr>
+            <w:r>
+              <w:rPr>
+                <w:lang w:val="pt-PT"/>
+              </w:rPr>
               <w:t>H226 H304 H332 H315 H319 H335 H361d H372 H412</w:t>
             </w:r>
           </w:p>
@@ -1851,13 +2488,13 @@
               <w:jc w:val="left"/>
               <w:rPr>
                 <w:szCs w:val="22"/>
-                <w:lang w:val="en-GB"/>
+                <w:lang w:val="pt-PT"/>
               </w:rPr>
             </w:pPr>
             <w:r>
               <w:rPr>
                 <w:szCs w:val="22"/>
-                <w:lang w:val="en-GB"/>
+                <w:lang w:val="pt-PT"/>
               </w:rPr>
               <w:t>P210 P280 P301+P310 P331 P303+P361+P353 P304+P340</w:t>
             </w:r>
@@ -1881,8 +2518,13 @@
               <w:spacing w:line="240" w:lineRule="auto"/>
               <w:jc w:val="left"/>
             </w:pPr>
-            <w:r>
-              <w:t>Kaliumperoxodisulfat (KPS)</w:t>
+            <w:proofErr w:type="spellStart"/>
+            <w:r>
+              <w:t>Kaliumperoxodisulfat</w:t>
+            </w:r>
+            <w:proofErr w:type="spellEnd"/>
+            <w:r>
+              <w:t xml:space="preserve"> (KPS)</w:t>
             </w:r>
           </w:p>
         </w:tc>
@@ -1924,7 +2566,7 @@
                           </pic:cNvPicPr>
                         </pic:nvPicPr>
                         <pic:blipFill>
-                          <a:blip r:embed="rId10" cstate="print">
+                          <a:blip r:embed="rId28" cstate="print">
                             <a:extLst>
                               <a:ext uri="{28A0092B-C50C-407E-A947-70E740481C1C}">
                                 <a14:useLocalDpi xmlns:a14="http://schemas.microsoft.com/office/drawing/2010/main" val="0"/>
@@ -1977,7 +2619,7 @@
                           </pic:cNvPicPr>
                         </pic:nvPicPr>
                         <pic:blipFill>
-                          <a:blip r:embed="rId8" cstate="print">
+                          <a:blip r:embed="rId26" cstate="print">
                             <a:extLst>
                               <a:ext uri="{28A0092B-C50C-407E-A947-70E740481C1C}">
                                 <a14:useLocalDpi xmlns:a14="http://schemas.microsoft.com/office/drawing/2010/main" val="0"/>
@@ -2030,7 +2672,7 @@
                           </pic:cNvPicPr>
                         </pic:nvPicPr>
                         <pic:blipFill>
-                          <a:blip r:embed="rId9" cstate="print">
+                          <a:blip r:embed="rId27" cstate="print">
                             <a:extLst>
                               <a:ext uri="{28A0092B-C50C-407E-A947-70E740481C1C}">
                                 <a14:useLocalDpi xmlns:a14="http://schemas.microsoft.com/office/drawing/2010/main" val="0"/>
@@ -2122,20 +2764,17 @@
               <w:jc w:val="left"/>
               <w:rPr>
                 <w:szCs w:val="22"/>
-                <w:lang w:val="en-US"/>
               </w:rPr>
             </w:pPr>
             <w:r>
               <w:rPr>
                 <w:szCs w:val="22"/>
-                <w:lang w:val="en-GB"/>
               </w:rPr>
               <w:t xml:space="preserve">P210 P280 P301+P312 P302+P352 </w:t>
             </w:r>
             <w:r>
               <w:rPr>
                 <w:szCs w:val="22"/>
-                <w:lang w:val="en-GB"/>
               </w:rPr>
               <w:lastRenderedPageBreak/>
               <w:t>P304+P340+P312 P305+P351+P338</w:t>
@@ -2160,9 +2799,14 @@
               <w:spacing w:line="240" w:lineRule="auto"/>
               <w:jc w:val="left"/>
             </w:pPr>
+            <w:proofErr w:type="spellStart"/>
             <w:r>
               <w:lastRenderedPageBreak/>
-              <w:t>Deuteriertes DMSO (DMSO-d6)</w:t>
+              <w:t>Deuteriertes</w:t>
+            </w:r>
+            <w:proofErr w:type="spellEnd"/>
+            <w:r>
+              <w:t xml:space="preserve"> DMSO (DMSO-d6)</w:t>
             </w:r>
           </w:p>
         </w:tc>
@@ -2319,7 +2963,7 @@
                           </pic:cNvPicPr>
                         </pic:nvPicPr>
                         <pic:blipFill>
-                          <a:blip r:embed="rId11">
+                          <a:blip r:embed="rId29">
                             <a:extLst>
                               <a:ext uri="{28A0092B-C50C-407E-A947-70E740481C1C}">
                                 <a14:useLocalDpi xmlns:a14="http://schemas.microsoft.com/office/drawing/2010/main" val="0"/>
@@ -2372,7 +3016,7 @@
                           </pic:cNvPicPr>
                         </pic:nvPicPr>
                         <pic:blipFill>
-                          <a:blip r:embed="rId12">
+                          <a:blip r:embed="rId30">
                             <a:extLst>
                               <a:ext uri="{28A0092B-C50C-407E-A947-70E740481C1C}">
                                 <a14:useLocalDpi xmlns:a14="http://schemas.microsoft.com/office/drawing/2010/main" val="0"/>
@@ -2425,7 +3069,7 @@
                           </pic:cNvPicPr>
                         </pic:nvPicPr>
                         <pic:blipFill>
-                          <a:blip r:embed="rId13">
+                          <a:blip r:embed="rId31">
                             <a:extLst>
                               <a:ext uri="{28A0092B-C50C-407E-A947-70E740481C1C}">
                                 <a14:useLocalDpi xmlns:a14="http://schemas.microsoft.com/office/drawing/2010/main" val="0"/>
@@ -3131,8 +3775,21 @@
               <w:spacing w:line="240" w:lineRule="auto"/>
             </w:pPr>
             <w:r>
-              <w:t>PNAM-macroRAFT agent</w:t>
-            </w:r>
+              <w:t>PNAM-</w:t>
+            </w:r>
+            <w:proofErr w:type="spellStart"/>
+            <w:r>
+              <w:t>macroRAFT</w:t>
+            </w:r>
+            <w:proofErr w:type="spellEnd"/>
+            <w:r>
+              <w:t xml:space="preserve"> </w:t>
+            </w:r>
+            <w:proofErr w:type="spellStart"/>
+            <w:r>
+              <w:t>agent</w:t>
+            </w:r>
+            <w:proofErr w:type="spellEnd"/>
           </w:p>
         </w:tc>
         <w:tc>
@@ -3186,7 +3843,15 @@
               <w:spacing w:line="240" w:lineRule="auto"/>
             </w:pPr>
             <w:r>
-              <w:t>Styrol (Sty)</w:t>
+              <w:t>Styrol (</w:t>
+            </w:r>
+            <w:proofErr w:type="spellStart"/>
+            <w:r>
+              <w:t>Sty</w:t>
+            </w:r>
+            <w:proofErr w:type="spellEnd"/>
+            <w:r>
+              <w:t>)</w:t>
             </w:r>
           </w:p>
         </w:tc>
@@ -3240,8 +3905,13 @@
             <w:pPr>
               <w:spacing w:line="240" w:lineRule="auto"/>
             </w:pPr>
-            <w:r>
-              <w:t>Kaliumperoxodisulfat (KPS)</w:t>
+            <w:proofErr w:type="spellStart"/>
+            <w:r>
+              <w:t>Kaliumperoxodisulfat</w:t>
+            </w:r>
+            <w:proofErr w:type="spellEnd"/>
+            <w:r>
+              <w:t xml:space="preserve"> (KPS)</w:t>
             </w:r>
           </w:p>
         </w:tc>
@@ -3295,8 +3965,13 @@
             <w:pPr>
               <w:spacing w:line="240" w:lineRule="auto"/>
             </w:pPr>
-            <w:r>
-              <w:t>Deuteriertes DMSO (DMSO-d6)</w:t>
+            <w:proofErr w:type="spellStart"/>
+            <w:r>
+              <w:t>Deuteriertes</w:t>
+            </w:r>
+            <w:proofErr w:type="spellEnd"/>
+            <w:r>
+              <w:t xml:space="preserve"> DMSO (DMSO-d6)</w:t>
             </w:r>
           </w:p>
         </w:tc>
@@ -3550,7 +4225,6 @@
         <w:rPr>
           <w:b/>
         </w:rPr>
-        <w:lastRenderedPageBreak/>
         <w:t>Maßnahmen bei kleinen Störfällen:</w:t>
       </w:r>
     </w:p>
@@ -3633,8 +4307,21 @@
               <w:jc w:val="left"/>
             </w:pPr>
             <w:r>
-              <w:t>PNAM-macroRAFT agent</w:t>
-            </w:r>
+              <w:t>PNAM-</w:t>
+            </w:r>
+            <w:proofErr w:type="spellStart"/>
+            <w:r>
+              <w:t>macroRAFT</w:t>
+            </w:r>
+            <w:proofErr w:type="spellEnd"/>
+            <w:r>
+              <w:t xml:space="preserve"> </w:t>
+            </w:r>
+            <w:proofErr w:type="spellStart"/>
+            <w:r>
+              <w:t>agent</w:t>
+            </w:r>
+            <w:proofErr w:type="spellEnd"/>
           </w:p>
         </w:tc>
         <w:tc>
@@ -3675,7 +4362,15 @@
               <w:jc w:val="left"/>
             </w:pPr>
             <w:r>
-              <w:t>Styrol (Sty)</w:t>
+              <w:t>Styrol (</w:t>
+            </w:r>
+            <w:proofErr w:type="spellStart"/>
+            <w:r>
+              <w:t>Sty</w:t>
+            </w:r>
+            <w:proofErr w:type="spellEnd"/>
+            <w:r>
+              <w:t>)</w:t>
             </w:r>
           </w:p>
         </w:tc>
@@ -3694,9 +4389,11 @@
               <w:spacing w:line="240" w:lineRule="auto"/>
               <w:jc w:val="left"/>
             </w:pPr>
+            <w:proofErr w:type="spellStart"/>
             <w:r>
               <w:t>Cb</w:t>
             </w:r>
+            <w:proofErr w:type="spellEnd"/>
           </w:p>
         </w:tc>
       </w:tr>
@@ -3716,8 +4413,13 @@
               <w:spacing w:line="240" w:lineRule="auto"/>
               <w:jc w:val="left"/>
             </w:pPr>
-            <w:r>
-              <w:t>Kaliumperoxodisulfat (KPS)</w:t>
+            <w:proofErr w:type="spellStart"/>
+            <w:r>
+              <w:t>Kaliumperoxodisulfat</w:t>
+            </w:r>
+            <w:proofErr w:type="spellEnd"/>
+            <w:r>
+              <w:t xml:space="preserve"> (KPS)</w:t>
             </w:r>
           </w:p>
         </w:tc>
@@ -3758,8 +4460,13 @@
               <w:spacing w:line="240" w:lineRule="auto"/>
               <w:jc w:val="left"/>
             </w:pPr>
-            <w:r>
-              <w:t>Deuteriertes DMSO (DMSO-d6)</w:t>
+            <w:proofErr w:type="spellStart"/>
+            <w:r>
+              <w:t>Deuteriertes</w:t>
+            </w:r>
+            <w:proofErr w:type="spellEnd"/>
+            <w:r>
+              <w:t xml:space="preserve"> DMSO (DMSO-d6)</w:t>
             </w:r>
           </w:p>
         </w:tc>
@@ -3778,9 +4485,11 @@
               <w:spacing w:line="240" w:lineRule="auto"/>
               <w:jc w:val="left"/>
             </w:pPr>
+            <w:proofErr w:type="spellStart"/>
             <w:r>
               <w:t>Cb</w:t>
             </w:r>
+            <w:proofErr w:type="spellEnd"/>
           </w:p>
         </w:tc>
       </w:tr>
@@ -3820,9 +4529,11 @@
               <w:spacing w:line="240" w:lineRule="auto"/>
               <w:jc w:val="left"/>
             </w:pPr>
+            <w:proofErr w:type="spellStart"/>
             <w:r>
               <w:t>Cb</w:t>
             </w:r>
+            <w:proofErr w:type="spellEnd"/>
           </w:p>
         </w:tc>
       </w:tr>
@@ -3867,7 +4578,25 @@
           <w:bCs/>
           <w:sz w:val="20"/>
         </w:rPr>
-        <w:t xml:space="preserve"> Cb:</w:t>
+        <w:t xml:space="preserve"> </w:t>
+      </w:r>
+      <w:proofErr w:type="spellStart"/>
+      <w:r>
+        <w:rPr>
+          <w:b/>
+          <w:bCs/>
+          <w:sz w:val="20"/>
+        </w:rPr>
+        <w:t>Cb</w:t>
+      </w:r>
+      <w:proofErr w:type="spellEnd"/>
+      <w:r>
+        <w:rPr>
+          <w:b/>
+          <w:bCs/>
+          <w:sz w:val="20"/>
+        </w:rPr>
+        <w:t>:</w:t>
       </w:r>
       <w:r>
         <w:rPr>
@@ -3919,11 +4648,19 @@
         <w:shd w:val="clear" w:color="auto" w:fill="D9D9D9" w:themeFill="background1" w:themeFillShade="D9"/>
         <w:spacing w:after="120" w:line="240" w:lineRule="auto"/>
       </w:pPr>
+      <w:proofErr w:type="spellStart"/>
       <w:r>
         <w:rPr>
           <w:b/>
         </w:rPr>
-        <w:t>Entsorgungungsvorschläge:</w:t>
+        <w:t>Entsorgungungsvorschläge</w:t>
+      </w:r>
+      <w:proofErr w:type="spellEnd"/>
+      <w:r>
+        <w:rPr>
+          <w:b/>
+        </w:rPr>
+        <w:t>:</w:t>
       </w:r>
       <w:r>
         <w:rPr>
@@ -4104,7 +4841,15 @@
               <w:jc w:val="left"/>
             </w:pPr>
             <w:r>
-              <w:t>Styrol (Sty)</w:t>
+              <w:t>Styrol (</w:t>
+            </w:r>
+            <w:proofErr w:type="spellStart"/>
+            <w:r>
+              <w:t>Sty</w:t>
+            </w:r>
+            <w:proofErr w:type="spellEnd"/>
+            <w:r>
+              <w:t>)</w:t>
             </w:r>
           </w:p>
         </w:tc>
@@ -4171,8 +4916,13 @@
               <w:spacing w:line="240" w:lineRule="auto"/>
               <w:jc w:val="left"/>
             </w:pPr>
-            <w:r>
-              <w:t>Kaliumperoxodisulfat (KPS)</w:t>
+            <w:proofErr w:type="spellStart"/>
+            <w:r>
+              <w:t>Kaliumperoxodisulfat</w:t>
+            </w:r>
+            <w:proofErr w:type="spellEnd"/>
+            <w:r>
+              <w:t xml:space="preserve"> (KPS)</w:t>
             </w:r>
           </w:p>
         </w:tc>
@@ -4239,8 +4989,13 @@
               <w:spacing w:line="240" w:lineRule="auto"/>
               <w:jc w:val="left"/>
             </w:pPr>
-            <w:r>
-              <w:t>Deuteriertes DMSO (DMSO-d6)</w:t>
+            <w:proofErr w:type="spellStart"/>
+            <w:r>
+              <w:t>Deuteriertes</w:t>
+            </w:r>
+            <w:proofErr w:type="spellEnd"/>
+            <w:r>
+              <w:t xml:space="preserve"> DMSO (DMSO-d6)</w:t>
             </w:r>
           </w:p>
         </w:tc>
@@ -4461,6 +5216,100 @@
               <w:rPr>
                 <w:b/>
                 <w:bCs/>
+                <w:noProof/>
+              </w:rPr>
+              <mc:AlternateContent>
+                <mc:Choice Requires="wpi">
+                  <w:drawing>
+                    <wp:anchor distT="0" distB="0" distL="114300" distR="114300" simplePos="0" relativeHeight="251673600" behindDoc="0" locked="0" layoutInCell="1" allowOverlap="1" wp14:anchorId="033B77FB" wp14:editId="5BF0D66D">
+                      <wp:simplePos x="0" y="0"/>
+                      <wp:positionH relativeFrom="column">
+                        <wp:posOffset>3563620</wp:posOffset>
+                      </wp:positionH>
+                      <wp:positionV relativeFrom="paragraph">
+                        <wp:posOffset>-38100</wp:posOffset>
+                      </wp:positionV>
+                      <wp:extent cx="1277180" cy="246240"/>
+                      <wp:effectExtent l="38100" t="38100" r="37465" b="40005"/>
+                      <wp:wrapNone/>
+                      <wp:docPr id="2026650462" name="Freihand 15"/>
+                      <wp:cNvGraphicFramePr/>
+                      <a:graphic xmlns:a="http://schemas.openxmlformats.org/drawingml/2006/main">
+                        <a:graphicData uri="http://schemas.microsoft.com/office/word/2010/wordprocessingInk">
+                          <w14:contentPart bwMode="auto" r:id="rId32">
+                            <w14:nvContentPartPr>
+                              <w14:cNvContentPartPr/>
+                            </w14:nvContentPartPr>
+                            <w14:xfrm>
+                              <a:off x="0" y="0"/>
+                              <a:ext cx="1277180" cy="246240"/>
+                            </w14:xfrm>
+                          </w14:contentPart>
+                        </a:graphicData>
+                      </a:graphic>
+                    </wp:anchor>
+                  </w:drawing>
+                </mc:Choice>
+                <mc:Fallback>
+                  <w:pict>
+                    <v:shape w14:anchorId="74040185" id="Freihand 15" o:spid="_x0000_s1026" type="#_x0000_t75" style="position:absolute;margin-left:280.25pt;margin-top:-3.35pt;width:101.25pt;height:20.1pt;z-index:251673600;visibility:visible;mso-wrap-style:square;mso-wrap-distance-left:9pt;mso-wrap-distance-top:0;mso-wrap-distance-right:9pt;mso-wrap-distance-bottom:0;mso-position-horizontal:absolute;mso-position-horizontal-relative:text;mso-position-vertical:absolute;mso-position-vertical-relative:text" o:gfxdata="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">
+                      <v:imagedata r:id="rId33" o:title=""/>
+                    </v:shape>
+                  </w:pict>
+                </mc:Fallback>
+              </mc:AlternateContent>
+            </w:r>
+            <w:r>
+              <w:rPr>
+                <w:b/>
+                <w:bCs/>
+                <w:noProof/>
+              </w:rPr>
+              <mc:AlternateContent>
+                <mc:Choice Requires="wpi">
+                  <w:drawing>
+                    <wp:anchor distT="0" distB="0" distL="114300" distR="114300" simplePos="0" relativeHeight="251670528" behindDoc="0" locked="0" layoutInCell="1" allowOverlap="1" wp14:anchorId="5C790104" wp14:editId="3E36DBB9">
+                      <wp:simplePos x="0" y="0"/>
+                      <wp:positionH relativeFrom="column">
+                        <wp:posOffset>548640</wp:posOffset>
+                      </wp:positionH>
+                      <wp:positionV relativeFrom="paragraph">
+                        <wp:posOffset>24765</wp:posOffset>
+                      </wp:positionV>
+                      <wp:extent cx="1124400" cy="162715"/>
+                      <wp:effectExtent l="38100" t="38100" r="38100" b="46990"/>
+                      <wp:wrapNone/>
+                      <wp:docPr id="1485806892" name="Freihand 12"/>
+                      <wp:cNvGraphicFramePr/>
+                      <a:graphic xmlns:a="http://schemas.openxmlformats.org/drawingml/2006/main">
+                        <a:graphicData uri="http://schemas.microsoft.com/office/word/2010/wordprocessingInk">
+                          <w14:contentPart bwMode="auto" r:id="rId34">
+                            <w14:nvContentPartPr>
+                              <w14:cNvContentPartPr/>
+                            </w14:nvContentPartPr>
+                            <w14:xfrm>
+                              <a:off x="0" y="0"/>
+                              <a:ext cx="1124400" cy="162715"/>
+                            </w14:xfrm>
+                          </w14:contentPart>
+                        </a:graphicData>
+                      </a:graphic>
+                    </wp:anchor>
+                  </w:drawing>
+                </mc:Choice>
+                <mc:Fallback>
+                  <w:pict>
+                    <v:shape w14:anchorId="23A5D858" id="Freihand 12" o:spid="_x0000_s1026" type="#_x0000_t75" style="position:absolute;margin-left:42.85pt;margin-top:1.6pt;width:89.25pt;height:13.5pt;z-index:251670528;visibility:visible;mso-wrap-style:square;mso-wrap-distance-left:9pt;mso-wrap-distance-top:0;mso-wrap-distance-right:9pt;mso-wrap-distance-bottom:0;mso-position-horizontal:absolute;mso-position-horizontal-relative:text;mso-position-vertical:absolute;mso-position-vertical-relative:text" o:gfxdata="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">
+                      <v:imagedata r:id="rId35" o:title=""/>
+                    </v:shape>
+                  </w:pict>
+                </mc:Fallback>
+              </mc:AlternateContent>
+            </w:r>
+            <w:r>
+              <w:rPr>
+                <w:b/>
+                <w:bCs/>
               </w:rPr>
               <w:t>Datum:                                                    Unterschrift Student*in:</w:t>
             </w:r>
@@ -4486,12 +5335,26 @@
         <w:rPr>
           <w:b/>
         </w:rPr>
-        <w:t>Unterschrift Assitent*in:</w:t>
+        <w:t xml:space="preserve">Unterschrift </w:t>
+      </w:r>
+      <w:proofErr w:type="spellStart"/>
+      <w:r>
+        <w:rPr>
+          <w:b/>
+        </w:rPr>
+        <w:t>Assitent</w:t>
+      </w:r>
+      <w:proofErr w:type="spellEnd"/>
+      <w:r>
+        <w:rPr>
+          <w:b/>
+        </w:rPr>
+        <w:t>*in:</w:t>
       </w:r>
     </w:p>
     <w:sectPr>
-      <w:headerReference w:type="default" r:id="rId14"/>
-      <w:footerReference w:type="default" r:id="rId15"/>
+      <w:headerReference w:type="default" r:id="rId36"/>
+      <w:footerReference w:type="default" r:id="rId37"/>
       <w:pgSz w:w="11906" w:h="16838"/>
       <w:pgMar w:top="2552" w:right="907" w:bottom="851" w:left="1134" w:header="567" w:footer="567" w:gutter="0"/>
       <w:cols w:space="720"/>
@@ -4723,73 +5586,52 @@
   </w:p>
   <w:p/>
   <w:p>
+    <w:r>
+      <w:t>Versuchsnummer</w:t>
+    </w:r>
+    <w:r>
+      <w:t xml:space="preserve">: </w:t>
+    </w:r>
+    <w:r>
+      <w:t>2.</w:t>
+    </w:r>
+    <w:r>
+      <w:t>8 PNAM-b-PSty nanoparticles via polymerization-induced selfassembly (PISA)</w:t>
+    </w:r>
+  </w:p>
+  <w:p/>
+  <w:p>
     <w:pPr>
       <w:rPr>
-        <w:lang w:val="en-GB"/>
+        <w:lang w:val="sv-SE"/>
       </w:rPr>
     </w:pPr>
     <w:r>
       <w:rPr>
-        <w:lang w:val="en-GB"/>
+        <w:lang w:val="sv-SE"/>
       </w:rPr>
-      <w:t>Versuchsnummer</w:t>
+      <w:t>Literatur:</w:t>
     </w:r>
     <w:r>
       <w:rPr>
-        <w:lang w:val="en-GB"/>
+        <w:lang w:val="sv-SE"/>
       </w:rPr>
-      <w:t xml:space="preserve">: </w:t>
+      <w:t xml:space="preserve"> DaMaRis, </w:t>
     </w:r>
     <w:r>
       <w:rPr>
-        <w:lang w:val="en-GB"/>
+        <w:lang w:val="sv-SE"/>
       </w:rPr>
-      <w:t>2.</w:t>
-    </w:r>
-    <w:r>
-      <w:rPr>
-        <w:lang w:val="en-GB"/>
-      </w:rPr>
-      <w:t xml:space="preserve">8 </w:t>
-    </w:r>
-    <w:r>
-      <w:rPr>
-        <w:lang w:val="en-GB"/>
-      </w:rPr>
-      <w:t>PNAM-b-PSty nanoparticles via polymerization-induced selfassembly</w:t>
-    </w:r>
-    <w:r>
-      <w:rPr>
-        <w:lang w:val="en-GB"/>
-      </w:rPr>
-      <w:t xml:space="preserve"> </w:t>
-    </w:r>
-    <w:r>
-      <w:rPr>
-        <w:lang w:val="en-GB"/>
-      </w:rPr>
-      <w:t>(PISA)</w:t>
+      <w:t>Carl Roth, GESTIS-Stoffdatenbank</w:t>
     </w:r>
   </w:p>
   <w:p>
     <w:pPr>
       <w:rPr>
-        <w:lang w:val="en-GB"/>
+        <w:lang w:val="sv-SE"/>
       </w:rPr>
     </w:pPr>
   </w:p>
-  <w:p>
-    <w:r>
-      <w:t>Literatur:</w:t>
-    </w:r>
-    <w:r>
-      <w:t xml:space="preserve"> DaMaRis, </w:t>
-    </w:r>
-    <w:r>
-      <w:t>Carl Roth, GESTIS-Stoffdatenbank</w:t>
-    </w:r>
-  </w:p>
-  <w:p/>
 </w:hdr>
 </file>
 
@@ -5243,6 +6085,7 @@
   <w:style w:type="character" w:default="1" w:styleId="Absatz-Standardschriftart">
     <w:name w:val="Default Paragraph Font"/>
     <w:uiPriority w:val="1"/>
+    <w:semiHidden/>
     <w:unhideWhenUsed/>
   </w:style>
   <w:style w:type="table" w:default="1" w:styleId="NormaleTabelle">
@@ -5430,6 +6273,461 @@
     <w:rsid w:val="006E0D23"/>
   </w:style>
 </w:styles>
+</file>
+
+<file path=word/ink/ink1.xml><?xml version="1.0" encoding="utf-8"?>
+<inkml:ink xmlns:inkml="http://www.w3.org/2003/InkML">
+  <inkml:definitions>
+    <inkml:context xml:id="ctx0">
+      <inkml:inkSource xml:id="inkSrc0">
+        <inkml:traceFormat>
+          <inkml:channel name="X" type="integer" min="-2.14748E9" max="2.14748E9" units="cm"/>
+          <inkml:channel name="Y" type="integer" min="-2.14748E9" max="2.14748E9" units="cm"/>
+          <inkml:channel name="F" type="integer" max="32767" units="dev"/>
+        </inkml:traceFormat>
+        <inkml:channelProperties>
+          <inkml:channelProperty channel="X" name="resolution" value="1000" units="1/cm"/>
+          <inkml:channelProperty channel="Y" name="resolution" value="1000" units="1/cm"/>
+          <inkml:channelProperty channel="F" name="resolution" value="0" units="1/dev"/>
+        </inkml:channelProperties>
+      </inkml:inkSource>
+      <inkml:timestamp xml:id="ts0" timeString="2026-05-03T11:40:23.260"/>
+    </inkml:context>
+    <inkml:brush xml:id="br0">
+      <inkml:brushProperty name="width" value="0.025" units="cm"/>
+      <inkml:brushProperty name="height" value="0.025" units="cm"/>
+    </inkml:brush>
+  </inkml:definitions>
+  <inkml:trace contextRef="#ctx0" brushRef="#br0">0 244 1200,'0'0'89,"27"-23"422,5-2 252,2 1-1,63-31 1,-75 43-457,-1-1 1,-1-1-1,20-17 0,10-8-1,-38 32-259</inkml:trace>
+  <inkml:trace contextRef="#ctx0" brushRef="#br0" timeOffset="685.9">392 20 3752,'24'20'5,"42"25"-1,-3-12 125,-44-25-80,0 2-1,0 1 1,-1 0 0,21 18-1,-19-11 61,38 23 0,-47-35-84</inkml:trace>
+  <inkml:trace contextRef="#ctx0" brushRef="#br0" timeOffset="1355.13">770 285 3312,'0'0'156,"32"-11"315,-8 1-253,0-2 1,43-29-1,22-12 247,-43 34-69,64-16 1,-21 8 160,-81 25-508,-2 0 5</inkml:trace>
+  <inkml:trace contextRef="#ctx0" brushRef="#br0" timeOffset="1730.69">1249 71 3808,'0'0'192,"32"29"353,-18-19-327,0-1 1,0-1-1,30 12 0,-28-14-146,-1 1 0,0 1 0,25 17 0,61 49 87,-93-68-144</inkml:trace>
+  <inkml:trace contextRef="#ctx0" brushRef="#br0" timeOffset="2987">1585 303 3312,'0'0'35,"30"-11"214,80-69 596,-78 54-605,1 2-1,47-26 1,-8 6 183,-55 31-239,1 2 0,0 1 0,32-14-1,-43 22-125</inkml:trace>
+  <inkml:trace contextRef="#ctx0" brushRef="#br0" timeOffset="3429.37">2083 32 3408,'25'26'344,"-12"-13"-130,0-1 1,1 0-1,1-2 1,0 0-1,28 14 1,20 14 272,-22-6-208,43 42 0,-74-63-227,-1-1-4</inkml:trace>
+</inkml:ink>
+</file>
+
+<file path=word/ink/ink10.xml><?xml version="1.0" encoding="utf-8"?>
+<inkml:ink xmlns:inkml="http://www.w3.org/2003/InkML">
+  <inkml:definitions>
+    <inkml:context xml:id="ctx0">
+      <inkml:inkSource xml:id="inkSrc0">
+        <inkml:traceFormat>
+          <inkml:channel name="X" type="integer" min="-2.14748E9" max="2.14748E9" units="cm"/>
+          <inkml:channel name="Y" type="integer" min="-2.14748E9" max="2.14748E9" units="cm"/>
+          <inkml:channel name="F" type="integer" max="32767" units="dev"/>
+        </inkml:traceFormat>
+        <inkml:channelProperties>
+          <inkml:channelProperty channel="X" name="resolution" value="1000" units="1/cm"/>
+          <inkml:channelProperty channel="Y" name="resolution" value="1000" units="1/cm"/>
+          <inkml:channelProperty channel="F" name="resolution" value="0" units="1/dev"/>
+        </inkml:channelProperties>
+      </inkml:inkSource>
+      <inkml:timestamp xml:id="ts0" timeString="2026-05-03T11:39:48.100"/>
+    </inkml:context>
+    <inkml:brush xml:id="br0">
+      <inkml:brushProperty name="width" value="0.025" units="cm"/>
+      <inkml:brushProperty name="height" value="0.025" units="cm"/>
+    </inkml:brush>
+  </inkml:definitions>
+  <inkml:trace contextRef="#ctx0" brushRef="#br0">475 78 1200,'6'-19'64,"-6"19"-57,0 0 0,0-1 1,0 1-1,-1 0 0,1 0 0,0-1 1,0 1-1,-1 0 0,1 0 0,0-1 0,-1 1 1,1 0-1,0 0 0,-1 0 0,1 0 0,0 0 1,-1 0-1,1-1 0,0 1 0,-1 0 1,1 0-1,0 0 0,-1 0 0,1 0 0,0 0 1,-1 0-1,1 0 0,0 0 0,-1 1 1,1-1-1,0 0 0,-1 0 0,1 0 0,0 0 1,-1 0-1,1 1 0,0-1 0,0 0 1,-1 0-1,1 1 0,-20 9 25,15-7 0,-12 7 17,-1 0 1,1 1-1,1 1 1,0 0-1,1 1 1,0 1-1,1 0 1,0 1-1,1 0 0,-12 21 1,8-10 68,-1-1-1,-1-1 1,-35 34 0,40-45-76,2 1 1,0 0 0,0 1 0,1 0 0,-12 23 0,-35 87 277,55-118-296,1-3-4,0-1 1,1 1-1,0 0 1,-1 0-1,1 0 1,1 0-1,-1 0 1,0 0-1,1 5 1,0-9-15,0 1 0,0 0 0,1 0 1,-1-1-1,0 1 0,0 0 1,1-1-1,-1 1 0,0 0 0,1-1 1,-1 1-1,1 0 0,-1-1 0,1 1 1,-1-1-1,1 1 0,-1-1 1,1 1-1,0-1 0,0 1 0,1 0 3,0-1-1,0 1 0,0-1 0,0 1 0,0-1 1,0 0-1,0 1 0,0-1 0,0 0 0,3-1 1,19-2 140,-1-1 1,0-2 0,0 0 0,42-18 0,-55 20-109,-1-1 0,0 0 0,0-1 0,0 1 1,0-2-1,10-10 0,41-49 414,-44 47-311,1 0 0,27-23-1,-30 31-87,-6 6 44,-1-1-1,0 1 1,-1-1-1,1 0 1,-1-1-1,0 0 1,0 0-1,-1 0 1,5-9-1,-10 16-92,0 0 0,0 0 0,0-1 0,0 1 0,0 0 0,1 0 0,-1 0 0,0 0 0,0 0 0,0-1 0,0 1 0,0 0 0,0 0 0,0 0 0,0 0 1,0-1-1,0 1 0,0 0 0,0 0 0,0 0 0,0 0 0,0 0 0,0-1 0,0 1 0,0 0 0,-1 0 0,1 0 0,0 0 0,0 0 0,0-1 0,0 1 0,0 0 0,0 0 0,0 0 0,0 0 0,-1 0 0,1 0 0,0 0 0,0-1 0,0 1 0,0 0 0,-1 0 0,-8 1 328,-10 7-19,8-2-233,0 0-1,0 1 0,1 0 1,0 1-1,1 0 1,0 1-1,0-1 0,-9 14 1,14-17-77,0 0 0,0 1 0,1 0 0,0 0 1,0 0-1,0 1 0,1-1 0,0 0 0,0 1 1,0 0-1,1-1 0,0 1 0,1 0 0,-1 0 1,1 0-1,2 11 0,-2-16-25,1 0 0,0 0 0,-1 0 0,1 0 1,0 0-1,0 0 0,1 0 0,-1 0 0,0 0 0,1 0 0,-1-1 0,1 1 0,0 0 0,-1-1 0,1 0 1,0 1-1,0-1 0,0 0 0,0 0 0,0 0 0,0 0 0,0 0 0,0-1 0,0 1 0,0 0 0,1-1 1,-1 0-1,0 0 0,0 1 0,3-2 0,10 2 117,-1-1-1,0-1 1,22-4-1,-32 5-60,14-3 47,0-1 0,0 0 0,-1-1 0,0-1 0,0-1-1,0-1 1,20-11 0,105-55 593,-141 73-707,0 0 0,1 0 0,-1 0-1,0 1 1,0-1 0,1 0 0,-1 1-1,0-1 1,1 1 0,-1 0 0,0-1-1,1 1 1,-1 0 0,1 0 0,-1 0-1,1 0 1,-1 0 0,0 0-1,1 0 1,2 1 0,-3 0 24,-1 0 0,1 0-1,0 0 1,-1 0 0,1 0 0,-1 0 0,1 0 0,-1 0 0,0 0-1,1 0 1,-1 0 0,0 0 0,0 0 0,0 0 0,0 0-1,0 0 1,0 1 0,0-1 0,0 0 0,0 0 0,0 0 0,-1 0-1,1 0 1,-1 2 0,-5 45 686,5-44-632,1 0 0,0-1 0,0 1 0,0 0 0,1 0 0,-1 0 0,1 0 0,0 0 0,0-1 0,2 5 0,-2-6-26,1 0-1,-1-1 1,1 1-1,0 0 1,-1-1-1,1 1 1,0-1-1,0 0 1,0 1 0,0-1-1,0 0 1,0 0-1,0-1 1,1 1-1,-1 0 1,0-1-1,4 1 1,43 3 73,-35-4-91,94-2 52,-85 2-9,0-1 1,0-1-1,0-1 0,22-6 1,-14 3 53,42-3-1,-43 10-29,0 1 0,0 1-1,35 8 1,-47-7-39,7 1 45,0 2 1,27 11-1,-34-10-38</inkml:trace>
+  <inkml:trace contextRef="#ctx0" brushRef="#br0" timeOffset="931.69">1870 683 7936,'0'0'424,"21"0"662,-6-8-825,0-1-1,-1 0 1,0-1-1,-1-1 1,0 0-1,20-23 1,58-87 223,-46 57-294,55-93 101,3-3-117,-83 124-132,-16 29-29,-1 0 0,1 1 0,1-1 0,-1 1 0,11-11 0,-15 16-12,0 1 0,0 0 0,0 0 0,0 0 1,1-1-1,-1 1 0,0 0 0,0 0 0,1 0 0,-1 0 0,0 0 0,0 0 1,1-1-1,-1 1 0,0 0 0,0 0 0,1 0 0,-1 0 0,0 0 0,0 0 0,1 0 1,-1 0-1,0 0 0,0 0 0,1 0 0,-1 0 0,0 0 0,0 0 0,1 1 1,-1-1-1,0 0 0,0 0 0,1 0 0,-1 0 0,6 11 21,-2 16 4,-4-26-24,7 210 253,-7-170-184,3 17 336,17 100 0,-18-149-339,-1-3-24,0 1 1,0-1-1,0 0 1,-1 1 0,1 0-1,-2-1 1,0 7-1,1-13-41,0 0 0,-1 0-1,1 0 1,0 0 0,-1 0-1,1 0 1,0 0 0,-1 0 0,1 0-1,0 0 1,-1 0 0,1 0-1,0-1 1,-1 1 0,1 0-1,0 0 1,0 0 0,-1 0 0,1-1-1,0 1 1,0 0 0,-1 0-1,1-1 1,0 1 0,0 0 0,-1 0-1,1-1 1,0 1 0,0 0-1,0-1 1,0 1 0,0 0-1,0-1 1,0 1 0,-1-1 0,-10-18 31,-3-5 319,0 0 1,-28-35-1,35 51-268,0 0 0,-1 0 0,0 1 0,0 0 0,-1 1 1,0 0-1,0 0 0,0 1 0,-1 0 0,-12-5 0,10 6 4,0-1 74,0 1 0,0 0 0,-1 1 0,1 0 0,-22-1 0,33 4-158,0-1 0,0 1-1,0 0 1,1 0 0,-1 0 0,0 0 0,0 0 0,1 0-1,-1 0 1,0 1 0,0-1 0,1 0 0,-1 0 0,0 1 0,1-1-1,-1 0 1,0 1 0,1-1 0,-1 0 0,0 1 0,1-1 0,-1 1-1,1-1 1,-1 1 0,1 0 0,-1-1 0,1 1 0,-1-1-1,1 1 1,-1 0 0,1-1 0,0 1 0,0 0 0,-1 1 0,1-1-8,0 0 1,1 0-1,-1 0 1,0-1-1,1 1 1,-1 0 0,1 0-1,-1 0 1,1 0-1,-1 0 1,1 0-1,0-1 1,-1 1-1,1 0 1,0-1 0,0 1-1,-1 0 1,1-1-1,0 1 1,0-1-1,0 1 1,0-1 0,0 1-1,0-1 1,0 0-1,1 1 1,43 11 93,1-2 0,56 5 0,-77-11-63,65 1 35,-59-4 34,36 5 0,-66-6-88,0 0-1,0 0 1,0 0-1,-1 0 0,1 0 1,0 1-1,0-1 1,-1 0-1,1 0 0,0 1 1,0-1-1,-1 0 1,1 1-1,0-1 0,0 0 1,-1 1-1,1-1 0,-1 1 1,1-1-1,0 1 1,-1 0-1,1-1 0,-1 1 1,1 0-1,-1-1 1,1 1-1,-1 0 0,0-1 1,1 1-1,-1 0 1,0 0-1,0-1 0,0 1 1,1 0-1,-1 0 1,0 1-1,-1 1 54,0 0 0,0 1 0,0-1 0,0 0 0,-1 0 0,1 1 0,-3 2 1,-5 12 75,8-16-120,0 0 1,1 0 0,-1 0 0,1 0-1,-1-1 1,1 1 0,0 0 0,-1 0-1,1 0 1,0 0 0,0 0-1,1 0 1,-1 0 0,0 0 0,1 0-1,-1 0 1,1-1 0,-1 1-1,1 0 1,0 0 0,0 0 0,0-1-1,1 3 1,1-1 18,1 0-1,-1-1 1,1 1-1,-1-1 1,1 1-1,0-1 1,0 0-1,0-1 1,7 3-1,7 1 43,1 0 0,0-1 0,34 2 0,-4-1 53,521 55 727,-432-49-742,-60-6-61</inkml:trace>
+</inkml:ink>
+</file>
+
+<file path=word/ink/ink11.xml><?xml version="1.0" encoding="utf-8"?>
+<inkml:ink xmlns:inkml="http://www.w3.org/2003/InkML">
+  <inkml:definitions>
+    <inkml:context xml:id="ctx0">
+      <inkml:inkSource xml:id="inkSrc0">
+        <inkml:traceFormat>
+          <inkml:channel name="X" type="integer" min="-2.14748E9" max="2.14748E9" units="cm"/>
+          <inkml:channel name="Y" type="integer" min="-2.14748E9" max="2.14748E9" units="cm"/>
+          <inkml:channel name="F" type="integer" max="32767" units="dev"/>
+        </inkml:traceFormat>
+        <inkml:channelProperties>
+          <inkml:channelProperty channel="X" name="resolution" value="1000" units="1/cm"/>
+          <inkml:channelProperty channel="Y" name="resolution" value="1000" units="1/cm"/>
+          <inkml:channelProperty channel="F" name="resolution" value="0" units="1/dev"/>
+        </inkml:channelProperties>
+      </inkml:inkSource>
+      <inkml:timestamp xml:id="ts0" timeString="2026-05-03T11:39:39.360"/>
+    </inkml:context>
+    <inkml:brush xml:id="br0">
+      <inkml:brushProperty name="width" value="0.025" units="cm"/>
+      <inkml:brushProperty name="height" value="0.025" units="cm"/>
+    </inkml:brush>
+  </inkml:definitions>
+  <inkml:trace contextRef="#ctx0" brushRef="#br0">118 15 6016,'0'0'632,"-18"-14"3320,16 14-3780,0 1 0,0 0 1,0-1-1,1 1 0,-1 0 0,0 0 1,0 1-1,1-1 0,-1 0 0,1 0 1,-1 1-1,1-1 0,0 1 1,0-1-1,-1 1 0,1 0 0,-1 2 1,-17 33 1364,15-30-1467,-6 18 638,0 0 0,2 0 0,-7 32 1,13-50-600,1 0 0,0 1 0,1-1 0,0 0 0,0 0 0,0 1 0,1-1 0,0 0 1,1 1-1,-1-1 0,2 0 0,-1 0 0,1-1 0,-1 1 0,2 0 0,6 10 0,-8-13-22,1-1 0,-1 1 0,1-1 0,0 0 0,0 0 0,0 0 0,0 0 0,1 0-1,-1-1 1,1 1 0,0-1 0,0 0 0,-1 0 0,1 0 0,1-1 0,-1 0 0,0 1 0,0-1-1,0-1 1,1 1 0,-1 0 0,7-1 0,-2 0 103,0-1 1,0 0-1,0-1 1,0 0-1,-1 0 1,1 0-1,0-1 1,13-8-1,-16 8-83,0-1 0,-1 0-1,1 0 1,-1-1 0,0 0-1,0 0 1,-1 0 0,1 0-1,-1-1 1,0 0 0,-1 0 0,4-6-1,-4 6 7,0 0 0,-1 0 0,1 0 0,-1-1 0,0 1-1,0-1 1,-1 1 0,0-1 0,0 0 0,-1 1 0,0-1-1,0 0 1,0 0 0,-1 1 0,0-1 0,0 0 0,-1 1 0,0-1-1,0 1 1,0 0 0,-1-1 0,0 1 0,0 0 0,-1 1 0,0-1-1,0 1 1,-8-10 0,1 2 243,-1 1-1,-18-15 1,26 24-267,-1-1 0,0 1 0,1 0 1,-1 0-1,0 1 0,-1-1 0,1 1 0,0 0 1,-1 1-1,-10-3 0,12 4-32,-1 1 1,0-1-1,1 1 1,-1-1-1,1 1 0,-1 1 1,1-1-1,-1 1 0,1-1 1,0 1-1,0 0 0,0 1 1,0-1-1,0 1 1,0 0-1,1 0 0,-1 0 1,1 0-1,0 1 0,0-1 1,-3 5-1,2-3 13,1 0 0,0 0 1,0 0-1,0 0 0,1 0 0,0 0 1,0 1-1,0-1 0,0 1 0,1 0 1,0-1-1,0 1 0,1 0 0,0 0 1,0-1-1,1 10 0,-1-13-70,1 1 0,0-1 0,0 1 0,0-1 0,0 0 0,1 1 0,-1-1 0,0 0 0,1 0 0,0 0 0,2 2 0,2 4 0</inkml:trace>
+  <inkml:trace contextRef="#ctx0" brushRef="#br0" timeOffset="553.54">389 94 14568,'0'0'2575,"2"-17"-1023,2 13-1378,0 1 0,1 0-1,-1 0 1,1 0-1,0 0 1,0 1-1,0 0 1,0 0 0,1 0-1,-1 0 1,0 1-1,1 0 1,-1 0-1,9 0 1,-10 1-124,0 0-1,0 1 1,0-1 0,0 1-1,0 0 1,0 0 0,0 0-1,-1 1 1,1-1 0,0 1-1,-1 0 1,1 0 0,-1 0-1,1 1 1,-1-1 0,0 1-1,0 0 1,0-1 0,0 2-1,2 2 1,-4-4-7,0 0 1,0 0-1,0-1 1,0 1-1,0 0 0,-1 0 1,1 0-1,-1 0 1,1 0-1,-1 0 1,0 0-1,0 0 0,0 0 1,0 0-1,0 0 1,0 0-1,0 0 0,-1 0 1,1 0-1,-1 0 1,1 0-1,-1 0 0,-2 3 1,-2 4 288,0-1-1,0 0 1,-13 14 0,1 0 546,17-22-824,-1 1 0,1 0 1,0 0-1,-1-1 1,1 1-1,0 0 0,0 0 1,0 0-1,-1-1 1,1 1-1,0 0 0,0 0 1,0 0-1,0-1 1,1 1-1,-1 0 1,0 0-1,0 0 0,0-1 1,1 1-1,-1 0 1,0 0-1,1-1 0,-1 1 1,1 0-1,-1-1 1,1 1-1,-1 0 0,1-1 1,-1 1-1,1-1 1,-1 1-1,1-1 1,0 1-1,-1-1 0,1 1 1,0-1-1,0 1 1,-1-1-1,1 0 0,1 1 1,38 12 906,-32-11-973,-1 0 204,0 0-1,0 0 1,-1 0 0,1 1-1,0 0 1,-1 1 0,9 5 0,-13-7-135,-1-1 1,0 1 0,1 0 0,-1-1-1,0 1 1,0 0 0,0 0 0,0 0-1,0 0 1,0 0 0,0 0 0,-1 0 0,1 0-1,-1 0 1,1 0 0,-1 0 0,0 0-1,0 1 1,0-1 0,0 0 0,0 0-1,-1 0 1,1 0 0,-1 0 0,1 0 0,-1 0-1,0 0 1,0 0 0,-1 3 0,-1 0-34,1 0 0,-1 0 0,0-1 0,0 1 0,-1-1 0,1 0 0,-1 0 0,0 0 0,0 0 0,-1-1 0,1 0 0,-1 0 0,1 0 0,-1 0 0,-9 3 0,-5 1 71,0-1 0,-37 8 0,53-13-95,1-1 0,-1 1 0,1-1 0,-1 1 0,1-1 0,-1 0 0,1 0 0,-1 0 0,1-1 0,-1 1 0,1 0 0,-1-1 0,1 0 0,-1 0 0,1 1 0,0-1 0,-1-1 0,1 1 0,0 0 0,0 0 0,0-1 0,-2-1 0,3 1 0</inkml:trace>
+  <inkml:trace contextRef="#ctx0" brushRef="#br0" timeOffset="749.54">770 340 19295,'0'0'5584</inkml:trace>
+  <inkml:trace contextRef="#ctx0" brushRef="#br0" timeOffset="1333.92">1049 89 12360,'-10'3'165,"1"1"0,0 0 0,1 0 1,-1 1-1,1 0 0,0 0 0,0 1 1,0 0-1,1 1 0,0 0 0,0 0 1,1 0-1,0 1 0,0 0 0,1 0 1,-9 18-1,12-21-121,0 0 1,0 0 0,1 0-1,0 0 1,0 1-1,0-1 1,1 0-1,-1 1 1,1-1 0,1 1-1,-1-1 1,1 0-1,0 1 1,0-1-1,0 0 1,1 0-1,0 0 1,4 10 0,-3-11-7,-1-1 0,0 1 1,1-1-1,0 1 1,-1-1-1,1 0 0,1 0 1,-1 0-1,0-1 0,1 1 1,-1-1-1,1 0 1,0 0-1,0 0 0,0 0 1,0-1-1,0 1 1,0-1-1,0 0 0,0 0 1,0-1-1,1 1 0,7-1 1,0-1 64,-1 0 0,0 0 0,0-1 0,0 0 0,17-7 1,-22 7 81,0-1 0,-1 0 0,1 0 0,-1 0 0,0-1 0,0 1 0,0-1 0,0-1 0,-1 1 1,1 0-1,5-9 0,-3 3 147,0 0 0,0 0 0,-1-1 0,0 0 0,7-20 0,-12 27-229,-1 0 1,1 0-1,0 0 1,-1 0-1,0 0 1,0 0-1,0 0 0,0 0 1,-1 0-1,0 0 1,0 0-1,0 0 1,0 0-1,0 0 1,-1 1-1,1-1 0,-1 1 1,0-1-1,0 1 1,-1-1-1,-4-4 1,2 1 128,-1 1 0,0-1 0,-1 1 0,1 1 0,-1-1 1,0 1-1,-10-6 0,13 9-160,0 1 0,-1-1 0,1 1 0,0-1 0,0 1 0,-1 1 0,1-1 0,0 0 0,-1 1 0,1 0 0,-1 0 0,1 1 0,0-1 0,-1 1 0,1 0 0,-8 2 0,4 0 54,1 0 0,-1 1 1,1 0-1,0 0 0,0 1 0,0 0 1,1 0-1,-11 11 0,14-13-45,-1 1 0,1-1 0,0 1 0,0 0 0,1 0 0,-1 0 0,1 1 0,0-1 0,0 1 0,0-1 0,1 1 0,-1 0 0,1-1 0,0 1 0,1 0 0,-1 6 0,1-10-64,0 0 0,0 1-1,1-1 1,-1 0 0,0 0 0,0 1-1,1-1 1,-1 0 0,1 0 0,-1 1-1,1-1 1,0 0 0,0 0 0,-1 0-1,1 0 1,0 0 0,0 0 0,0 0-1,0 0 1,0 0 0,0 0 0,2 0-1,28 9 200,-29-9-208,13 2 47</inkml:trace>
+  <inkml:trace contextRef="#ctx0" brushRef="#br0" timeOffset="1709.35">1365 116 16879,'0'0'354,"-17"2"839,6 4-502,-7 5 1706,17-10-2374,1-1 1,0 0-1,0 1 0,0-1 1,0 1-1,-1-1 1,1 0-1,0 1 0,0-1 1,0 1-1,0-1 0,0 1 1,0-1-1,0 1 1,0-1-1,0 0 0,0 1 1,0-1-1,1 1 0,-1-1 1,0 0-1,0 1 1,0-1-1,0 1 0,1-1 1,-1 0-1,0 1 1,0-1-1,1 0 0,-1 1 1,0-1-1,1 0 0,-1 1 1,0-1-1,1 0 1,-1 0-1,0 1 0,1-1 1,-1 0-1,1 0 0,-1 0 1,0 0-1,1 0 1,0 1-1,19 11 265,-1 0 1,-1 2-1,0 0 0,25 27 0,-39-36-213,0 0 0,-1 0 0,0 1 0,0-1-1,-1 1 1,1-1 0,-1 1 0,0 0 0,-1 0-1,0 0 1,1 0 0,-1 11 0,-1-13 6,1 0 1,-1-1-1,-1 1 0,1 0 1,0-1-1,-1 1 0,0 0 1,0-1-1,0 1 1,0-1-1,0 1 0,-1-1 1,0 0-1,0 0 0,0 1 1,0-1-1,0 0 0,0-1 1,-1 1-1,1 0 0,-7 4 1,6-5 37,0-1-1,-1 1 1,1-1 0,0 1-1,-1-1 1,1 0 0,-1 0-1,0-1 1,1 1 0,-1-1-1,0 0 1,1 0 0,-1 0 0,0 0-1,1-1 1,-1 1 0,1-1-1,-1 0 1,0 0 0,1 0-1,0-1 1,-6-2 0,5 1-28,-1 1 1,1-1-1,0 0 1,0 0 0,0-1-1,1 1 1,-1-1-1,1 0 1,0 0-1,0 0 1,0 0 0,0 0-1,1-1 1,0 1-1,0-1 1,-2-6-1,3 1 99,1 1-5</inkml:trace>
+  <inkml:trace contextRef="#ctx0" brushRef="#br0" timeOffset="1917.6">1330 136 28895,'185'-22'-16,"-149"18"16,-22 2 0</inkml:trace>
+  <inkml:trace contextRef="#ctx0" brushRef="#br0" timeOffset="2415.88">1684 309 9448,'0'0'0,"-1"13"0,1-9-96,-1 0-8,1 0 8,-1 0 8,0 0 24,-1-1 0,2 1 0,0 0 16,0-2-8,0 0 0,0-1 0,0 2 8,0-1 0,0-2 16,0 2-8</inkml:trace>
+  <inkml:trace contextRef="#ctx0" brushRef="#br0" timeOffset="3004.25">1938 185 4312,'0'-3'112,"1"-1"-62,0 1 0,0-1 0,1 0 0,-1 0 0,1 1 0,0-1 0,0 1 0,0 0 0,0-1 0,1 1 0,-1 0 0,1 0 0,0 0 0,0 1 0,0-1 0,0 1 0,0 0 0,0-1-1,1 1 1,-1 1 0,1-1 0,0 0 0,-1 1 0,1 0 0,4-1 0,-1 0 7,0 0 0,1 1 0,-1-1 0,0 2 0,0-1 0,0 1 0,1 0 0,-1 0 0,0 1 0,0 0 0,0 1 0,1-1 0,10 5 0,-12-3-8,0 0 1,-1 0-1,1 1 0,-1 0 1,0 0-1,0 0 0,0 0 1,0 1-1,5 8 0,-8-11-22,0 1-1,0-1 1,-1 1-1,0 0 1,1-1-1,-1 1 1,0 0-1,0 0 1,-1 0-1,1 0 1,-1 0-1,1 0 1,-1 0-1,0 0 1,0 0-1,0 0 1,-1 0-1,1 0 1,-1 0-1,1 0 1,-1 0-1,-2 5 1,-3 6 27,-1 1 0,0-1 0,-1-1 0,-1 1 0,0-1 0,0-1 0,-1 1 0,-1-2 0,0 1 0,-25 18 0,30-27-21,-4 5 20,-1-2 0,0 1 0,-15 6 0,24-12-40,0-1 1,0 1-1,0 0 1,0 0 0,0-1-1,0 1 1,0-1-1,0 0 1,0 1 0,0-1-1,0 0 1,0 0 0,0-1-1,0 1 1,0 0-1,0-1 1,0 1 0,0-1-1,0 1 1,0-1-1,0 0 1,0 0 0,0 0-1,0 0 1,0 0 0,1-1-1,-3-1 1,3 1-5,0 1 1,0 0-1,0-1 1,1 1-1,-1-1 1,0 1-1,1-1 0,-1 1 1,1-1-1,0 0 1,0 1-1,-1-1 1,1 1-1,0-1 1,0 0-1,1 1 1,-1-1-1,0 1 1,0-1-1,1 0 1,-1 1-1,1-1 0,-1 1 1,2-2-1,-1 0 3,0 0 0,1 0 0,0 1 0,-1-1 0,1 1-1,0-1 1,1 1 0,-1-1 0,0 1 0,0 0 0,4-2-1,-4 3 1,1-1-1,-1 1 0,1 0 1,-1 0-1,1 0 0,0 0 1,-1 0-1,1 1 0,0-1 1,0 1-1,-1 0 0,1 0 1,0 0-1,0 0 0,-1 0 1,1 0-1,0 1 0,0 0 1,3 1-1,6 1 28,1 1 0,-1 1 1,-1 0-1,1 0 0,-1 1 0,0 1 0,20 15 0,-25-17 5,1 1 2,0 0 1,0 0 0,1-1 0,13 7 0,-15-9-39</inkml:trace>
+  <inkml:trace contextRef="#ctx0" brushRef="#br0" timeOffset="3432.9">2365 180 5320,'-5'2'20,"1"0"-1,0 1 1,0 0 0,0-1-1,0 2 1,0-1 0,0 0-1,1 1 1,0 0 0,-1-1 0,1 1-1,1 1 1,-1-1 0,1 0-1,-4 10 1,4-8 37,0 1 0,0 0 0,1-1 0,0 1 0,0 0 0,1 0 0,0 0 0,0 0 0,1-1 0,0 1 0,2 8-1,-2-11-12,0 1-1,1-1 1,0 0-1,0 1 1,0-1-1,1 0 0,-1 0 1,1 0-1,0 0 1,0-1-1,0 1 1,1-1-1,-1 0 0,1 0 1,0 0-1,0 0 1,0 0-1,6 2 1,0 0 54,1-1 1,0 0-1,0 0 1,0-1-1,0-1 1,18 2-1,-25-3-69,1-1-1,-1 0 1,0 0-1,0 0 1,1-1-1,-1 1 1,0-1-1,0 0 1,0 0-1,1-1 1,-1 1-1,0-1 1,-1 0-1,1 0 1,0 0-1,-1 0 1,7-6-1,-6 4 6,0 0 0,0-1 0,-1 1-1,0-1 1,0 1 0,0-1 0,-1 0-1,0 0 1,1 0 0,-2 0-1,1-1 1,1-9 0,-1 9-3,-2 0 0,1 0 0,0 0-1,-1 0 1,0 0 0,-1 0 0,1 0 0,-1 0 0,0 0 0,-1 0-1,0 0 1,0 0 0,0 1 0,0-1 0,-1 1 0,0-1 0,0 1 0,0 0-1,-1 0 1,0 0 0,0 1 0,0-1 0,0 1 0,-1 0 0,1 0 0,-7-3-1,6 5 11,0-1-1,0 1 0,-1 1 1,1-1-1,-1 1 0,1 0 0,-1 0 1,1 0-1,-1 1 0,1 0 1,-1 0-1,0 1 0,-6 1 1,8-2-14,1 1 1,-1 0 0,1 0 0,0 0 0,0 0 0,-1 1 0,1-1 0,0 1-1,0 0 1,1 0 0,-1 0 0,0 0 0,0 1 0,1-1 0,0 1 0,-1-1-1,1 1 1,0 0 0,0 0 0,1 0 0,-1 0 0,-2 5 0,4-6-15,-1 1 1,1-1 0,0 0-1,0 0 1,0 0 0,0 0-1,0 0 1,0 0 0,0 1-1,1-1 1,-1 0 0,1 0-1,0 0 1,0 0 0,-1 0-1,3 3 1,0-1 1,-1 0-1,1-1 1,-1 1 0,1-1-1,0 1 1,1-1-1,3 3 1,5 2 12</inkml:trace>
+  <inkml:trace contextRef="#ctx0" brushRef="#br0" timeOffset="3929.11">2591 226 4512,'0'0'91,"-20"-11"471,20 9-506,1 0-1,0-1 0,-1 1 1,1 0-1,0-1 1,0 1-1,0 0 1,0 0-1,1 0 1,-1 0-1,1 0 0,-1 0 1,1 1-1,-1-1 1,1 0-1,0 1 1,0-1-1,0 1 0,0 0 1,0 0-1,0-1 1,0 1-1,0 0 1,1 1-1,3-2 0,3-1 63,0 0 0,0 1-1,0 0 1,0 1-1,14-1 1,-16 2-53,0 1 0,0-1 0,0 1 1,0 1-1,-1-1 0,1 1 0,0 0 0,-1 0 0,0 1 1,1 0-1,-1 0 0,0 1 0,0-1 0,-1 1 1,1 1-1,-1-1 0,0 1 0,5 6 0,-8-9-40,-1 1 0,0-1 0,0 1 0,0-1 0,-1 1 0,1-1 0,-1 1 0,1 0 0,-1-1 0,0 1 0,0 0-1,0 0 1,0-1 0,0 1 0,-1 0 0,1-1 0,-1 1 0,0-1 0,0 1 0,0-1 0,-2 5 0,-3 7 164,-1-1 1,-13 18-1,20-30-167,-4 5 45,-1 0 0,1-1 0,-1 1 0,0-1 0,-1 0 0,1 0 1,-1-1-1,0 0 0,0 0 0,-11 6 0,13-8-2,0-1 1,1 1-1,-1-1 0,0 0 1,0 0-1,0-1 0,0 1 1,0-1-1,0 0 1,0 0-1,0 0 0,0 0 1,0-1-1,0 1 0,1-1 1,-1 0-1,0-1 1,0 1-1,0 0 0,-6-5 1,10 6-52,-1 0 1,1-1-1,-1 1 0,1 0 1,-1-1-1,1 1 1,-1 0-1,1-1 1,0 1-1,-1-1 1,1 1-1,0-1 0,-1 1 1,1-1-1,0 1 1,0-1-1,-1 1 1,1-1-1,0 1 1,0-1-1,0 1 1,0-1-1,0 0 0,0 1 1,0-1-1,0 1 1,0-1-1,0 1 1,0-2-1,0 1 14,1 0 1,0-1-1,-1 1 0,1 0 1,0 0-1,-1-1 0,1 1 0,0 0 1,0 0-1,0 0 0,2-2 1,-1 2 3,0-1 1,0 1 0,0-1-1,0 1 1,0 0-1,0 0 1,0 0 0,0 0-1,1 0 1,-1 1 0,0-1-1,0 0 1,1 1 0,-1 0-1,0 0 1,5 0 0,-1 2 21,-1 0 1,1 1 0,-1-1-1,0 1 1,0 1 0,0-1-1,0 1 1,-1 0 0,1 0-1,5 8 1,-4-6 5,0-1 0,0 1 1,0-1-1,1 0 0,8 5 0,-6-5-6,1-1 0,1 0 0,-1-1 0,0 0 0,1 0 0,0-1 0,0-1 0,-1 0 0,1 0 0,0-1 0,0 0 0,0-1 0,19-4 0,-21 1-36</inkml:trace>
+  <inkml:trace contextRef="#ctx0" brushRef="#br0" timeOffset="4259.31">3033 157 6016,'-7'7'131,"0"0"1,1 0-1,0 1 1,1 0 0,0 0-1,0 0 1,0 0-1,1 1 1,1 0-1,-1 0 1,1 0-1,1 0 1,0 0 0,-2 19-1,3-19-25,1-1 0,0 1-1,0 0 1,1 0 0,0-1 0,1 1 0,0 0-1,0-1 1,1 0 0,4 11 0,-6-17-49,0 1 1,1 0-1,-1-1 1,1 1-1,-1-1 0,1 1 1,0-1-1,0 0 1,0 0-1,0 0 1,1 0-1,-1 0 1,0-1-1,1 1 1,-1-1-1,1 1 1,0-1-1,-1 0 0,1 0 1,0 0-1,0 0 1,0 0-1,0-1 1,0 0-1,-1 1 1,1-1-1,0 0 1,0 0-1,0-1 0,0 1 1,0 0-1,0-1 1,5-2-1,-5 2-9,1 0 0,-1-1 0,0 1 0,0-1 0,0 0 0,0 1 0,-1-2 0,1 1 0,-1 0 0,1 0-1,-1-1 1,1 0 0,-1 1 0,0-1 0,0 0 0,-1 0 0,1 0 0,2-6 0,-3 7-18,-1-1-1,1 1 1,0-1 0,-1 1 0,0-1 0,1 1-1,-1-1 1,0 0 0,0 1 0,-1-1 0,1 1-1,-1-1 1,1 1 0,-1-1 0,0 1 0,1-1-1,-1 1 1,-1-1 0,1 1 0,0 0 0,-1 0-1,1 0 1,-1 0 0,1 0 0,-5-4 0,4 5-5,0-1 0,0 1 1,0-1-1,0 1 0,0 0 1,0 0-1,-1 0 0,1 0 0,-1 0 1,1 1-1,0-1 0,-1 1 1,1-1-1,-1 1 0,0 0 1,1 0-1,-1 0 0,1 0 1,-1 1-1,1-1 0,-1 1 1,1-1-1,0 1 0,-1 0 1,1 0-1,0 0 0,-1 0 1,1 0-1,0 1 0,0-1 0,0 1 1,0-1-1,-3 4 0,0-1 19,1 1-1,-1-1 0,1 1 0,0 0 1,1 0-1,-1 0 0,1 0 0,0 1 0,0-1 1,1 1-1,-1 0 0,-2 10 0,7 3 13,1-10-30</inkml:trace>
+</inkml:ink>
+</file>
+
+<file path=word/ink/ink2.xml><?xml version="1.0" encoding="utf-8"?>
+<inkml:ink xmlns:inkml="http://www.w3.org/2003/InkML">
+  <inkml:definitions>
+    <inkml:context xml:id="ctx0">
+      <inkml:inkSource xml:id="inkSrc0">
+        <inkml:traceFormat>
+          <inkml:channel name="X" type="integer" min="-2.14748E9" max="2.14748E9" units="cm"/>
+          <inkml:channel name="Y" type="integer" min="-2.14748E9" max="2.14748E9" units="cm"/>
+          <inkml:channel name="F" type="integer" max="32767" units="dev"/>
+        </inkml:traceFormat>
+        <inkml:channelProperties>
+          <inkml:channelProperty channel="X" name="resolution" value="1000" units="1/cm"/>
+          <inkml:channelProperty channel="Y" name="resolution" value="1000" units="1/cm"/>
+          <inkml:channelProperty channel="F" name="resolution" value="0" units="1/dev"/>
+        </inkml:channelProperties>
+      </inkml:inkSource>
+      <inkml:timestamp xml:id="ts0" timeString="2026-05-03T11:40:31.505"/>
+    </inkml:context>
+    <inkml:brush xml:id="br0">
+      <inkml:brushProperty name="width" value="0.025" units="cm"/>
+      <inkml:brushProperty name="height" value="0.025" units="cm"/>
+    </inkml:brush>
+  </inkml:definitions>
+  <inkml:trace contextRef="#ctx0" brushRef="#br0">0 437 1496,'0'0'55,"33"-21"266,-17 11-279,3-1 234,-1-1 0,0-1 0,0-1 0,-1-1-1,15-17 1,-12 11 44,1 1-1,0 1 1,1 1-1,0 1 1,42-22-1,-56 36-261</inkml:trace>
+  <inkml:trace contextRef="#ctx0" brushRef="#br0" timeOffset="501.25">496 27 3312,'-30'19'203,"27"-15"-158,0-1 1,0 1 0,0 0 0,0 0 0,0 0 0,1 1 0,0-1 0,0 1 0,0 0 0,0 0 0,0 0 0,1 0 0,0 0 0,0 0 0,0 0 0,-1 9 0,2-12-23,0 1 0,0-1 1,0 1-1,0-1 1,1 1-1,-1-1 0,0 1 1,1-1-1,0 0 0,-1 1 1,1-1-1,0 0 1,0 0-1,0 1 0,0-1 1,0 0-1,1 0 1,-1 0-1,0-1 0,1 1 1,-1 0-1,1-1 1,-1 1-1,1-1 0,0 1 1,0-1-1,-1 0 1,1 0-1,0 0 0,0 0 1,0 0-1,0-1 1,0 1-1,0-1 0,0 1 1,4-1-1,4 1 58,0 0-1,-1-1 1,1-1-1,0 0 1,-1 0-1,1-1 1,-1 0-1,1-1 1,8-5-1,-15 7-55,-1 0 0,0-1 0,1 0 0,-1 1 0,0-1-1,0 0 1,0 0 0,0 0 0,0 0 0,0-1 0,-1 1 0,1-1 0,-1 1 0,1-1 0,-1 0-1,0 0 1,0 1 0,0-1 0,0 0 0,0 0 0,-1 0 0,1 0 0,-1 0 0,1-1 0,-1 1-1,0 0 1,0 0 0,0 0 0,-1 0 0,1 0 0,0 0 0,-1 0 0,0 0 0,0 0 0,1 0-1,-1 0 1,-1 0 0,-1-4 0,2 4 17,-1 0-1,0-1 1,0 1-1,0 0 1,0 0-1,0 1 1,-1-1 0,1 0-1,-1 1 1,0 0-1,1 0 1,-1 0-1,0 0 1,0 0 0,0 1-1,0-1 1,0 1-1,0 0 1,0 0-1,-1 1 1,1-1-1,0 1 1,0-1 0,0 1-1,-1 1 1,1-1-1,0 0 1,0 1-1,0 0 1,-1 0 0,1 0-1,0 0 1,-3 3-1,3-3 6,-1 1 0,1 0 0,0 0 0,-1 0 0,1 0 0,0 1-1,0-1 1,0 1 0,1 0 0,-1 0 0,0 0 0,1 1 0,-3 3 0,4-5-27,0 1 0,0-1-1,0 1 1,0-1 0,1 1 0,-1-1 0,1 1 0,-1 0 0,1-1 0,0 1 0,-1 0 0,1 0 0,0-1 0,1 1 0,-1 0 0,0-1-1,1 1 1,-1 0 0,1-1 0,0 1 0,-1 0 0,3 2 0,-3-3-10,1-1-1,0 1 1,0-1-1,0 1 1,0-1-1,0 1 1,0-1-1,1 0 1,-1 0-1,0 1 1,0-1-1,1 0 1,-1-1-1,1 1 1,-1 0-1,1 0 1,-1-1-1,1 1 1,-1-1 0,4 1-1,6 1 30</inkml:trace>
+  <inkml:trace contextRef="#ctx0" brushRef="#br0" timeOffset="852.03">716 0 5520,'-9'43'400,"-1"45"260,9-82-575,1-1 1,0 1-1,0 0 0,0 0 0,0 0 0,1 0 1,0-1-1,0 1 0,0 0 0,1-1 0,0 1 1,4 9-1,2-9 131,-6-5-160</inkml:trace>
+  <inkml:trace contextRef="#ctx0" brushRef="#br0" timeOffset="1016.74">842 9 5416,'-3'64'389,"2"-45"-235,0 0 0,1 0 0,0-1 0,2 1 0,3 23 0,-3-20 126,-3-19-225</inkml:trace>
+  <inkml:trace contextRef="#ctx0" brushRef="#br0" timeOffset="1235.98">739 143 4912,'0'0'88,"4"7"-48,-2-5 8,0-1-24,0 0 16,0 1-16,6 0 8,2 0 64,2-1-8,2 0 0,1 0 0,-1 1-32,0 1 8</inkml:trace>
+</inkml:ink>
+</file>
+
+<file path=word/ink/ink3.xml><?xml version="1.0" encoding="utf-8"?>
+<inkml:ink xmlns:inkml="http://www.w3.org/2003/InkML">
+  <inkml:definitions>
+    <inkml:context xml:id="ctx0">
+      <inkml:inkSource xml:id="inkSrc0">
+        <inkml:traceFormat>
+          <inkml:channel name="X" type="integer" min="-2.14748E9" max="2.14748E9" units="cm"/>
+          <inkml:channel name="Y" type="integer" min="-2.14748E9" max="2.14748E9" units="cm"/>
+          <inkml:channel name="F" type="integer" max="32767" units="dev"/>
+        </inkml:traceFormat>
+        <inkml:channelProperties>
+          <inkml:channelProperty channel="X" name="resolution" value="1000" units="1/cm"/>
+          <inkml:channelProperty channel="Y" name="resolution" value="1000" units="1/cm"/>
+          <inkml:channelProperty channel="F" name="resolution" value="0" units="1/dev"/>
+        </inkml:channelProperties>
+      </inkml:inkSource>
+      <inkml:timestamp xml:id="ts0" timeString="2026-05-03T11:40:09.848"/>
+    </inkml:context>
+    <inkml:brush xml:id="br0">
+      <inkml:brushProperty name="width" value="0.025" units="cm"/>
+      <inkml:brushProperty name="height" value="0.025" units="cm"/>
+    </inkml:brush>
+  </inkml:definitions>
+  <inkml:trace contextRef="#ctx0" brushRef="#br0">239 958 1800,'0'0'89,"-17"-36"847,12 33-740,-1 1-1,1-1 1,-1 1-1,0 0 1,0 1-1,1-1 1,-1 2-1,0-1 1,0 1-1,0 0 1,0 0-1,0 0 1,0 1 0,0 1-1,0-1 1,1 1-1,-1 0 1,-6 4-1,5-2-108,0 1 1,1-1-1,0 1 0,0 1 0,0 0 0,1 0 1,-1 0-1,1 1 0,0 0 0,1 0 0,-1 0 1,1 1-1,-6 13 0,6-11 44,1 0-1,-1-1 1,1 1 0,1 1-1,0-1 1,-2 17-1,3-21-71,1-1-1,0 1 1,1 0-1,-1-1 1,1 1-1,0 0 0,0-1 1,1 1-1,-1-1 1,1 0-1,0 0 0,0 0 1,0 0-1,4 6 1,-3-7-37,0-1 1,0 1-1,1 0 0,0-1 1,-1 0-1,1 0 1,0 0-1,0-1 0,0 1 1,0-1-1,1-1 1,-1 1-1,1 0 0,-1-1 1,0 0-1,8 0 1,0 0 69,1 0 1,0 0-1,0-2 1,21-3 0,26-10 1877,-53 13-1208</inkml:trace>
+  <inkml:trace contextRef="#ctx0" brushRef="#br0" timeOffset="692.59">322 1261 6328,'0'0'2028,"26"-20"-1375,-20 14-450,26-25 383,-31 30-554,1-1-1,-1 0 1,1 0 0,-1 0 0,1 0-1,-1 0 1,0-1 0,0 1 0,0 0-1,0-1 1,0 1 0,-1-1 0,1 1 0,0-6-1,-1 8 24,-17 55 697,15-49-700,0 0 1,0-1-1,0 1 0,1 0 0,-1 0 1,1 0-1,0 7 0,1-11-24,0 1-1,0-1 0,0 1 0,0-1 1,0 1-1,0-1 0,1 1 0,-1-1 1,1 1-1,-1-1 0,1 0 0,0 0 1,0 1-1,0-1 0,0 0 0,0 0 1,0 0-1,1 0 0,-1 0 0,2 2 1,1-1 52</inkml:trace>
+  <inkml:trace contextRef="#ctx0" brushRef="#br0" timeOffset="1147.22">452 1261 4616,'0'0'129,"4"-27"1167,-1 25-1236,-1 0-1,1 0 1,0 0-1,0 0 0,0 1 1,0-1-1,0 1 1,0 0-1,0 1 1,1-1-1,-1 0 1,0 1-1,0 0 1,0 0-1,1 0 1,3 1-1,-5-1-41,0 0 1,-1 0-1,1 0 0,0 1 0,0-1 1,0 0-1,-1 1 0,1 0 0,0-1 1,0 1-1,-1 0 0,1 0 0,0 0 1,-1 1-1,1-1 0,-1 0 0,1 1 1,-1-1-1,0 1 0,0-1 0,1 1 1,-1 0-1,0 0 0,0 0 0,0-1 1,0 1-1,-1 0 0,1 1 1,1 2-1,-3-2 5,1-1 1,-1 1-1,0-1 0,1 1 1,-1-1-1,0 1 0,0-1 1,0 0-1,-1 1 1,1-1-1,0 0 0,-1 0 1,-2 3-1,-24 27 198,26-30-203,-31 23 366,13-19-58,20-6-308,-1 0 0,1 0 1,-1 0-1,1 0 1,0 0-1,-1 0 0,1 0 1,-1 0-1,1 0 0,-1-1 1,1 1-1,-1 0 1,1 0-1,0-1 0,-1 1 1,1 0-1,0-1 0,-1 1 1,1-1-1,0 1 1,-1 0-1,1-1 0,0 1 1,-1-1-1,1 1 0,0-1 1,0 1-1,0-1 1,-1 1-1,1-1 0,0 0 1,0 0 3,-1 0 1,1-1-1,0 1 1,-1 0-1,1 0 1,0 0 0,0-1-1,0 1 1,0 0-1,0 0 1,0-1-1,0 1 1,1 0-1,-1 0 1,0-1 0,0 1-1,1 0 1,-1 0-1,1 0 1,-1 0-1,1 0 1,-1 0-1,1 0 1,0 0 0,-1 0-1,1 0 1,0 0-1,-1 0 1,1 0-1,0 1 1,0-1-1,0 0 1,0 1 0,0-1-1,0 1 1,1-1-1,0 0-7,0 1 0,-1-1 1,1 1-1,0 0 0,-1 0 0,1 0 0,0 0 0,0 0 0,-1 1 0,1-1 1,0 1-1,-1-1 0,1 1 0,0 0 0,-1 0 0,1-1 0,-1 1 0,1 1 0,-1-1 1,3 2-1,15 19 246,-13-14-182,0-1-1,0 0 1,0-1-1,1 0 0,0 0 1,0-1-1,8 5 1,-10-7-40</inkml:trace>
+  <inkml:trace contextRef="#ctx0" brushRef="#br0" timeOffset="1967.24">709 954 6224,'-3'34'389,"1"42"678,1-36-407,-9 70 0,1-79 444</inkml:trace>
+  <inkml:trace contextRef="#ctx0" brushRef="#br0" timeOffset="2247.88">831 958 5320,'-6'46'791,"2"0"0,1 1 1,3 52-1,0-53-526,-2-43 22,2-1-212</inkml:trace>
+  <inkml:trace contextRef="#ctx0" brushRef="#br0" timeOffset="2482.36">703 1134 6224,'0'0'368,"6"6"-240,-1-6-56,0 2 0,0-1 0,4 2 8,2-1 128,-1-2 8,-1-1 0,-1 0 0,1 0-120,-1-1 8,2 0 0</inkml:trace>
+  <inkml:trace contextRef="#ctx0" brushRef="#br0" timeOffset="3195.92">893 1228 5120,'0'0'297,"2"-14"463,3 12-639,0 0 1,0 0-1,0 0 0,0 1 1,0 0-1,0 0 0,0 1 0,0 0 1,5 0-1,-8 0-82,0 0 0,0 0 1,0 1-1,0-1 0,-1 0 0,1 1 1,0 0-1,0-1 0,-1 1 0,1 0 1,0 0-1,-1 0 0,1 1 0,-1-1 0,1 0 1,-1 1-1,1-1 0,-1 1 0,0-1 1,0 1-1,1 0 0,-1 0 0,0-1 1,-1 1-1,1 0 0,0 0 0,0 0 1,0 5-1,-1-5-18,0 1 0,0 0-1,-1 0 1,1-1 0,-1 1 0,0 0 0,1-1 0,-1 1 0,0-1 0,0 1-1,-1-1 1,1 1 0,0-1 0,-1 0 0,1 0 0,-1 0 0,-2 3 0,-31 31 355,33-34-320,-1 0 0,1-1 0,-1 0 0,1 1 0,-1-1 0,0-1 0,0 1 0,1 0 1,-1-1-1,0 1 0,0-1 0,1 0 0,-5-1 0,6 1-28,0 0 1,0 0-1,0 0 0,0 0 0,0-1 1,0 1-1,0 0 0,0-1 0,0 1 1,0-1-1,1 1 0,-1-1 0,0 0 1,0 1-1,0-1 0,1 0 0,-1 0 1,0 0-1,1 0 0,-1 0 0,0 1 1,1-1-1,-1 0 0,1-1 1,-1 1-1,1 0 0,0 0 0,-1 0 1,1 0-1,0 0 0,-1 0 0,1-1 1,0 1-1,0 0 0,0 0 0,0 0 1,0-1-1,0 1 0,0 0 0,1-1 1,-1 1-7,0 0 0,0 0 0,0 0 0,1 0 1,-1 0-1,0 0 0,0 1 0,1-1 0,-1 0 0,1 0 1,-1 0-1,0 1 0,1-1 0,-1 0 0,1 1 0,0-1 1,-1 0-1,1 1 0,-1-1 0,1 1 0,0-1 0,-1 1 1,1-1-1,0 1 0,-1 0 0,1-1 0,0 1 0,0 0 1,-1 0-1,1 0 0,0-1 0,0 1 0,-1 0 0,1 0 1,0 0-1,0 1 0,-1-1 0,1 0 0,0 0 0,0 0 1,-1 1-1,1-1 0,0 0 0,-1 1 0,1-1 0,0 1 1,0 0-1,36 27 574,-32-23-466,0-1-23,0-1 0,0 1-1,0-1 1,0 0 0,1 0-1,-1-1 1,0 0 0,1 0-1,9 1 1,-10-3-44</inkml:trace>
+  <inkml:trace contextRef="#ctx0" brushRef="#br0" timeOffset="3499.86">1064 1243 7632,'0'0'176,"13"24"1296,11-8-742,-19-13-533,0 0 0,0 0 0,0 0 0,-1 1 1,1 0-1,-1 0 0,6 6 0,-10-9-172,1 0 0,-1 0 0,1-1 0,-1 1 0,0 0-1,1 0 1,-1 0 0,0 0 0,1 0 0,-1 0 0,0-1 0,0 1 0,0 0 0,0 0 0,0 0-1,0 0 1,0 0 0,0 0 0,0 0 0,0 0 0,0 0 0,-1 1 0,0 0-8,0 1-1,0-1 1,-1 0 0,1 0 0,-1 0-1,1 0 1,-1 0 0,1 0 0,-1 0-1,0-1 1,-3 3 0,3-2-3,0 0 0,0-1 0,0 0-1,0 1 1,0-1 0,0 0 0,0 0 0,0 0 0,0 0 0,0-1-1,0 1 1,0-1 0,-1 0 0,1 0 0,0 1 0,0-2 0,-1 1-1,1 0 1,0 0 0,0-1 0,0 0 0,0 1 0,0-1 0,-1 0-1,1 0 1,0 0 0,0-1 0,1 1 0,-1-1 0,0 1 0,0-1-1,1 0 1,-1 0 0,0 0 0,1 0 0,0 0 0,-2-2 0,1-1 2</inkml:trace>
+  <inkml:trace contextRef="#ctx0" brushRef="#br0" timeOffset="3768.3">1109 1238 7136,'0'0'0,"8"0"0,-1 0 160,-1 0 0,1-1 0,2 1 0,0 0-72,-2-1 0,2 0 0,0 1 0,0-2 104,-2 0-8,1 0 8</inkml:trace>
+  <inkml:trace contextRef="#ctx0" brushRef="#br0" timeOffset="5963.26">1372 1138 3808,'0'0'184,"23"14"49,99 48 1244,-114-58-1419</inkml:trace>
+  <inkml:trace contextRef="#ctx0" brushRef="#br0" timeOffset="6650.44">1755 1231 4312,'-39'-13'607,"38"13"-588,0 0 0,0 0 1,0 0-1,0 0 0,0 0 1,0 0-1,0 0 0,0 1 1,0-1-1,-1 0 0,1 1 1,0-1-1,0 1 0,1-1 1,-1 1-1,0 0 0,-1 1 1,1-2 5,1 1 1,0-1 0,0 1 0,0-1-1,-1 1 1,1-1 0,0 1 0,0 0-1,0-1 1,0 1 0,0-1 0,0 1 0,0 0-1,0-1 1,0 1 0,0-1 0,0 1-1,0 0 1,1-1 0,-1 1 0,0-1-1,0 1 1,0-1 0,1 1 0,-1 0 0,2 2 52,0 0 0,0 0 1,0 0-1,0 0 0,0-1 0,0 1 1,1-1-1,-1 1 0,5 2 1,12 6 296,-6-3-101,0 0-1,21 18 1,-31-23-194,0-1-1,-1 1 1,1 0-1,-1 0 1,0 0 0,1 0-1,-1 0 1,0 1-1,-1-1 1,1 1 0,0-1-1,-1 1 1,0 0 0,0 0-1,0 0 1,0 0-1,1 6 1,-2-9-31,0 0-1,0 0 1,0 1 0,-1-1-1,1 0 1,0 1 0,0-1-1,-1 0 1,1 0 0,0 1-1,-1-1 1,1 0 0,-1 0-1,1 0 1,-1 0 0,0 0-1,1 0 1,-1 0 0,0 0-1,0 0 1,1 0 0,-1 0-1,0 0 1,-1 0-1,-1 1 58,-1 0-1,1 0 0,-1 0 0,1-1 0,-1 0 0,1 0 0,-6 1 0,-2 0 187,0-1 0,1-1-1,-1 0 1,-14-3 0,9-4 500,13 5-681</inkml:trace>
+  <inkml:trace contextRef="#ctx0" brushRef="#br0" timeOffset="7118.19">1961 1253 9152,'16'-6'9,"-1"0"1,0-1-1,0-1 1,-1-1-1,26-19 1,-19 13-3,-1 1 22,1-2 26,0 1 0,1 1 0,1 2 1,44-17-1,-60 26-40</inkml:trace>
+  <inkml:trace contextRef="#ctx0" brushRef="#br0" timeOffset="7477.04">2302 1080 4312,'22'19'377,"2"3"-64,0-1 0,1-2 0,1-1 0,1-1 0,28 12 0,-38-20-186,-4-2-53</inkml:trace>
+  <inkml:trace contextRef="#ctx0" brushRef="#br0" timeOffset="8103.15">2722 1256 4512,'-37'2'456,"36"-2"-424,1 0 0,-1 0 1,0 0-1,1 1 0,-1-1 0,0 0 0,1 1 1,-1-1-1,1 0 0,-1 1 0,0-1 0,1 1 1,-1-1-1,1 1 0,-1-1 0,1 1 1,-1 0-1,1-1 0,-1 1 0,1 0 0,0-1 1,-1 1-1,1 0 0,0-1 0,0 1 1,-1 0-1,1 0 0,0 0 0,0-1 0,0 1 1,0 0-1,0 0 0,0 0 0,0 0 1,0-1-1,0 1 0,0 0 0,0 0 0,0 0 1,0-1-1,1 1 0,-1 0 0,0 0 1,0-1-1,1 1 0,-1 0 0,0 0 0,1-1 1,-1 1-1,2 1 0,33 37 431,-18-21-51,-1 0-208,-10-12 3,0 1 1,0 0-1,-1 0 1,0 1-1,7 13 0,-12-21-160,0 1 0,0 0 0,0 0 0,0 0-1,0 0 1,0 0 0,-1-1 0,1 1 0,0 0-1,-1 0 1,1 0 0,0-1 0,-1 1 0,1 0-1,-1 0 1,1-1 0,-1 1 0,1 0 0,-1-1 0,1 1-1,-1-1 1,1 1 0,-1-1 0,0 1 0,1-1-1,-1 0 1,0 1 0,1-1 0,-1 0 0,0 1-1,0-1 1,1 0 0,-1 0 0,-1 0 0,-26 9 889,18-7-682,-1-1-1,1 0 1,-1-1 0,1 0 0,-1-1-1,1-1 1,-1 0 0,1 0 0,-17-8-1,20 7-11</inkml:trace>
+  <inkml:trace contextRef="#ctx0" brushRef="#br0" timeOffset="8608.62">2258 948 5120,'0'0'73,"-3"31"324,-4-5-195,5-22-149,1 0 1,0 0-1,0 0 0,0 0 1,0 0-1,0 1 1,1-1-1,-1 0 1,1 0-1,0 1 0,0-1 1,0 0-1,1 1 1,1 5-1,-1-7-6</inkml:trace>
+  <inkml:trace contextRef="#ctx0" brushRef="#br0" timeOffset="8759.72">2290 928 4416,'-3'47'159,"4"39"371,-1-82-491</inkml:trace>
+  <inkml:trace contextRef="#ctx0" brushRef="#br0" timeOffset="9495.31">2267 667 2608,'0'0'16,"-15"26"88,14-21-88,1-1 0,0 1 0,0 0 0,1 0 0,-1 0-1,1-1 1,0 1 0,0 0 0,0-1 0,1 1 0,-1-1 0,1 0 0,0 1 0,0-1 0,0 0 0,0 0 0,1-1-1,-1 1 1,4 3 0,-4-4-2,0-1-1,0 0 0,0 0 0,0-1 0,0 1 0,0 0 1,1-1-1,-1 0 0,0 0 0,1 1 0,-1-2 0,1 1 1,-1 0-1,1-1 0,-1 1 0,1-1 0,-1 0 0,1 0 1,-1 0-1,1 0 0,-1 0 0,1-1 0,-1 0 0,1 1 1,-1-1-1,1 0 0,-1 0 0,1-1 0,-1 1 0,4-3 1,-2 0 7,0 1 1,0 0 0,-1-1 0,1 0 0,-1 0 0,1 0 0,-1-1 0,0 0 0,-1 1-1,1-1 1,0 0 0,-1 0 0,2-8 0,-3 10-5,0 0 1,-1-1-1,0 1 1,1 0-1,-1-1 1,0 1-1,0 0 0,-1 0 1,1-1-1,-1 1 1,1 0-1,-1 0 1,0 0-1,0 0 1,0 0-1,0 0 1,0 0-1,-1 0 0,1 0 1,-1 0-1,1 1 1,-1-1-1,0 1 1,0 0-1,-3-3 1,2 1 7,0 0 1,-1 1-1,1 0 1,-1 0-1,0 0 1,1 0-1,-1 1 1,0 0-1,0 0 1,-1 0 0,1 0-1,0 1 1,-6-1-1,8 2-14,0 0 0,-1 0 0,1 1 0,0-1 0,0 1 1,0 0-1,0-1 0,0 1 0,0 0 0,0 0 0,0 1 0,0-1 0,0 0 0,0 1 0,0 0 0,1-1 0,-1 1 0,1 0 0,-1 0 0,1 0 0,-1 0 0,1 0 0,0 1 1,0-1-1,0 0 0,0 1 0,0-1 0,1 1 0,-2 2 0,2-3-9,-1 1-1,0-1 1,1 0 0,0 1 0,-1-1 0,1 1-1,0-1 1,0 0 0,0 1 0,0-1 0,1 1-1,-1-1 1,0 1 0,1-1 0,0 0 0,0 4 0,4 4 15</inkml:trace>
+  <inkml:trace contextRef="#ctx0" brushRef="#br0" timeOffset="29517.13">5447 1532 2208,'0'0'24,"1"46"753,-2 29 1694,1-74-2383</inkml:trace>
+  <inkml:trace contextRef="#ctx0" brushRef="#br0" timeOffset="29721.45">5510 1525 4216,'0'0'57,"6"47"445,-9 23 731,3-65-1177</inkml:trace>
+  <inkml:trace contextRef="#ctx0" brushRef="#br0" timeOffset="30282.59">5441 1749 3616,'-2'5'60,"0"2"0,0-1 0,1 0 0,0 0 0,0 0 0,0 1 0,0-1 0,1 1 0,0-1 0,0 1 0,2 11 0,-2-16-29,1 0-1,0 1 1,0-1 0,-1 0 0,1 0 0,1 0 0,-1 0 0,0 0 0,0 0 0,0 0 0,1 0-1,-1-1 1,1 1 0,-1-1 0,1 1 0,0-1 0,-1 1 0,1-1 0,0 0 0,0 0 0,0 0-1,0-1 1,0 1 0,0 0 0,0-1 0,0 1 0,0-1 0,0 0 0,0 0 0,0 0 0,0 0-1,0-1 1,0 1 0,2-1 0,-2 1 2,0 0-1,0-1 1,0 1-1,-1 0 1,1-1-1,0 1 1,0-1-1,-1 0 1,1 0-1,0 1 1,-1-2-1,1 1 1,-1 0-1,1 0 1,-1 0-1,0-1 1,1 1-1,-1-1 1,0 1-1,0-1 1,0 0-1,1 0 1,-2 1-1,1-1 0,0 0 1,0 0-1,0 0 1,-1 0-1,1 0 1,-1 0-1,1-1 1,-1-3-1,0 4 1,0-1-1,0 1 0,-1-1 0,1 0 1,-1 1-1,1-1 0,-1 1 0,0-1 0,0 1 1,0 0-1,0-1 0,0 1 0,0 0 1,0 0-1,-1 0 0,1 0 0,-1 0 1,1 0-1,-1 1 0,0-1 0,0 1 0,1-1 1,-1 1-1,0 0 0,0-1 0,0 1 1,-2 0-1,-1-1 42,1 0 0,0 1 0,-1 0 0,1 0 0,-1 1 0,0-1 0,1 1 0,-6 1 0,9-1-53,-1 0 0,1 0 1,0 1-1,0-1 0,0 0 0,-1 1 0,1-1 0,0 1 1,0-1-1,0 1 0,0 0 0,0-1 0,0 1 0,0 0 0,0 0 1,0 0-1,0 0 0,0 0 0,1 0 0,-1 0 0,0 0 1,1 1-1,-1-1 0,0 0 0,1 0 0,-1 1 0,1-1 1,0 0-1,-1 1 0,1-1 0,0 1 0,0-1 0,-1 1 1,1-1-1,0 0 0,0 3 0,1 0 74</inkml:trace>
+  <inkml:trace contextRef="#ctx0" brushRef="#br0" timeOffset="32813.71">4174 996 1704,'19'34'775,"-9"-19"-236,-1 0 0,0 1 1,10 28-1,-2-7-223,3 2-93,-13-33-198</inkml:trace>
+  <inkml:trace contextRef="#ctx0" brushRef="#br0" timeOffset="33340.29">4281 1216 2808,'29'-25'63,"15"-26"46,-37 41-72,1 0 0,0 0 0,1 1 0,0 0 1,0 1-1,11-8 0,111-79 446,-105 79-375,-15 10-59</inkml:trace>
+  <inkml:trace contextRef="#ctx0" brushRef="#br0" timeOffset="35167.68">4716 743 1896,'1'-1'17,"-1"0"0,0 0 0,0 1 1,0-1-1,0 0 0,0 0 0,0 1 0,0-1 0,0 0 1,0 0-1,0 0 0,0 1 0,0-1 0,-1 0 0,1 1 0,0-1 1,0 0-1,-1 1 0,1-1 0,0 0 0,-1 1 0,1-1 1,-1 0-1,1 1 0,0-1 0,-1 1 0,1-1 0,-1 1 1,1-1-1,-1 1 0,0 0 0,1-1 0,-1 1 0,1 0 1,-1-1-1,1 1 0,-1 0 0,0 0 0,1 0 0,-2 0 0,-29 4 331,27-2-328,1 0 0,0 1 0,0-1 0,0 1 0,0 0 0,0 0 1,0 0-1,1 0 0,0 1 0,-1-1 0,1 1 0,0 0 1,0-1-1,-3 10 0,3-7 22,-1 1 0,1 0 1,0 0-1,0 0 0,0 1 0,1-1 1,0 1-1,-1 8 0,3-14-34,-1 0 0,0 0-1,1-1 1,-1 1 0,1 0 0,-1 0-1,1 0 1,0-1 0,0 1 0,-1-1-1,1 1 1,0-1 0,0 1 0,0-1-1,1 1 1,-1-1 0,0 0-1,0 0 1,1 0 0,-1 0 0,0 0-1,1 0 1,-1 0 0,1 0 0,-1-1-1,1 1 1,-1-1 0,1 1 0,-1-1-1,2 0 1,55 5 22,-41-5 23,-5 1-21</inkml:trace>
+  <inkml:trace contextRef="#ctx0" brushRef="#br0" timeOffset="35779.43">4792 903 3000,'0'0'737,"24"-21"-239,-18 12-423,0 0 0,-1-1 1,0 1-1,0-1 0,-1-1 1,1 1-1,-2-1 0,0 0 1,0 0-1,0 0 1,-1 0-1,2-23 0,-4 32-65,-1-5 238,-4 16-149,-6 16-44,10-21-36,0 0-1,0 1 1,0-1-1,0 0 1,0 0-1,1 0 1,0 0-1,0 1 1,0-1-1,0 0 1,0 1-1,1-1 1,-1 0-1,1 0 1,0 0-1,0 0 0,1 0 1,-1 0-1,1 0 1,-1 0-1,1-1 1,0 1-1,0-1 1,0 1-1,1-1 1,-1 0-1,1 0 1,-1 0-1,1-1 1,0 1-1,0-1 0,0 1 1,0-1-1,0 0 1,0-1-1,1 1 1,-1-1-1,0 1 1,1-1-1,-1-1 1,1 1-1,-1 0 1,1-1-1,-1 0 1,1 0-1,4-1 0,-6 1-2,0-1 0,0 0-1,0 0 1,1 0-1,-1 0 1,0 0 0,0 0-1,0-1 1,0 1-1,-1-1 1,1 1 0,0-1-1,0 0 1,-1 0-1,1 0 1,-1 0 0,1-1-1,-1 1 1,0 0-1,0-1 1,0 1 0,0-1-1,0 1 1,0-1-1,-1 1 1,1-1 0,-1 0-1,1 0 1,-1 1-1,0-1 1,0-5 0,0 2 8,1-1 1,-1 1-1,-1-1 1,1 0-1,-1 1 0,0-1 1,0 1-1,-1-1 1,0 1-1,1 0 1,-2 0-1,-3-9 1,6 15-6,0 1 0,0-1 0,0 0 1,0 1-1,0-1 0,0 0 0,0 1 0,0-1 0,0 0 1,0 1-1,-1-1 0,1 0 0,0 1 0,0-1 1,0 0-1,0 0 0,-1 1 0,1-1 0,0 0 0,0 0 1,0 1-1,-1-1 0,1 0 0,0 0 0,0 0 1,0 1-1,-1-1 0,1 0 0,0 0 0,-1 0 0,1 0 1,0 0-1,0 0 0,-1 0 0,1 0 0,0 0 1,0 0-1,-1 0 0,1 0 0,0 0 0,-1 0 0,1 0 1,0 0-1,0 0 0,-1 0 0,1 0 0,0 0 1,0-1-1,-1 1 0,1 0 0,0 0 0,0 0 1,-1-1-1,1 1 0,0 0 0,0 0 0,0 0 0,0-1 1,-1 1-1,1 0 0,0-1 0,0 1 0,0 0 1,0 0-1,0-1 0,-1 0 0,1 4 56</inkml:trace>
+  <inkml:trace contextRef="#ctx0" brushRef="#br0" timeOffset="37871.7">3380 811 1800,'0'0'81,"-1"42"470,-3 61 323,1-61-254,2 59 1,4-68-208,-3-30-349</inkml:trace>
+  <inkml:trace contextRef="#ctx0" brushRef="#br0" timeOffset="38734.1">3374 811 2904,'0'0'297,"23"-33"414,-15 22-630,1 0 1,0 1-1,1 0 0,0 1 1,0 0-1,0 1 1,1 0-1,0 1 0,14-6 1,17-12 97,1-14 87,-33 28-18,-6 10 541</inkml:trace>
+  <inkml:trace contextRef="#ctx0" brushRef="#br0" timeOffset="40921.13">3661 537 1800,'-3'16'531,"4"-20"613,11-26 325,-8 21-1342,-1 0 0,0 0 0,0 0 1,-1-1-1,0 0 0,0 1 0,-1-1 0,0 0 1,0-13-1,-1 22 10,-2 38-65,2-31-60,0 0 0,0 1-1,0-1 1,1 0 0,0 1 0,0-1-1,0 0 1,0 0 0,1 0 0,0 0-1,3 7 1,-4-11-8,0 0 1,0 0-1,0-1 1,0 1-1,1-1 1,-1 1-1,0-1 0,0 1 1,1-1-1,-1 0 1,1 0-1,-1 0 0,1 0 1,-1 0-1,1 0 1,-1 0-1,1-1 0,0 1 1,0-1-1,-1 1 1,1-1-1,0 0 0,-1 0 1,1 0-1,0 0 1,0 0-1,-1 0 0,1-1 1,0 1-1,-1-1 1,1 1-1,0-1 1,-1 0-1,1 0 0,-1 0 1,4-2-1,-2 2 18,1-1-1,-1 0 0,1 0 1,-1 0-1,0-1 1,0 0-1,0 1 1,0-1-1,0 0 0,0-1 1,-1 1-1,1-1 1,-1 1-1,0-1 1,0 0-1,0 0 0,0 0 1,-1 0-1,1 0 1,-1-1-1,0 1 1,0 0-1,0-1 0,0 1 1,-1-1-1,0 0 1,0-7-1,-6-23 308,3 29 19,5 24-116,-1-8-198</inkml:trace>
+  <inkml:trace contextRef="#ctx0" brushRef="#br0" timeOffset="42521.81">3794 140 5960,'-17'171'152,"18"-169"-144</inkml:trace>
+  <inkml:trace contextRef="#ctx0" brushRef="#br0" timeOffset="43057.76">3793 119 3112,'16'-6'155,"0"-1"0,0-1-1,0 0 1,25-20 0,-29 18-50,1 1-1,0 1 1,1 0 0,0 1-1,0 1 1,25-7 0,-31 12-52</inkml:trace>
+  <inkml:trace contextRef="#ctx0" brushRef="#br0" timeOffset="43455.69">4026 15 2504,'0'0'43,"24"28"217,-13-19-97,2-1 0,-1 0 1,1 0-1,20 7 0,28 16 593,-57-28-711</inkml:trace>
+  <inkml:trace contextRef="#ctx0" brushRef="#br0" timeOffset="44198.44">4269 120 2608,'-1'0'14,"-1"0"1,1-1 0,0 1-1,-1 0 1,1 0-1,0 0 1,-1 0-1,1 0 1,-1 1-1,1-1 1,0 0-1,-1 1 1,1-1 0,0 1-1,-1 0 1,1-1-1,0 1 1,0 0-1,0 0 1,0 0-1,-1 0 1,1 0-1,-1 2 1,2-2 4,-1 1 0,1 0 0,-1-1 1,1 1-1,0 0 0,-1-1 0,1 1 0,0 0 1,0 0-1,0-1 0,0 1 0,1 0 0,-1-1 1,0 1-1,0 0 0,1-1 0,-1 1 0,2 2 0,0 2 31,0 0 1,1 0-1,0 0 0,0-1 0,0 0 0,0 1 0,1-1 0,0 0 0,0-1 0,8 8 0,-10-10-34,-1-1 0,0 0 0,1 0 0,-1 0-1,1 0 1,-1 0 0,1-1 0,0 1 0,-1-1 0,1 1 0,0-1 0,-1 1 0,1-1 0,0 0 0,-1 0-1,1 0 1,0 0 0,-1-1 0,1 1 0,0 0 0,-1-1 0,1 0 0,0 1 0,-1-1 0,1 0-1,-1 0 1,1 0 0,-1 0 0,0 0 0,1 0 0,-1-1 0,0 1 0,1 0 0,-1-1 0,0 1 0,0-1-1,0 0 1,0 1 0,0-1 0,-1 0 0,1 0 0,0 0 0,-1 0 0,1-2 0,0 1 1,0 0 0,-1 1 0,0-1 1,1 0-1,-1 1 0,0-1 0,0 0 1,0 0-1,0 1 0,-1-1 0,1 0 0,-1 1 1,1-1-1,-1 0 0,0 1 0,0-1 1,0 1-1,0-1 0,0 1 0,0 0 0,0 0 1,-1-1-1,1 1 0,-1 0 0,1 0 1,-1 1-1,0-1 0,0 0 0,0 1 0,1-1 1,-1 1-1,0 0 0,-1 0 0,-2-2 1,1 2 17,-1 0 0,0 0 1,0 0-1,0 0 1,0 1-1,0 0 1,-9 2-1,13-2-30,0 0 0,-1 0 1,1 0-1,0 0 0,0 1 0,0-1 1,-1 0-1,1 1 0,0-1 0,0 1 1,0 0-1,0-1 0,0 1 0,-1 0 1,1 0-1,1 0 0,-1 0 0,0 0 0,0 0 1,0 0-1,0 0 0,0 0 0,1 0 1,-1 1-1,0-1 0,1 0 0,-1 1 1,1-1-1,-1 1 0,1-1 0,0 0 1,0 1-1,-1-1 0,1 1 0,0 2 0,0 0 21</inkml:trace>
+  <inkml:trace contextRef="#ctx0" brushRef="#br0" timeOffset="44662.41">3783 629 4312,'0'0'24,"31"24"80,15 1 115,-33-19-106,1 1-1,-1 1 0,-1 0 1,23 20-1,-30-23-93</inkml:trace>
+  <inkml:trace contextRef="#ctx0" brushRef="#br0" timeOffset="45105.01">3987 744 4104,'46'-19'29,"-29"12"-2,0 0 0,1 1 0,31-5 0,73-19 253,-114 28-257</inkml:trace>
+  <inkml:trace contextRef="#ctx0" brushRef="#br0" timeOffset="45642.69">4299 335 3000,'-20'146'191,"18"-129"-110,1 1 0,0-1 1,1 1-1,1 0 0,0-1 1,4 23-1,-3-28-17</inkml:trace>
+  <inkml:trace contextRef="#ctx0" brushRef="#br0" timeOffset="46615.81">3245 653 2400,'0'0'297,"32"25"-10,-23-21-186,-1 0 1,1-1-1,0 0 0,13 2 1,14 4 228,-30-6-287</inkml:trace>
+  <inkml:trace contextRef="#ctx0" brushRef="#br0" timeOffset="46916.21">3234 727 2704,'0'0'153,"32"23"165,35 25 883,-63-45-1129</inkml:trace>
+  <inkml:trace contextRef="#ctx0" brushRef="#br0" timeOffset="47757.24">3126 585 2304,'-2'1'23,"1"0"0,-1 0 0,0 1-1,1-1 1,-1 1 0,1-1 0,-1 1 0,1 0 0,-1 0 0,1 0-1,0 0 1,0 0 0,0 0 0,0 0 0,0 0 0,0 0 0,1 1 0,-1-1-1,0 0 1,1 1 0,0-1 0,-1 1 0,1-1 0,0 0 0,0 1 0,0-1-1,0 1 1,1-1 0,-1 1 0,0-1 0,1 0 0,-1 1 0,1-1-1,0 0 1,0 0 0,0 1 0,1 1 0,0-1 9,0 0 0,1 0 1,-1-1-1,0 1 0,1-1 0,0 0 1,-1 0-1,1 0 0,0 0 0,0-1 1,0 1-1,0-1 0,0 0 0,0 0 0,0 0 1,0 0-1,0-1 0,1 0 0,-1 1 1,0-2-1,0 1 0,0 0 0,6-2 1,-7 2-17,0 0 0,-1-1 0,1 1 0,0-1 0,-1 1 0,1-1 0,0 0 0,-1 0 0,1 0 0,-1 0 0,1 0 0,-1 0 0,1 0 0,-1 0 0,0-1-1,0 1 1,1-1 0,-1 1 0,0-1 0,0 0 0,0 1 0,0-1 0,-1 0 0,1 0 0,0 0 0,-1 0 0,1 0 0,-1 0 0,1-3 0,-1 2 2,0 0 0,-1 0-1,1 0 1,-1 0-1,0 0 1,1 0-1,-1 0 1,0 0-1,-1 0 1,1 0-1,0 1 1,-1-1-1,1 0 1,-1 1 0,0 0-1,0-1 1,1 1-1,-1 0 1,-4-2-1,5 2-12,-1 1 1,1-1-1,-1 1 0,1 0 0,-1-1 0,0 1 0,1 0 1,-1 1-1,0-1 0,0 0 0,0 1 0,0-1 0,0 1 1,0 0-1,1-1 0,-1 1 0,0 0 0,0 1 0,0-1 1,0 0-1,0 1 0,0-1 0,0 1 0,0-1 0,1 1 1,-1 0-1,0 0 0,0 0 0,1 1 0,-1-1 0,1 0 1,-1 1-1,1-1 0,-1 1 0,1-1 0,0 1 0,-1 0 1,1 0-1,0 0 0,0 0 0,0 0 0,0 0 0,1 0 1,-1 0-1,0 0 0,1 1 0,-1-1 0,0 5 1,1 0 11</inkml:trace>
+  <inkml:trace contextRef="#ctx0" brushRef="#br0" timeOffset="62104.15">3151 979 1496,'0'0'27,"-39"-5"319,34 5-266,0 0 0,1 0 0,-1 0 0,0 0-1,0 1 1,0 0 0,1 0 0,-1 1 0,1 0-1,-1 0 1,1 0 0,-1 0 0,-5 5 0,10-4-35,1 0 1,-1 1 0,0-1 0,1 0 0,0 1 0,0-1 0,-1 0-1,2 0 1,1 5 0,1 6-4,10 119 570,-11-89-238,-3 39-174,1 9 943,0-88-1019,-1-1 0,0 1 0,1 0 0,0-1 0,-1 1 0,1-1 0,1 1 0,-1-1 0,0 0 0,1 1 0,-1-1-1,1 0 1,0 0 0,0 0 0,0 0 0,0-1 0,0 1 0,4 3 0,-3-4-87,0-1-1,-1 0 0,1 0 1,0 0-1,0 0 1,0-1-1,0 1 0,0-1 1,0 0-1,0 0 1,0 0-1,0 0 1,0-1-1,-1 0 0,1 1 1,0-1-1,0 0 1,0-1-1,-1 1 0,4-2 1,-3 1-16,0 1 1,1 0-1,-1 1 1,0-1-1,1 1 1,-1 0-1,1 0 1,-1 0 0,0 0-1,1 1 1,-1 0-1,0-1 1,1 1-1,-1 1 1,0-1-1,0 1 1,0-1-1,0 1 1,6 5-1,-4-4 5</inkml:trace>
+</inkml:ink>
+</file>
+
+<file path=word/ink/ink4.xml><?xml version="1.0" encoding="utf-8"?>
+<inkml:ink xmlns:inkml="http://www.w3.org/2003/InkML">
+  <inkml:definitions>
+    <inkml:context xml:id="ctx0">
+      <inkml:inkSource xml:id="inkSrc0">
+        <inkml:traceFormat>
+          <inkml:channel name="X" type="integer" min="-2.14748E9" max="2.14748E9" units="cm"/>
+          <inkml:channel name="Y" type="integer" min="-2.14748E9" max="2.14748E9" units="cm"/>
+          <inkml:channel name="F" type="integer" max="32767" units="dev"/>
+        </inkml:traceFormat>
+        <inkml:channelProperties>
+          <inkml:channelProperty channel="X" name="resolution" value="1000" units="1/cm"/>
+          <inkml:channelProperty channel="Y" name="resolution" value="1000" units="1/cm"/>
+          <inkml:channelProperty channel="F" name="resolution" value="0" units="1/dev"/>
+        </inkml:channelProperties>
+      </inkml:inkSource>
+      <inkml:timestamp xml:id="ts0" timeString="2026-05-03T11:41:17.887"/>
+    </inkml:context>
+    <inkml:brush xml:id="br0">
+      <inkml:brushProperty name="width" value="0.025" units="cm"/>
+      <inkml:brushProperty name="height" value="0.025" units="cm"/>
+    </inkml:brush>
+  </inkml:definitions>
+  <inkml:trace contextRef="#ctx0" brushRef="#br0">64 7 992,'0'0'16,"36"-5"447,-35 5-414,0 0 0,1-1 0,-1 1 0,0 0 0,1 0 0,-1 0 0,1 1 0,-1-1 0,0 0 0,0 0 0,1 1 0,-1-1 0,0 1 0,1 0 0,-1-1 0,0 1 0,0 0 0,0 0 0,0 0 0,0 0 0,0 0 0,0 0 0,0 0 0,0 0 0,0 1 0,1 1 0,-2-1-12,0 0-1,0 1 1,0-1 0,0 0-1,0 0 1,0 0-1,-1 1 1,1-1 0,-1 0-1,1 0 1,-1 0 0,0 0-1,0 0 1,0 0-1,0 0 1,0-1 0,0 1-1,0 0 1,-2 1 0,-1 6-2,1 1 1,0-1-1,0 0 1,0 1 0,1 0-1,0-1 1,1 1-1,0 0 1,0 0 0,1 0-1,0 1 1,1 12-1,-2 33 199,0-33-26,1 0 0,5 45 0,0 15 831,-5-83-1011,0 0-1,0 1 1,1-1-1,-1 0 0,0 0 1,0 1-1,0-1 0,0 0 1,0 1-1,0-1 0,0 0 1,0 0-1,0 1 0,0-1 1,0 0-1,0 0 1,0 1-1,0-1 0,0 0 1,0 1-1,0-1 0,0 0 1,0 0-1,-1 1 0,1-1 1,0 0-1,0 0 0,0 1 1,0-1-1,0 0 0,-1 0 1,1 0-1,0 1 1,0-1-1,0 0 0,0 0 1,-1 0-1,1 0 0,0 0 1,0 1-1,-1-1 0,1 0 1,0 0-1,0 0 0,0 0 1,-1 0-1,1 0 1,0 0-1,0 0 0,-1 0 1,1 0-1,0 0 0,0 0 1,-1 0-1,1 0 0,0 0 1,0 0-1,0 0 0,-1-1 1,1 1-1,0 0 0,0 0 1,0 0-1,-1-1 1,-11-1 4,-73-12 971,85 13-986,0 1 1,0 0 0,0 0 0,0 0-1,0 0 1,0 0 0,0 0 0,0 0-1,0 0 1,0 0 0,0 0 0,0 0-1,0 0 1,0 0 0,-1-1 0,4 1-2</inkml:trace>
+  <inkml:trace contextRef="#ctx0" brushRef="#br0" timeOffset="614.46">183 476 3616,'0'0'33,"6"43"382,-6-6 355,0-37-762,0 0 0,0 1 0,0-1 1,0 0-1,0 0 0,0 0 0,0 0 1,0 0-1,0 0 0,0 0 0,0 1 1,0-1-1,0 0 0,0 0 0,0 0 1,0 0-1,0 0 0,-1 0 0,1 0 1,0 0-1,0 0 0,0 0 0,0 1 1,0-1-1,0 0 0,0 0 0,0 0 1,-1 0-1,1 0 0,0 0 0,0 0 0,0 0 1,0 0-1,0 0 0,0 0 0,0 0 1,-1 0-1,1 0 0,0 0 0,0 0 1,0-1-1,0 1 0,0 0 0,0 0 1,0 0-1,0 0 0,0 0 0,-1 0 1,1 0-1,0 0 0,0 0 0,0 0 1,0 0-1,0-1 0,0 1 0,0 0 1,0 0-1,0 0 0,0 0 0,-8-21 104,7 16-86,-1 0 1,1-1-1,0 1 1,1 0-1,-1 0 1,1-1 0,0 1-1,0 0 1,0-1-1,0 1 1,2-5-1,-2 8-11,0 1-1,1 0 1,-1 0-1,1 0 1,-1 0-1,1 0 1,-1 0-1,1 0 1,-1 0-1,1 1 1,0-1-1,-1 0 1,1 0-1,0 1 1,-1-1-1,1 0 1,0 1-1,0-1 1,0 1 0,0-1-1,1 0 1,0 1 4,0 0 0,0-1 0,1 1 0,-1 0 0,0 1 0,0-1 0,0 0 0,1 1 1,-1 0-1,0-1 0,0 1 0,0 0 0,2 2 0,0-2 43,-1 1-1,0 0 1,1 1-1,-1-1 1,0 1-1,0-1 1,0 1 0,0 0-1,-1 1 1,1-1-1,-1 0 1,0 1-1,1 0 1,-1-1-1,-1 1 1,1 0 0,0 0-1,-1 0 1,0 1-1,1-1 1,-1 0-1,-1 1 1,1-1-1,-1 1 1,1-1 0,-1 1-1,0-1 1,0 1-1,-1 7 1,0-9 10</inkml:trace>
+</inkml:ink>
+</file>
+
+<file path=word/ink/ink5.xml><?xml version="1.0" encoding="utf-8"?>
+<inkml:ink xmlns:inkml="http://www.w3.org/2003/InkML">
+  <inkml:definitions>
+    <inkml:context xml:id="ctx0">
+      <inkml:inkSource xml:id="inkSrc0">
+        <inkml:traceFormat>
+          <inkml:channel name="X" type="integer" min="-2.14748E9" max="2.14748E9" units="cm"/>
+          <inkml:channel name="Y" type="integer" min="-2.14748E9" max="2.14748E9" units="cm"/>
+          <inkml:channel name="F" type="integer" max="32767" units="dev"/>
+        </inkml:traceFormat>
+        <inkml:channelProperties>
+          <inkml:channelProperty channel="X" name="resolution" value="1000" units="1/cm"/>
+          <inkml:channelProperty channel="Y" name="resolution" value="1000" units="1/cm"/>
+          <inkml:channelProperty channel="F" name="resolution" value="0" units="1/dev"/>
+        </inkml:channelProperties>
+      </inkml:inkSource>
+      <inkml:timestamp xml:id="ts0" timeString="2026-05-03T11:41:37.372"/>
+    </inkml:context>
+    <inkml:brush xml:id="br0">
+      <inkml:brushProperty name="width" value="0.025" units="cm"/>
+      <inkml:brushProperty name="height" value="0.025" units="cm"/>
+    </inkml:brush>
+  </inkml:definitions>
+  <inkml:trace contextRef="#ctx0" brushRef="#br0">1 94 1496,'15'-3'78,"1"2"-1,-1 0 1,19 2-1,28-2 414,188-14 910,-155 12-1002,149 3 873,-98 3-1016,293-10 743,-110 18 183,-295-9-958,-27-2-182</inkml:trace>
+  <inkml:trace contextRef="#ctx0" brushRef="#br0" timeOffset="657.44">1713 0 3312,'0'0'992,"14"32"-647,25 0 29,-30-26-285,1 1-1,-2 0 1,1 0-1,-1 1 1,0 0-1,10 14 1,-17-20-69,0-1 0,0 1 0,0 0 0,0-1 0,-1 1 0,1 0 0,0 0 1,-1-1-1,0 1 0,1 0 0,-1 0 0,0 0 0,0 0 0,0 0 0,0 0 0,0 0 0,0 0 1,0-1-1,-1 4 0,0-2 17,0 0 0,-1 0 1,1 1-1,-1-1 0,0 0 0,0 0 1,0-1-1,0 1 0,0 0 0,0-1 1,-1 0-1,1 0 0,-5 4 0,-20 6 273,-2 2 382,29-13-188</inkml:trace>
+</inkml:ink>
+</file>
+
+<file path=word/ink/ink6.xml><?xml version="1.0" encoding="utf-8"?>
+<inkml:ink xmlns:inkml="http://www.w3.org/2003/InkML">
+  <inkml:definitions>
+    <inkml:context xml:id="ctx0">
+      <inkml:inkSource xml:id="inkSrc0">
+        <inkml:traceFormat>
+          <inkml:channel name="X" type="integer" min="-2.14748E9" max="2.14748E9" units="cm"/>
+          <inkml:channel name="Y" type="integer" min="-2.14748E9" max="2.14748E9" units="cm"/>
+          <inkml:channel name="F" type="integer" max="32767" units="dev"/>
+        </inkml:traceFormat>
+        <inkml:channelProperties>
+          <inkml:channelProperty channel="X" name="resolution" value="1000" units="1/cm"/>
+          <inkml:channelProperty channel="Y" name="resolution" value="1000" units="1/cm"/>
+          <inkml:channelProperty channel="F" name="resolution" value="0" units="1/dev"/>
+        </inkml:channelProperties>
+      </inkml:inkSource>
+      <inkml:timestamp xml:id="ts0" timeString="2026-05-03T11:41:42.934"/>
+    </inkml:context>
+    <inkml:brush xml:id="br0">
+      <inkml:brushProperty name="width" value="0.025" units="cm"/>
+      <inkml:brushProperty name="height" value="0.025" units="cm"/>
+    </inkml:brush>
+  </inkml:definitions>
+  <inkml:trace contextRef="#ctx0" brushRef="#br0">278 595 1704,'0'0'63,"3"38"285,2 48 2904,-7-125-2648,1 32-531,0 1 0,1-1 1,-1 0-1,2 1 1,-1-1-1,2-12 0,-1 17-28,0-1-1,0 1 1,0-1 0,0 1-1,0 0 1,0-1-1,1 1 1,-1 0 0,0 0-1,1 0 1,0 1-1,-1-1 1,1 0-1,0 1 1,0-1 0,0 1-1,0 0 1,0 0-1,0-1 1,0 2 0,3-2-1,-2 1 52,-1 0 0,1 0 0,-1 1 0,1-1 0,0 1 0,-1 0 0,1 0 0,-1 0 0,1 0 0,-1 0 0,1 1 0,0 0-1,-1-1 1,1 1 0,-1 0 0,0 0 0,1 1 0,-1-1 0,0 1 0,0-1 0,1 1 0,-1 0 0,0 0 0,0 0 0,-1 0 0,1 0 0,0 1 0,2 3 0,-1-6-28,-1 0 0,1 0 0,0 0 0,0-1 0,-1 1 0,1-1 0,0 0 0,-1 0 0,1 0 0,-1-1 0,1 1 0,-1-1 0,1 1 0,1-3 0,17-7-66,-18 10 24,0 0 0,0 0 0,1 0 0,-1 1 0,0-1 0,0 1 0,0 0-1,1 0 1,-1 0 0,0 1 0,0-1 0,0 1 0,5 1 0,-7 0 23,0-1 0,0 0 1,0 0-1,0 1 0,0-1 1,0 1-1,0 0 0,0-1 1,-1 1-1,1-1 0,0 1 1,-1 0-1,1 0 0,-1 0 1,0-1-1,1 1 0,-1 0 1,0 0-1,0 0 1,0 0-1,0 0 0,0-1 1,0 1-1,-1 0 0,1 0 1,0 0-1,-1-1 0,1 1 1,-2 2-1,2 0 12,-1-1 1,1 1 0,-1 0-1,1 0 1,0 0-1,0 0 1,0-1-1,1 1 1,-1 0-1,1 0 1,0-1-1,1 5 1,0-5-7</inkml:trace>
+  <inkml:trace contextRef="#ctx0" brushRef="#br0" timeOffset="654.82">32 654 4720,'0'0'387,"11"36"500,-11-18-637,0-1-1,0 1 0,-4 24 0,2-24-58,3-13-135,-1-4-50,0-1 0,0 0 0,0 1-1,0-1 1,0 0 0,0 1 0,0-1 0,1 0-1,-1 1 1,0-1 0,0 1 0,0-1-1,0 0 1,0 1 0,0-1 0,0 0 0,-1 1-1,1-1 1,0 0 0,0 1 0,0-1 0,0 1-1,0-1 1,0 0 0,0 1 0,-1-1-1,1 0 1,0 0 0,0 1 0,0-1 0,-1 0-1,1 1 12</inkml:trace>
+  <inkml:trace contextRef="#ctx0" brushRef="#br0" timeOffset="828.74">0 765 4984,'99'-8'121,"-90"7"-106</inkml:trace>
+  <inkml:trace contextRef="#ctx0" brushRef="#br0" timeOffset="1609.03">972 573 2704,'0'0'39,"-11"33"131,-17 132 1050,2-32 144,26-131-1317</inkml:trace>
+  <inkml:trace contextRef="#ctx0" brushRef="#br0" timeOffset="1994.25">938 922 4216,'27'16'177,"-5"-3"34,0 0 0,-1 2 0,0 1 0,20 21 0,26 19 134,-60-50-322</inkml:trace>
+  <inkml:trace contextRef="#ctx0" brushRef="#br0" timeOffset="2318.3">1187 1090 3504,'32'-6'136,"18"-18"148,54-38 0,-78 47-137,1 1-1,0 2 1,1 1 0,32-8-1,-54 17-119</inkml:trace>
+  <inkml:trace contextRef="#ctx0" brushRef="#br0" timeOffset="2717.53">1588 609 3616,'0'0'88,"3"32"32,-1-6 103,-1 0 0,-1-1 0,-1 1 1,0-1-1,-2 1 0,-1-1 0,0 0 0,-1 0 1,-14 38-1,19-60-167</inkml:trace>
+  <inkml:trace contextRef="#ctx0" brushRef="#br0" timeOffset="3421.04">974 605 4840,'0'0'24,"24"-21"8,5 4-6,147-95 156,-165 103-147,0 1 0,0 0 0,1 1 0,0 0 0,0 1 0,0 1 0,0 1 0,1 0 0,21-3 1,-29 7-3</inkml:trace>
+  <inkml:trace contextRef="#ctx0" brushRef="#br0" timeOffset="3656.09">1390 412 3616,'0'0'33,"16"13"82,15 22-32,-19-21 35,0 0 0,1-1 0,0-1 0,0-1 0,1 0 0,19 11 0,-28-20-61,1 1-9,1 0-1,-1 0 1,-1 1-1,1 0 1,0 0 0,-1 1-1,0 0 1,9 10 0,-8-6-7</inkml:trace>
+  <inkml:trace contextRef="#ctx0" brushRef="#br0" timeOffset="4322.1">1241 693 2904,'-5'3'39,"0"0"0,1 1 0,0 0 0,-1 0 1,1 1-1,1 0 0,-1-1 0,0 1 0,1 1 0,0-1 0,-4 9 1,6-10-13,0 1 0,0-1 1,0 0-1,1 1 0,-1-1 0,1 0 1,0 1-1,0-1 0,0 1 1,1-1-1,-1 0 0,1 1 1,0-1-1,0 0 0,0 0 1,0 1-1,4 6 0,-3-8-12,0 0 0,0-1 0,0 1 0,0 0-1,0-1 1,0 0 0,1 0 0,-1 0 0,1 0-1,-1 0 1,1 0 0,0-1 0,-1 0 0,1 1 0,0-1-1,0-1 1,0 1 0,0 0 0,0-1 0,0 0 0,0 1-1,0-1 1,-1-1 0,1 1 0,4-2 0,1 2 29,-1-1 1,0-1-1,0 0 1,0 0-1,0 0 1,0-1-1,0-1 1,0 1-1,7-7 1,-11 8-13,1-1 1,-1 0 0,0 0-1,-1 0 1,1 0 0,0 0-1,-1-1 1,1 0-1,-1 1 1,0-1 0,0 0-1,0 0 1,-1-1-1,1 1 1,-1 0 0,2-8-1,-3 9 11,0-1 0,-1 1 0,1-1-1,0 1 1,-1-1 0,0 1 0,0 0 0,0-1-1,0 1 1,0 0 0,0 0 0,-1 0 0,0 0-1,1 0 1,-1 0 0,0 0 0,0 1 0,0-1-1,0 1 1,0-1 0,-5-2 0,3 1 22,-1 1 0,0-1 1,0 1-1,0 1 0,0-1 0,-1 1 1,1 0-1,0 0 0,-1 1 0,-10-2 0,14 3-35,-1-1 0,1 1 0,0 0 0,0 0 0,-1 0 0,1 0 0,0 1 0,-1-1 0,1 1-1,0 0 1,0-1 0,0 1 0,-1 0 0,1 1 0,0-1 0,0 0 0,0 1 0,0-1 0,1 1-1,-1 0 1,0 0 0,1 0 0,-1 0 0,1 0 0,-1 0 0,1 0 0,0 1 0,-1-1 0,0 4-1,1-2 77</inkml:trace>
+  <inkml:trace contextRef="#ctx0" brushRef="#br0" timeOffset="4931.84">1386 142 3312,'0'0'87,"5"-9"781,-14 64-432,4-36-314,2 1 0,0 0 0,1 0 0,0 0 0,2 1 1,0-1-1,3 30 0,-1-38 22,-2-10-128</inkml:trace>
+  <inkml:trace contextRef="#ctx0" brushRef="#br0" timeOffset="5322.6">1429 122 3712,'57'-31'488,"2"3"0,73-23 0,-108 42-327,-19 6-114</inkml:trace>
+  <inkml:trace contextRef="#ctx0" brushRef="#br0" timeOffset="5765.48">1493 214 3504,'31'-11'111,"107"-27"343,-69 20 5,-60 16-395</inkml:trace>
+</inkml:ink>
+</file>
+
+<file path=word/ink/ink7.xml><?xml version="1.0" encoding="utf-8"?>
+<inkml:ink xmlns:inkml="http://www.w3.org/2003/InkML">
+  <inkml:definitions>
+    <inkml:context xml:id="ctx0">
+      <inkml:inkSource xml:id="inkSrc0">
+        <inkml:traceFormat>
+          <inkml:channel name="X" type="integer" min="-2.14748E9" max="2.14748E9" units="cm"/>
+          <inkml:channel name="Y" type="integer" min="-2.14748E9" max="2.14748E9" units="cm"/>
+          <inkml:channel name="F" type="integer" max="32767" units="dev"/>
+        </inkml:traceFormat>
+        <inkml:channelProperties>
+          <inkml:channelProperty channel="X" name="resolution" value="1000" units="1/cm"/>
+          <inkml:channelProperty channel="Y" name="resolution" value="1000" units="1/cm"/>
+          <inkml:channelProperty channel="F" name="resolution" value="0" units="1/dev"/>
+        </inkml:channelProperties>
+      </inkml:inkSource>
+      <inkml:timestamp xml:id="ts0" timeString="2026-05-03T11:42:26.077"/>
+    </inkml:context>
+    <inkml:brush xml:id="br0">
+      <inkml:brushProperty name="width" value="0.025" units="cm"/>
+      <inkml:brushProperty name="height" value="0.025" units="cm"/>
+    </inkml:brush>
+  </inkml:definitions>
+  <inkml:trace contextRef="#ctx0" brushRef="#br0">129 1 2104,'0'0'57,"-37"2"167,34-2-213,1 0 0,0-1 0,-1 1 0,1 0 0,0 1 0,-1-1 0,1 0 0,0 1 1,-1 0-1,1-1 0,0 1 0,0 0 0,-1 1 0,1-1 0,0 0 0,0 1 0,0-1 0,0 1 0,0 0 0,1 0 0,-1 0 0,0 0 0,1 0 0,-1 0 0,1 0 0,0 1 0,-1-1 0,1 1 0,0-1 0,0 1 0,0 0 0,0-1 0,1 1 0,-1 0 0,1 0 0,-1 0 0,1-1 0,0 1 0,0 0 0,0 0 0,0 0 1,0 0-1,2 5 0,-1 5 11,-1 0 0,0 0 0,0 0 0,-1 0 0,-5 25 0,-1 27 163,0 75 438,-2 121 405,16-139 273,-1-57-696,-5-43-327,1-10-60,-1 1 0,0-1-1,-1 0 1,-1 0 0,1 0 0,-3 14 0,1-21-144,1 1 0,0-1 0,0 0 0,1 1 0,0-1-1,-1 0 1,1 1 0,1 7 0,-1-12-57,0 1-1,1-1 1,-1 1-1,0-1 1,1 0-1,-1 1 1,1-1-1,-1 0 1,1 0-1,-1 1 1,1-1-1,0 0 1,0 0-1,-1 0 1,1 0-1,0 0 1,0 0-1,0 0 1,0 0-1,0 0 1,0-1-1,0 1 1,0 0-1,0-1 1,0 1-1,0-1 1,1 1-1,-1-1 1,0 0-1,0 0 1,0 1-1,0-1 1,2 0-1,111-15 476,-111 14-924,-2-1-18</inkml:trace>
+</inkml:ink>
+</file>
+
+<file path=word/ink/ink8.xml><?xml version="1.0" encoding="utf-8"?>
+<inkml:ink xmlns:inkml="http://www.w3.org/2003/InkML">
+  <inkml:definitions>
+    <inkml:context xml:id="ctx0">
+      <inkml:inkSource xml:id="inkSrc0">
+        <inkml:traceFormat>
+          <inkml:channel name="X" type="integer" min="-2.14748E9" max="2.14748E9" units="cm"/>
+          <inkml:channel name="Y" type="integer" min="-2.14748E9" max="2.14748E9" units="cm"/>
+          <inkml:channel name="F" type="integer" max="32767" units="dev"/>
+        </inkml:traceFormat>
+        <inkml:channelProperties>
+          <inkml:channelProperty channel="X" name="resolution" value="1000" units="1/cm"/>
+          <inkml:channelProperty channel="Y" name="resolution" value="1000" units="1/cm"/>
+          <inkml:channelProperty channel="F" name="resolution" value="0" units="1/dev"/>
+        </inkml:channelProperties>
+      </inkml:inkSource>
+      <inkml:timestamp xml:id="ts0" timeString="2026-05-03T11:42:00.555"/>
+    </inkml:context>
+    <inkml:brush xml:id="br0">
+      <inkml:brushProperty name="width" value="0.025" units="cm"/>
+      <inkml:brushProperty name="height" value="0.025" units="cm"/>
+    </inkml:brush>
+    <inkml:context xml:id="ctx1">
+      <inkml:inkSource xml:id="inkSrc29">
+        <inkml:traceFormat>
+          <inkml:channel name="X" type="integer" min="-2.14748E9" max="2.14748E9" units="cm"/>
+          <inkml:channel name="Y" type="integer" min="-2.14748E9" max="2.14748E9" units="cm"/>
+          <inkml:channel name="F" type="integer" max="32767" units="dev"/>
+          <inkml:channel name="OA" type="integer" max="360" units="deg"/>
+          <inkml:channel name="OE" type="integer" max="90" units="deg"/>
+        </inkml:traceFormat>
+        <inkml:channelProperties>
+          <inkml:channelProperty channel="X" name="resolution" value="1000" units="1/cm"/>
+          <inkml:channelProperty channel="Y" name="resolution" value="1000" units="1/cm"/>
+          <inkml:channelProperty channel="F" name="resolution" value="0" units="1/dev"/>
+          <inkml:channelProperty channel="OA" name="resolution" value="1000" units="1/deg"/>
+          <inkml:channelProperty channel="OE" name="resolution" value="1000" units="1/deg"/>
+        </inkml:channelProperties>
+      </inkml:inkSource>
+      <inkml:timestamp xml:id="ts1" timeString="2026-05-03T11:42:39.188"/>
+    </inkml:context>
+  </inkml:definitions>
+  <inkml:trace contextRef="#ctx0" brushRef="#br0">286 1093 1296,'-6'-4'82,"0"1"0,0 0 0,-1 0-1,1 1 1,-1 0 0,1 0 0,-1 1 0,0 0 0,1 0 0,-1 1 0,0 0-1,0 1 1,1-1 0,-1 1 0,0 1 0,1 0 0,-9 3 0,5 0 55,1 1 0,-1 0 1,1 1-1,0 0 1,0 0-1,1 1 1,0 1-1,0 0 0,0 0 1,-7 13-1,3-5-36,5-8-35,1 0 1,0 0-1,0 1 0,-6 15 0,11-20-52,-1 0 0,1 0 0,0 0 0,0 0-1,0 0 1,1 0 0,-1 1 0,1-1 0,0 0-1,1 0 1,-1 0 0,1 1 0,1 5 0,-2-6 4,1 0 0,0-1 0,0 0 1,1 1-1,-1-1 0,1 0 0,-1 0 1,1 0-1,0 0 0,1 0 0,-1 0 1,0 0-1,1-1 0,0 0 1,0 0-1,0 0 0,0 0 0,0 0 1,6 4-1,2-2 63,0-1 1,0 0-1,0-1 0,0-1 0,18 2 1,-12-3 325,0-1 1,0 0-1,0-2 0,28-7 1,-33 6-389,-3 2-3</inkml:trace>
+  <inkml:trace contextRef="#ctx0" brushRef="#br0" timeOffset="528.98">325 1441 4816,'0'0'649,"25"-9"119,-18 4-649,-1 1-1,1-1 1,-1-1 0,0 1-1,0-1 1,-1-1 0,1 1-1,-1-1 1,7-12 0,-12 19-100,-6 13 129,0 0 1,1 1 0,-6 23 0,10-33-135,0-1 1,1 1 0,-1 0 0,1 0 0,-1-1 0,1 1-1,0 0 1,0 0 0,0 0 0,1-1 0,-1 1-1,1 0 1,-1 0 0,1-1 0,0 1 0,1-1 0,-1 1-1,0-1 1,1 1 0,-1-1 0,1 0 0,3 4-1,6-1 54,-7-5-38</inkml:trace>
+  <inkml:trace contextRef="#ctx0" brushRef="#br0" timeOffset="1068.14">458 1403 5120,'0'0'57,"30"-21"375,-25 19-390,0 1-1,-1 0 1,1 0 0,0 0-1,0 1 1,-1 0 0,1 0-1,0 0 1,0 1 0,6 1-1,-9-2-31,1 1 0,-1-1 0,0 1 0,1 0 0,-1 0 0,0 0 0,0 0 0,0 0-1,0 1 1,0-1 0,0 1 0,0 0 0,0-1 0,-1 1 0,1 0 0,0 0 0,-1 0 0,1 1 0,-1-1-1,0 0 1,0 1 0,1-1 0,0 4 0,-2-2 4,0-1 1,0 0-1,-1 1 0,1-1 1,-1 1-1,1-1 0,-1 0 1,0 1-1,0-1 0,0 0 1,0 0-1,-1 0 0,1 0 1,-1 0-1,0 0 0,1-1 1,-1 1-1,0 0 0,-3 2 1,0 2 37,-1-1 0,0 1 0,-1-1 0,1-1 0,-13 9 0,17-13-24,1 0 0,-1-1 0,0 1 0,0-1 0,0 1 0,0-1 1,0 0-1,0 0 0,0 0 0,0 0 0,0-1 0,0 1 0,-2-1 0,3 1-5,0-1 0,0 1-1,0 0 1,0-1-1,0 1 1,1 0 0,-1-1-1,0 0 1,0 1-1,0-1 1,1 0 0,-1 1-1,0-1 1,1 0 0,-1 0-1,0 0 1,1 0-1,-1 1 1,1-1 0,-1 0-1,1 0 1,-1 0-1,1 0 1,0-1 0,0 1-1,-1 0 1,1 0 0,0 0-1,0-2 1,0 3-4,0-1 0,1 1 1,-1-1-1,1 1 0,-1-1 1,0 1-1,1-1 1,-1 1-1,1 0 0,-1-1 1,1 1-1,-1 0 0,1-1 1,-1 1-1,1 0 0,-1 0 1,1 0-1,0 0 0,-1 0 1,1-1-1,-1 1 0,1 0 1,-1 0-1,1 1 0,0-1 1,-1 0-1,1 0 1,-1 0-1,1 0 0,-1 1 1,1-1-1,-1 0 0,1 0 1,-1 1-1,2 0 0,23 10 96,-23-11-70,12 7 75,1-2 0,0 0 1,0-1-1,19 2 0,-27-5-73</inkml:trace>
+  <inkml:trace contextRef="#ctx0" brushRef="#br0" timeOffset="1422.38">791 1079 3312,'0'0'184,"-4"28"7,-13 258 2098,23-276-1736,-6-10-498</inkml:trace>
+  <inkml:trace contextRef="#ctx0" brushRef="#br0" timeOffset="1691.71">906 1101 3712,'5'22'184,"-2"-1"1,0 1-1,-1 0 1,-1 0-1,-2 34 1,-15 109 1681,14-163-1415</inkml:trace>
+  <inkml:trace contextRef="#ctx0" brushRef="#br0" timeOffset="1912.33">785 1307 4512,'0'0'288,"27"-2"232,7 2-7,-25-1-401,0 1-1,0 0 1,0 0-1,12 4 0,-13-3-45</inkml:trace>
+  <inkml:trace contextRef="#ctx0" brushRef="#br0" timeOffset="2587.12">970 1396 2808,'0'0'169,"34"-18"223,-31 17-352,1 1 0,0-1 0,-1 1 0,1 1 0,-1-1 0,1 1 0,-1-1 0,1 1 0,-1 0 0,1 1 0,-1-1 0,1 1 0,-1 0 0,0 0 0,0 0 0,5 4 0,-7-5-15,0 0 0,1 1-1,-1-1 1,0 0 0,0 1 0,0-1 0,1 1 0,-2 0 0,1-1 0,0 1 0,0 0 0,0-1-1,-1 1 1,1 0 0,0 0 0,-1 0 0,0 0 0,1 0 0,-1 0 0,0 0 0,0 0 0,0 0-1,0 0 1,0 0 0,0 0 0,0 0 0,-1 0 0,1 0 0,0 0 0,-1-1 0,0 1 0,1 0-1,-1 0 1,0 0 0,-1 2 0,-3 3 24,1 0-1,-1-1 0,0 0 1,0 0-1,-1-1 0,1 1 1,-10 5-1,13-9-8,0 0-1,0-1 1,0 1 0,-1-1 0,1 0 0,0 1-1,-1-1 1,1-1 0,-1 1 0,1 0-1,-1-1 1,1 1 0,-1-1 0,1 0-1,-1 0 1,1 0 0,-1-1 0,1 1 0,-1-1-1,1 0 1,-1 1 0,1-1 0,-5-3-1,7 4-17,-1-1-1,0 0 0,1 1 1,-1-1-1,1 1 0,-1-1 0,1 0 1,-1 0-1,1 1 0,-1-1 1,1 0-1,0 0 0,-1 0 0,1 0 1,0 0-1,0 0 0,-1 1 0,1-1 1,0 0-1,0 0 0,0 0 1,0 0-1,0 0 0,0 0 0,0 0 1,0 0-1,1 0 0,-1 0 1,0 0-1,0 1 0,1-1 0,-1 0 1,0 0-1,1 0 0,-1 0 0,0 1 1,1-1-1,-1 0 0,1 0 1,-1 1-1,1-1 0,0 1 0,-1-1 1,2 0-1,0-2 43,0 1 0,0 0 0,1-1-1,-1 2 1,0-1 0,1 0 0,-1 0 0,1 1 0,0 0 0,-1-1 0,5 0-1,-5 2-30,0 0-1,0 0 0,0 0 0,0 0 0,1 0 0,-1 0 0,0 1 1,0 0-1,0-1 0,0 1 0,0 0 0,0 0 0,0 0 0,0 0 0,0 1 1,0-1-1,0 1 0,-1-1 0,1 1 0,0 0 0,-1 0 0,1 0 1,-1 0-1,0 0 0,0 0 0,1 0 0,-1 0 0,1 5 0,0-2 56,0-1-1,1 0 0,-1-1 0,0 1 1,1 0-1,0-1 0,0 0 0,5 5 1,11-2 328,-15-7-368</inkml:trace>
+  <inkml:trace contextRef="#ctx0" brushRef="#br0" timeOffset="2834.13">1151 1416 4616,'-7'21'595,"10"-17"-491,-1 0 0,1-1 0,0 0 0,1 1 0,-1-1 0,0 0 0,1-1 0,5 4 0,13 11 421,-19-14-431,0 0-1,0 1 1,-1 0 0,1-1 0,-1 1-1,0 0 1,0 0 0,0 1-1,0-1 1,0 0 0,-1 1 0,2 4-1,-3-8-67,0 0 0,0 1 0,0-1 0,0 0 0,0 0 0,0 0 0,0 0 0,0 0 0,0 0 0,0 0 0,0 0 0,-1 0 0,1 0 0,0 0 0,-1 0 0,1 0 0,0 0 0,-1 0 0,1 0 0,-1 0 0,0-1 0,0 2 0,-1-1 1,1 1 0,-1-1 0,0 0 0,1-1 0,-1 1 0,0 0 0,0-1 0,0 1 0,1-1 0,-1 0 0,0 1 0,0-1 0,0 0 0,0 0 0,-2-1 0,1 1 3,1 0 1,-1-1-1,1 1 0,0-1 1,-1 1-1,1-1 1,-1 0-1,1 0 0,0 0 1,-1-1-1,1 1 1,0-1-1,0 1 0,0-1 1,0 0-1,0 0 1,0 0-1,1 0 0,-1-1 1,0 1-1,1 0 1,0-1-1,-1 1 1,1-1-1,0 0 0,0 1 1,0-1-1,0 0 1,1 0-1,-2-5 0,0-1 36</inkml:trace>
+  <inkml:trace contextRef="#ctx0" brushRef="#br0" timeOffset="3025.45">1157 1426 4312,'133'-6'1186,"-125"6"-1084</inkml:trace>
+  <inkml:trace contextRef="#ctx0" brushRef="#br0" timeOffset="4789.74">1503 1293 1800,'0'0'377,"31"28"253,-22-19-436,0-1 1,0 0 0,1 0 0,0-1 0,0-1-1,1 0 1,0 0 0,-1-1 0,18 4 0,-20-7-142</inkml:trace>
+  <inkml:trace contextRef="#ctx0" brushRef="#br0" timeOffset="5325.45">1858 1424 2504,'-33'-9'201,"32"9"-183,-1-1-1,0 1 0,1 0 1,-1 0-1,0 0 0,0 0 1,1 0-1,-1 0 0,0 0 1,1 1-1,-1-1 0,0 1 1,1 0-1,-1-1 0,1 1 1,-3 2-1,4-3-5,-1 1 0,1 0 0,0-1 0,-1 1 0,1 0 0,0-1 1,0 1-1,0 0 0,-1 0 0,1-1 0,0 1 0,0 0 0,0 0 0,0 0 0,0-1 0,0 1 0,0 0 0,0 0 1,0 0-1,1-1 0,-1 1 0,0 0 0,0 0 0,0-1 0,1 1 0,-1 0 0,1 0 0,2 5 29,0 0 0,1 0 0,0 0 0,0-1 0,0 0-1,0 0 1,7 6 0,13 5 118,-20-14-125,0-1 0,-1 1-1,1 1 1,-1-1 0,1 0-1,-1 1 1,0 0-1,0 0 1,0 0 0,0 0-1,0 1 1,-1-1 0,1 1-1,-1 0 1,3 5 0,-5-8-13,-1 1 1,1-1 0,0 1 0,0-1 0,-1 1 0,1-1 0,-1 1 0,1-1 0,-1 0 0,0 1-1,0-1 1,1 0 0,-1 1 0,0-1 0,0 0 0,0 0 0,0 0 0,0 0 0,0 0-1,0 0 1,0-1 0,0 1 0,0 0 0,-1 0 0,1-1 0,0 1 0,0-1 0,-1 0 0,1 1-1,-2-1 1,-39 10 521,38-10-458,0 0 0,0 0 1,1 0-1,-1-1 0,0 1 1,1-1-1,-1 0 0,0-1 1,1 1-1,-1-1 0,1 1 1,-4-4-1,5 2 38</inkml:trace>
+  <inkml:trace contextRef="#ctx0" brushRef="#br0" timeOffset="5961.37">2040 1418 6880,'20'-11'2,"1"-2"0,-1-1 1,-1 0-1,0-2 0,-1 0 1,26-32-1,-37 42-8,-1 0 1,1 1-1,0 0 1,0 0-1,0 1 1,1 0 0,-1 0-1,1 1 1,9-2-1,-12 4 6,-1 0 0,1 1 0,0 0-1,0 0 1,-1 1 0,1-1 0,0 1 0,-1 0-1,1 1 1,-1-1 0,1 1 0,4 3 0,59 35 20,-51-29 2,27 21 80,-30-22-17,-1 0 1,1-1-1,1-1 0,16 7 0,-20-11-38</inkml:trace>
+  <inkml:trace contextRef="#ctx0" brushRef="#br0" timeOffset="6469.83">2708 1437 3408,'-4'-1'103,"1"1"0,-1-1 0,0 1 1,0 1-1,0-1 0,0 0 0,1 1 0,-1 0 1,0 0-1,-6 3 0,10-4-64,-1 1 0,0-1 0,1 1 0,-1-1 0,0 1 1,1-1-1,-1 1 0,1-1 0,-1 1 0,1 0 0,-1-1 0,1 1 0,-1 0 0,1-1 0,-1 1 1,1 0-1,0 0 0,0 0 0,-1-1 0,1 1 0,0 0 0,-1 2 0,2-2 3,-1 1 0,0 0-1,0-1 1,1 1 0,-1 0 0,1-1-1,0 1 1,-1-1 0,1 1 0,0-1-1,-1 1 1,1-1 0,0 1 0,0-1-1,0 0 1,2 2 0,2 2 27,1 0-1,-1 0 1,1-1 0,0 0-1,10 5 1,-12-7-38,0 0 1,0 0-1,0 0 0,0 0 1,0 1-1,0 0 1,-1 0-1,1 0 0,-1 0 1,0 1-1,0 0 0,0-1 1,0 1-1,0 1 0,-1-1 1,5 9-1,-7-11-21,0-1 0,-1 0 1,1 0-1,0 0 0,0 0 0,0 0 0,-1 0 1,1 0-1,0 1 0,-1-1 0,1 0 0,-1 0 1,1-1-1,-1 1 0,0 0 0,1 0 0,-1 0 0,0 0 1,1 0-1,-1-1 0,0 1 0,0 0 0,1-1 1,-1 1-1,0-1 0,0 1 0,0-1 0,0 0 1,0 1-1,0-1 0,0 0 0,1 0 0,-1 0 0,0 1 1,0-1-1,-1-1 0,-41 8 164,40-7-149,-5 1 25,1-1 0,-1 0 0,0 0 0,0-1 0,0 0 0,0-1 0,-13-4 0,15 3-3</inkml:trace>
+  <inkml:trace contextRef="#ctx0" brushRef="#br0" timeOffset="7038.09">2268 1021 3312,'0'0'328,"5"30"391,-8 2-356,2-26-314,0-1 0,0 1 0,1 0 0,-1 0 0,1-1 0,0 1 0,1 0-1,-1 0 1,1-1 0,0 1 0,1 6 0,-1-10-22</inkml:trace>
+  <inkml:trace contextRef="#ctx0" brushRef="#br0" timeOffset="7270.02">2324 1035 3312,'-2'39'200,"2"-31"-119,0 20 228,1 1 0,5 34 0,-6-59-245</inkml:trace>
+  <inkml:trace contextRef="#ctx0" brushRef="#br0" timeOffset="7895.6">2329 704 2704,'0'0'39,"-35"-3"530,34 3-553,0 0 1,1 1-1,-1-1 0,0 0 1,1 0-1,-1 1 0,0-1 1,1 1-1,-1-1 1,0 1-1,1-1 0,-1 1 1,1-1-1,-1 1 0,0-1 1,1 1-1,0 0 1,-1 0-1,1-1 0,-1 1 1,1 0-1,0 0 0,-1-1 1,1 1-1,0 0 0,0 0 1,-1 0-1,1 1 1,4 31 202,0-23-148,0 0-1,0 0 0,10 17 1,6-7 98,5 4 14,-24-23-175,-1-1 0,1 1-1,0 0 1,-1 0-1,1 0 1,0 0-1,-1 0 1,1-1-1,-1 1 1,1 1-1,-1-1 1,0 0 0,1 0-1,-1 0 1,0 0-1,1 0 1,-1 0-1,0 0 1,0 1-1,0-1 1,0 2 0,-2 0 37,0 1 0,0-1 0,-1 1 0,1-1 0,-1 0 0,1 0 0,-1 0 0,0 0 0,0-1 0,0 0 0,0 1 0,0-1 0,-1-1 0,1 1 0,-1 0 0,1-1 0,-1 0 0,1 0 0,-1 0 0,1-1 0,-1 1 0,-6-1 0,-12-7 313,21 6-358</inkml:trace>
+  <inkml:trace contextRef="#ctx0" brushRef="#br0" timeOffset="9338.51">2912 1486 3312,'36'-25'185,"93"-35"571,-27 14-120,-86 38-557,0 1 1</inkml:trace>
+  <inkml:trace contextRef="#ctx0" brushRef="#br0" timeOffset="9746.99">3247 1363 3616,'4'5'32,"-1"-1"0,1 0 0,0 0-1,0 0 1,0 0 0,0-1 0,1 0 0,-1 0 0,1 0 0,5 2 0,56 19 377,-27-11-105,-12-1 8,0 0 0,33 23 0,-47-27-232</inkml:trace>
+  <inkml:trace contextRef="#ctx0" brushRef="#br0" timeOffset="10485.86">3237 1076 3616,'0'0'51,"0"10"67,-2 60 37,0-40 316,1 1 1,2 0-1,3 31 0,-2-56-384</inkml:trace>
+  <inkml:trace contextRef="#ctx0" brushRef="#br0" timeOffset="11051.2">3121 783 3000,'6'46'193,"-10"5"247,3-41-371,0 1-1,0-1 1,1 0-1,0 0 0,1 1 1,-1-1-1,2 0 1,2 14-1,-1-21 32,-3-3-81</inkml:trace>
+  <inkml:trace contextRef="#ctx0" brushRef="#br0" timeOffset="11404.83">3110 793 2504,'20'-23'121,"-12"18"-87,0 1 0,1 1 0,-1 0 0,1 0 0,0 1 0,0 0 0,0 1 0,0 0 0,12 1 0,-18 0-17,0 0-1,1 0 1,-1 0 0,0 0 0,0 1 0,0-1-1,0 1 1,0 0 0,0 0 0,0 1 0,0-1 0,0 1-1,0 0 1,0-1 0,-1 2 0,1-1 0,-1 0-1,1 0 1,-1 1 0,0 0 0,0 0 0,0-1 0,0 2-1,0-1 1,0 0 0,-1 0 0,1 1 0,-1-1-1,2 8 1,-3-9-5,0 0 0,0 0 0,0 0-1,-1 0 1,1 0 0,-1 0 0,1 0-1,-1 0 1,0-1 0,0 1 0,0 0-1,0 0 1,0-1 0,0 1 0,0 0-1,0-1 1,0 1 0,-1-1 0,1 0 0,0 0-1,-1 1 1,1-1 0,-1 0 0,1 0-1,-1-1 1,1 1 0,-1 0 0,0-1-1,1 1 1,-4 0 0,-4 2 46,0 0-1,0-1 1,0 0 0,-13 1 0,-3 0-9,20-2-19,1 0 0,-1 0-1,1 0 1,-1-1 0,0 0 0,-7-2 0,11 3 20,1 0-25</inkml:trace>
+  <inkml:trace contextRef="#ctx0" brushRef="#br0" timeOffset="11978.82">3372 709 2608,'-5'42'200,"4"-18"-144,-1-3 303,1 0-1,1 0 0,1 0 1,3 25-1,-2-49-254,0 0 0,0 0 1,1 0-1,-1 1 0,0-1 1,1 1-1,0-1 0,-1 1 1,1 0-1,0 1 0,0-1 1,0 0-1,0 1 0,0 0 1,0 0-1,0 0 0,0 0 1,1 1-1,-1-1 0,5 1 0,-5 1-67,-1 0-1,0 0 0,0 0 0,0 0 1,-1 0-1,1 1 0,0-1 0,0 1 1,0 0-1,-1-1 0,1 1 0,-1 0 1,1 0-1,-1 0 0,0 0 0,0 1 0,1-1 1,-1 0-1,-1 1 0,1-1 0,0 0 1,0 1-1,-1-1 0,1 1 0,-1 0 1,1-1-1,-1 6 0,0 3 127,-1 1 0,1-1 0,-2 0 1,1 0-1,-4 13 0,5-12 239,0-11-356</inkml:trace>
+  <inkml:trace contextRef="#ctx0" brushRef="#br0" timeOffset="14342.85">3592 1568 896,'0'0'232,"22"-14"-35,56-44 438,-52 37-311,0 2 0,1 1 0,46-22 0,19-11 524,-81 47-776</inkml:trace>
+  <inkml:trace contextRef="#ctx0" brushRef="#br0" timeOffset="15122.57">3960 1352 3000,'0'0'111,"13"25"458,0-18-377,1 0 0,0-2 0,0 0 0,23 5-1,-24-8-129,-1 1-1,0 0 1,0 2-1,0-1 0,0 2 1,0 0-1,11 9 1,88 58 431,-101-65-421</inkml:trace>
+  <inkml:trace contextRef="#ctx0" brushRef="#br0" timeOffset="16733.86">4314 1591 3000,'17'-8'183,"0"-2"0,0 0 0,-1-1 0,22-21 0,1 1 239,-15 15-229,1 1 0,1 1 0,0 2 0,0 1 0,1 2 0,40-9 0,-56 16-145</inkml:trace>
+  <inkml:trace contextRef="#ctx0" brushRef="#br0" timeOffset="18460.68">3082 754 1496,'-37'-22'697,"34"22"-667,1 0-1,0 0 1,-1 0-1,1 0 1,-1 0-1,1 1 0,0-1 1,-1 1-1,1 0 1,0-1-1,0 1 1,-4 3-1,5-4-9,0 0 0,1 1-1,-1-1 1,0 1-1,0 0 1,0-1 0,1 1-1,-1 0 1,0 0 0,1-1-1,-1 1 1,0 0 0,1 0-1,-1 0 1,1 0 0,-1 0-1,1 0 1,0 0-1,-1 0 1,1 0 0,0 0-1,-1 0 1,1 0 0,0 0-1,0 1 1,0-1 0,0 0-1,0 0 1,0 0 0,0 2-1,2 10 30,-1-1 1,0 1-1,-1 0 0,0 0 0,-1-1 0,0 1 0,0-1 0,-4 16 1,-3 42 269,-7 112 10,7-34 169,2-64-175,4-18 453,6 89 0,-4-66 296,0-88-1048,1 0 1,-1 0-1,0 1 0,1-1 0,-1 0 1,1 0-1,-1 0 0,1 0 0,-1 0 1,1 0-1,0 0 0,-1 0 1,1 0-1,0 0 0,0 0 0,0 0 1,0-1-1,-1 1 0,1 0 0,0-1 1,0 1-1,0-1 0,0 1 0,0-1 1,0 0-1,0 1 0,0-1 0,1 0 1,-1 0-1,0 0 0,0 0 1,1 0-1,53 0 90,-16 1 59,-34-1-156,0 0-1,0 0 1,-1 0-1,1-1 1,0 1-1,-1-1 1,1-1 0,0 1-1,-1-1 1,1 0-1,7-5 1,-8 4-9</inkml:trace>
+  <inkml:trace contextRef="#ctx0" brushRef="#br0" timeOffset="19876.41">3527 764 3504,'0'0'317,"38"-2"518,-24 2-714,-12-1-108,1 0-1,-1 1 1,1 0-1,-1 0 1,1 0-1,-1 0 1,1 0-1,-1 1 1,1-1-1,-1 1 1,1 0-1,-1 0 1,0 0-1,1 0 1,2 3-1,-4-1-7,-1 1 0,0-1 0,0 1 0,0-1 0,-1 1 0,1-1 0,-1 1 1,0-1-1,1 1 0,-1-1 0,0 0 0,-3 5 0,0 6 11,-10 57 36,-10 60 515,-11 224 1132,26-171 68,-4-3-185,21-126-542,-8-55-918,-30-13 59,21 11-172,1 1 0,-1 0 0,1 0 0,0 1 0,-1 1 0,1-1 0,-1 2 0,1-1 1,-17 7-1,20-6-1</inkml:trace>
+  <inkml:trace contextRef="#ctx0" brushRef="#br0" timeOffset="20878.22">3514 1520 2608,'0'0'609,"26"34"-354,-19-27-140,0-1 0,0 0 0,0-1 0,1 0 0,0 0 0,-1-1 0,10 3 0,0-1 1943,-17-6-1996</inkml:trace>
+  <inkml:trace contextRef="#ctx0" brushRef="#br0" timeOffset="21906.71">3570 1785 3504,'0'0'616,"8"47"-205,-8-43 31,-1-11-167,-1-24-12,1 30-245,1 0-1,0-1 1,0 1-1,0-1 1,0 1 0,0 0-1,0-1 1,0 1 0,1-1-1,-1 1 1,0 0-1,1-1 1,-1 1 0,0 0-1,1-1 1,0 1-1,-1 0 1,1 0 0,-1 0-1,1 0 1,0-1 0,0 1-1,0 0 1,-1 1-1,1-1 1,0 0 0,0 0-1,0 0 1,0 1-1,0-1 1,0 0 0,1 1-1,-1-1 1,0 1 0,0 0-1,0-1 1,0 1-1,0 0 1,1 0 0,-1 0-1,0 0 1,0 0-1,0 0 1,0 0 0,1 1-1,-1-1 1,0 0 0,0 1-1,2 0 1,6 3 282,0-1 0,0 0 0,0-1 1,0-1-1,18 1 0,-27-2-268,0 1 0,1-1 1,-1 0-1,1 0 0,-1 0 0,1 1 0,-1-1 0,0 0 1,1 1-1,-1-1 0,1 0 0,-1 1 0,0-1 0,1 0 0,-1 1 1,0-1-1,0 1 0,1-1 0,-1 1 0,0-1 0,0 1 1,0-1-1,1 1 0,-1-1 0,0 1 0,0-1 0,0 1 1,0 0-1,0-1 0,0 1 0,0 0 0,1 22 717,-2-17-266,1-5-441</inkml:trace>
+  <inkml:trace contextRef="#ctx1" brushRef="#br0">4388 904 1400 0 0,'0'0'333'0'0,"35"-5"121"0"0,-31 5-376 0 0,1 0 0 0 0,-1 1 0 0 0,0-1 0 0 0,1 1 0 0 0,-1 0 0 0 0,0 0 0 0 0,5 2 0 0 0,-8-2-62 0 0,0-1-1 0 0,-1 1 1 0 0,1-1-1 0 0,0 1 0 0 0,0-1 1 0 0,0 1-1 0 0,-1 0 1 0 0,1 0-1 0 0,0-1 1 0 0,-1 1-1 0 0,1 0 1 0 0,-1 0-1 0 0,1 0 0 0 0,-1 0 1 0 0,1 0-1 0 0,-1 0 1 0 0,1 0-1 0 0,-1 0 1 0 0,0 0-1 0 0,1 0 1 0 0,-1 0-1 0 0,0 0 0 0 0,0 0 1 0 0,1 0-1 0 0,-1 0 1 0 0,0 0-1 0 0,0 1 1 0 0,0-1-1 0 0,0 0 0 0 0,-1 0 1 0 0,1 0-1 0 0,0 0 1 0 0,0 0-1 0 0,0 0 1 0 0,-1 0-1 0 0,0 2 1 0 0,-3 18 125 0 0,0 1 0 0 0,1 0 1 0 0,1 0-1 0 0,0 33 1 0 0,-1 17 416 0 0,-12 229 2132 0 0,6-206-1384 0 0,4 0-1 0 0,6 139 0 0 0,1-216-1130 0 0,0 12 35 0 0,-2-30-194 0 0,0 1 1 0 0,0-1 0 0 0,1 0 0 0 0,-1 0 0 0 0,0 1-1 0 0,0-1 1 0 0,0 0 0 0 0,0 1 0 0 0,0-1-1 0 0,0 0 1 0 0,0 1 0 0 0,0-1 0 0 0,0 0 0 0 0,0 0-1 0 0,0 1 1 0 0,0-1 0 0 0,0 0 0 0 0,0 1 0 0 0,-1-1-1 0 0,1 0 1 0 0,0 1 0 0 0,0-1 0 0 0,0 0-1 0 0,0 0 1 0 0,0 1 0 0 0,0-1 0 0 0,-1 0 0 0 0,1 0-1 0 0,0 1 1 0 0,0-1 0 0 0,0 0 0 0 0,-1 0-1 0 0,1 0 1 0 0,0 0 0 0 0,0 1 0 0 0,0-1 0 0 0,-1 0-1 0 0,1 0 1 0 0,0 0 0 0 0,0 0 0 0 0,-1 0 0 0 0,1 0-1 0 0,0 0 1 0 0,0 0 0 0 0,-1 0 0 0 0,1 0-1 0 0,0 0 1 0 0,0 0 0 0 0,-1 0 0 0 0,1 0 0 0 0,0 0-1 0 0,0 0 1 0 0,-1 0 0 0 0,-9-4 33 0 0,0 1-1 0 0,0 0 1 0 0,0 1 0 0 0,0 1 0 0 0,0 0-1 0 0,-1 0 1 0 0,-14 2 0 0 0,8-1 85 0 0,17 0-117 0 0,0 4 54 0 0,0-4-64 0 0</inkml:trace>
+  <inkml:trace contextRef="#ctx1" brushRef="#br0" timeOffset="679.82">4492 1855 5624 0 0,'0'0'296'0'0,"14"48"918"0"0,-10-19-893 0 0,-6-25-236 0 0,-2-20-41 0 0,3 13-36 0 0,0 0 0 0 0,1-1 0 0 0,-1 1 0 0 0,1-1 0 0 0,0 1 1 0 0,0-1-1 0 0,0 1 0 0 0,0-1 0 0 0,1 0 0 0 0,-1 1 0 0 0,1 0 0 0 0,-1-1 0 0 0,1 1 1 0 0,0-1-1 0 0,0 1 0 0 0,0 0 0 0 0,3-6 0 0 0,-2 8 4 0 0,-1-1 0 0 0,0 0-1 0 0,1 1 1 0 0,-1-1 0 0 0,1 1-1 0 0,0 0 1 0 0,-1 0 0 0 0,1 0 0 0 0,0 0-1 0 0,0 0 1 0 0,0 0 0 0 0,-1 0 0 0 0,1 0-1 0 0,0 1 1 0 0,0 0 0 0 0,0-1-1 0 0,0 1 1 0 0,0 0 0 0 0,0 0 0 0 0,0 0-1 0 0,0 0 1 0 0,0 1 0 0 0,0-1 0 0 0,0 0-1 0 0,0 1 1 0 0,0 0 0 0 0,3 1-1 0 0,-3-1 7 0 0,1 0-1 0 0,-1 0 1 0 0,0 0-1 0 0,1 0 0 0 0,-1 1 1 0 0,0-1-1 0 0,0 1 1 0 0,0-1-1 0 0,0 1 0 0 0,0 0 1 0 0,0 0-1 0 0,-1 0 1 0 0,1 0-1 0 0,0 0 0 0 0,-1 1 1 0 0,1-1-1 0 0,-1 0 1 0 0,0 1-1 0 0,0 0 0 0 0,2 3 1 0 0,-2-1 36 0 0,0 0 0 0 0,-1 0 0 0 0,1 0 1 0 0,-1 1-1 0 0,0-1 0 0 0,0 0 0 0 0,0 1 0 0 0,-1-1 0 0 0,1 0 1 0 0,-2 5-1 0 0,0-3 486 0 0,2-5-468 0 0</inkml:trace>
+  <inkml:trace contextRef="#ctx1" brushRef="#br0" timeOffset="3835.51">3997 942 792 0 0,'-24'299'2435'0'0,"22"-267"-1246"0"0,2-31-1157 0 0</inkml:trace>
+  <inkml:trace contextRef="#ctx1" brushRef="#br0" timeOffset="4652.02">4017 908 2704 0 0,'0'0'1287'0'0,"1"-11"-1214"0"0,4 2-63 0 0,-1-1-1 0 0,2 1 1 0 0,-1 1 0 0 0,1-1-1 0 0,0 1 1 0 0,0 1 0 0 0,1-1-1 0 0,0 1 1 0 0,13-10 0 0 0,82-55 84 0 0,-48 36-29 0 0,-24 11 39 0 0,-30 24-96 0 0</inkml:trace>
+  <inkml:trace contextRef="#ctx1" brushRef="#br0" timeOffset="5448.05">4320 654 2808 0 0,'0'0'132'0'0,"23"-34"320"0"0,-17 23-345 0 0,0 0-1 0 0,-1-1 1 0 0,0 0 0 0 0,-1 0-1 0 0,0 0 1 0 0,5-24 0 0 0,-3 12 129 0 0,-6 23-124 0 0,-12 30 102 0 0,11-19-188 0 0,-1 1 0 0 0,1-1 1 0 0,0 0-1 0 0,1 1 0 0 0,0-1 0 0 0,1 16 0 0 0,-1-23-10 0 0,0 0-1 0 0,1 0 1 0 0,-1-1 0 0 0,1 1-1 0 0,-1 0 1 0 0,1 0-1 0 0,0-1 1 0 0,0 1 0 0 0,0 0-1 0 0,0-1 1 0 0,0 1 0 0 0,1-1-1 0 0,-1 1 1 0 0,1-1-1 0 0,-1 0 1 0 0,1 0 0 0 0,0 0-1 0 0,-1 0 1 0 0,1 0 0 0 0,0 0-1 0 0,0-1 1 0 0,0 1-1 0 0,0-1 1 0 0,0 1 0 0 0,1-1-1 0 0,-1 0 1 0 0,0 0 0 0 0,4 1-1 0 0,-3-3 14 0 0,0 1 0 0 0,0-1-1 0 0,0 1 1 0 0,0-1 0 0 0,0-1 0 0 0,0 1 0 0 0,-1 0-1 0 0,1-1 1 0 0,0 1 0 0 0,-1-1 0 0 0,1 0-1 0 0,-1 0 1 0 0,1 0 0 0 0,-1-1 0 0 0,0 1 0 0 0,3-4-1 0 0,-1 2 30 0 0,-1-1-1 0 0,1 1 0 0 0,-1-1 1 0 0,0 0-1 0 0,0 0 0 0 0,0 0 1 0 0,-1 0-1 0 0,1 0 0 0 0,1-7 1 0 0,-4 9-8 0 0,0-1 1 0 0,0 1-1 0 0,0-1 0 0 0,-1 1 1 0 0,1-1-1 0 0,-1 1 1 0 0,0-1-1 0 0,0 1 1 0 0,0 0-1 0 0,0-1 0 0 0,0 1 1 0 0,0 0-1 0 0,-1 0 1 0 0,0 0-1 0 0,-3-5 0 0 0,5 8 1 0 0,-1-2 288 0 0,2 4-145 0 0,1-1-144 0 0</inkml:trace>
+  <inkml:trace contextRef="#ctx1" brushRef="#br0" timeOffset="7425.73">4517 642 896 0 0,'0'0'321'0'0,"26"37"182"0"0,-18-29-244 0 0,0-1 1 0 0,1 1-1 0 0,0-2 0 0 0,0 1 1 0 0,1-2-1 0 0,-1 1 0 0 0,1-2 1 0 0,0 1-1 0 0,18 4 0 0 0,-3 0 92 0 0,-22-8-295 0 0</inkml:trace>
+  <inkml:trace contextRef="#ctx1" brushRef="#br0" timeOffset="7823.67">4723 766 2504 0 0,'0'0'24'0'0,"27"-12"224"0"0,-3-5-176 0 0,0 2 0 0 0,1 1 1 0 0,1 2-1 0 0,30-11 0 0 0,-9-3 88 0 0,-42 24-137 0 0</inkml:trace>
+  <inkml:trace contextRef="#ctx1" brushRef="#br0" timeOffset="8419.29">5006 406 2400 0 0,'0'0'32'0'0,"1"-16"97"0"0,-13 142 789 0 0,6-78-512 0 0,4-37-297 0 0,0 0 0 0 0,1 0-1 0 0,0 0 1 0 0,0 0 0 0 0,2 13-1 0 0,0-19-53 0 0</inkml:trace>
+  <inkml:trace contextRef="#ctx1" brushRef="#br0" timeOffset="9311.22">4475 216 2704 0 0,'0'0'648'0'0,"-8"36"-393"0"0,2 4 8 0 0,3-22-101 0 0,0 1 0 0 0,0 0 0 0 0,2-1 0 0 0,0 22 0 0 0,4-32-1 0 0,-3-6-114 0 0</inkml:trace>
+  <inkml:trace contextRef="#ctx1" brushRef="#br0" timeOffset="10707.09">4988 197 2104 0 0,'0'0'529'0'0,"-26"16"-314"0"0,25-16-207 0 0,0 1 0 0 0,0 0 0 0 0,0 0 0 0 0,0-1 0 0 0,0 1 0 0 0,0 0 0 0 0,0 0 0 0 0,0 0 0 0 0,0 0 0 0 0,0 0 0 0 0,1 1 0 0 0,-1-1 0 0 0,0 0 0 0 0,0 0 0 0 0,1 1 0 0 0,-1-1 0 0 0,1 0 0 0 0,-1 1 0 0 0,1-1 0 0 0,0 1 0 0 0,-1-1 0 0 0,1 0 0 0 0,0 1 0 0 0,0-1 0 0 0,0 1 0 0 0,0-1 0 0 0,0 1 0 0 0,0-1 0 0 0,0 1 0 0 0,0-1 0 0 0,0 1 0 0 0,0-1 0 0 0,1 1 0 0 0,-1-1 0 0 0,1 1 0 0 0,-1-1 0 0 0,1 0 0 0 0,-1 1 0 0 0,1-1 0 0 0,0 0 0 0 0,-1 0 0 0 0,1 1 0 0 0,0-1 0 0 0,0 0 0 0 0,0 0 0 0 0,0 0 0 0 0,0 0 0 0 0,0 0 0 0 0,0 0 0 0 0,0-1 0 0 0,1 2 0 0 0,2 1 6 0 0,-1 0 1 0 0,1-1-1 0 0,0 1 1 0 0,0-1-1 0 0,0 0 0 0 0,0 0 1 0 0,0 0-1 0 0,0-1 1 0 0,0 0-1 0 0,1 0 0 0 0,-1 0 1 0 0,0 0-1 0 0,1-1 1 0 0,4 0-1 0 0,-7-1-9 0 0,0 1 0 0 0,0-1 0 0 0,0 0 0 0 0,0 0 1 0 0,0 0-1 0 0,0 0 0 0 0,0-1 0 0 0,0 1 0 0 0,0 0 0 0 0,0-1 0 0 0,0 0 0 0 0,-1 1 1 0 0,1-1-1 0 0,0 0 0 0 0,-1 0 0 0 0,0 0 0 0 0,1 0 0 0 0,-1-1 0 0 0,0 1 0 0 0,0 0 1 0 0,0-1-1 0 0,0 1 0 0 0,0-1 0 0 0,0 1 0 0 0,-1-1 0 0 0,1 1 0 0 0,-1-1 1 0 0,1 0-1 0 0,-1 1 0 0 0,0-1 0 0 0,0 0 0 0 0,0-3 0 0 0,0 3 2 0 0,0-1 0 0 0,-1 1 0 0 0,1 0 0 0 0,-1 0-1 0 0,1-1 1 0 0,-1 1 0 0 0,0 0 0 0 0,0 0 0 0 0,0 0 0 0 0,0 0 0 0 0,-1 0 0 0 0,1 0-1 0 0,-1 1 1 0 0,1-1 0 0 0,-1 1 0 0 0,0-1 0 0 0,0 1 0 0 0,0-1 0 0 0,0 1-1 0 0,0 0 1 0 0,0 0 0 0 0,0 1 0 0 0,-1-1 0 0 0,1 0 0 0 0,-1 1 0 0 0,-3-2 0 0 0,2 2 21 0 0,0 0 0 0 0,1 0 1 0 0,-1 1-1 0 0,0 0 0 0 0,0 0 0 0 0,1 0 1 0 0,-1 0-1 0 0,-6 2 0 0 0,9-2-15 0 0,0 1 0 0 0,0-1 0 0 0,0 0 0 0 0,0 0 0 0 0,0 1 0 0 0,0-1 0 0 0,0 1 0 0 0,0-1 0 0 0,0 1 0 0 0,0 0 0 0 0,0-1 0 0 0,0 1 0 0 0,0 0 0 0 0,1 0 0 0 0,-1-1 0 0 0,0 1 0 0 0,0 0 0 0 0,1 0 0 0 0,-1 0 0 0 0,0 0 0 0 0,1 0 0 0 0,-1 1 0 0 0,1-1 0 0 0,-1 0 0 0 0,1 0 0 0 0,0 0 0 0 0,-1 0 0 0 0,1 1 0 0 0,0-1 0 0 0,0 0 0 0 0,-1 0 0 0 0,1 1 0 0 0,0-1 0 0 0,0 2 0 0 0,1 1 35 0 0</inkml:trace>
+  <inkml:trace contextRef="#ctx1" brushRef="#br0" timeOffset="11264.63">4536 125 2504 0 0,'0'0'120'0'0,"21"-31"657"0"0,0 20-524 0 0,1 1 0 0 0,0 1 0 0 0,0 1-1 0 0,42-8 1 0 0,-55 14-188 0 0,0 0 0 0 0,0-1 0 0 0,0-1 1 0 0,13-7-1 0 0,10-4 73 0 0,-25 12-99 0 0</inkml:trace>
+  <inkml:trace contextRef="#ctx1" brushRef="#br0" timeOffset="11485.04">4789 18 2504 0 0,'0'0'41'0'0,"35"17"255"0"0,119 92 530 0 0,-145-102-805 0 0</inkml:trace>
+  <inkml:trace contextRef="#ctx1" brushRef="#br0" timeOffset="12659.55">3919 767 1496 0 0,'0'0'185'0'0,"28"20"543"0"0,51 18 695 0 0,-78-37-1375 0 0</inkml:trace>
+  <inkml:trace contextRef="#ctx1" brushRef="#br0" timeOffset="12957.73">3910 833 2504 0 0,'0'0'187'0'0,"23"20"279"0"0,-16-14-349 0 0,-1 1-1 0 0,2-1 1 0 0,-1-1-1 0 0,1 1 0 0 0,-1-2 1 0 0,1 1-1 0 0,0-1 1 0 0,13 4-1 0 0,-18-7-81 0 0</inkml:trace>
+  <inkml:trace contextRef="#ctx1" brushRef="#br0" timeOffset="13758.24">3782 651 1800 0 0,'-26'32'304'0'0,"25"-30"-286"0"0,0 0 0 0 0,0-1-1 0 0,0 1 1 0 0,0 0 0 0 0,0 0 0 0 0,0 0 0 0 0,0 0 0 0 0,0 1 0 0 0,1-1-1 0 0,-1 0 1 0 0,1 0 0 0 0,0 0 0 0 0,-1 1 0 0 0,1-1 0 0 0,0 0-1 0 0,0 0 1 0 0,0 1 0 0 0,0-1 0 0 0,0 0 0 0 0,1 1 0 0 0,-1-1 0 0 0,1 0-1 0 0,-1 0 1 0 0,1 0 0 0 0,-1 0 0 0 0,1 1 0 0 0,0-1 0 0 0,0 0-1 0 0,0 0 1 0 0,0-1 0 0 0,0 1 0 0 0,0 0 0 0 0,1 0 0 0 0,-1-1 0 0 0,0 1-1 0 0,1-1 1 0 0,1 2 0 0 0,0 0-5 0 0,-1-1 1 0 0,1 0-1 0 0,-1 0 1 0 0,1 0-1 0 0,-1 0 1 0 0,1-1-1 0 0,0 0 0 0 0,0 1 1 0 0,0-1-1 0 0,0 0 1 0 0,0-1-1 0 0,-1 1 0 0 0,1 0 1 0 0,1-1-1 0 0,-1 0 1 0 0,0 0-1 0 0,0 0 0 0 0,0-1 1 0 0,0 1-1 0 0,0-1 1 0 0,0 1-1 0 0,-1-1 0 0 0,5-2 1 0 0,-5 1-9 0 0,0 1 1 0 0,0-1-1 0 0,0 0 0 0 0,0 0 1 0 0,0 0-1 0 0,-1 0 1 0 0,1 0-1 0 0,0-1 0 0 0,-1 1 1 0 0,0 0-1 0 0,1-1 1 0 0,-1 0-1 0 0,0 1 0 0 0,0-1 1 0 0,0 0-1 0 0,0 0 1 0 0,0 0-1 0 0,-1 1 0 0 0,1-1 1 0 0,-1 0-1 0 0,0 0 0 0 0,1 0 1 0 0,-1 0-1 0 0,0 0 1 0 0,0 0-1 0 0,-1 0 0 0 0,1 0 1 0 0,-1 0-1 0 0,1 0 1 0 0,-1 0-1 0 0,-1-4 0 0 0,2 5-1 0 0,-1-1-1 0 0,0 1 0 0 0,1 0 1 0 0,-1 0-1 0 0,0 0 1 0 0,0 0-1 0 0,0 0 0 0 0,0 0 1 0 0,0 0-1 0 0,-1 0 0 0 0,1 0 1 0 0,0 0-1 0 0,-1 1 1 0 0,1-1-1 0 0,-1 1 0 0 0,0-1 1 0 0,1 1-1 0 0,-1 0 0 0 0,0 0 1 0 0,1 0-1 0 0,-1 0 1 0 0,0 0-1 0 0,0 0 0 0 0,0 0 1 0 0,0 1-1 0 0,0-1 0 0 0,0 1 1 0 0,0 0-1 0 0,0 0 1 0 0,0 0-1 0 0,0 0 0 0 0,0 0 1 0 0,0 0-1 0 0,0 1 0 0 0,1-1 1 0 0,-1 1-1 0 0,0-1 1 0 0,-3 3-1 0 0,3-2 4 0 0,0 0 0 0 0,1 0 0 0 0,-1 1 0 0 0,0-1 1 0 0,1 1-1 0 0,-1-1 0 0 0,1 1 0 0 0,0 0 0 0 0,0-1 0 0 0,-1 1 0 0 0,1 0 0 0 0,0 0 1 0 0,0 0-1 0 0,0 0 0 0 0,0 0 0 0 0,1 1 0 0 0,-1-1 0 0 0,0 0 0 0 0,1 0 0 0 0,0 1 1 0 0,-1-1-1 0 0,1 0 0 0 0,0 1 0 0 0,0-1 0 0 0,0 0 0 0 0,0 1 0 0 0,0-1 0 0 0,1 4 1 0 0,1-1 33 0 0</inkml:trace>
+  <inkml:trace contextRef="#ctx1" brushRef="#br0" timeOffset="17023.34">4719 1366 1200 0 0,'0'0'56'0'0,"34"26"671"0"0,-21-12-484 0 0,1 0 1 0 0,0-2 0 0 0,0 0 0 0 0,1-1 0 0 0,0 0 0 0 0,1-2 0 0 0,0 0 0 0 0,0-1-1 0 0,1-1 1 0 0,29 8 0 0 0,-14-3-13 0 0,-21-8-167 0 0</inkml:trace>
+  <inkml:trace contextRef="#ctx1" brushRef="#br0" timeOffset="18023.66">5004 1566 2608 0 0,'0'0'603'0'0,"32"-17"-237"0"0,114-54 738 0 0,-119 60-937 0 0,1 0-1 0 0,0 3 0 0 0,47-8 1 0 0,-68 15-130 0 0</inkml:trace>
+  <inkml:trace contextRef="#ctx1" brushRef="#br0" timeOffset="18354.23">5368 1413 4312 0 0,'0'0'47'0'0,"33"25"79"0"0,182 118 1550 0 0,-175-110-1349 0 0,-33-28-247 0 0</inkml:trace>
+  <inkml:trace contextRef="#ctx1" brushRef="#br0" timeOffset="19096.66">5682 1633 3408 0 0,'0'0'185'0'0,"14"-19"473"0"0,17-3-200 0 0,0 2 1 0 0,66-28-1 0 0,-14 8 29 0 0,-35 16-40 0 0,-43 21-391 0 0</inkml:trace>
+  <inkml:trace contextRef="#ctx1" brushRef="#br0" timeOffset="19729.49">6102 1333 2504 0 0,'-2'0'35'0'0,"-1"1"0"0"0,1 0-1 0 0,0 0 1 0 0,0 0 0 0 0,-1 0 0 0 0,1 0 0 0 0,0 1 0 0 0,0-1 0 0 0,0 1-1 0 0,0 0 1 0 0,0-1 0 0 0,1 1 0 0 0,-1 0 0 0 0,0 0 0 0 0,1 1-1 0 0,-1-1 1 0 0,1 0 0 0 0,-1 1 0 0 0,1-1 0 0 0,0 1 0 0 0,0-1-1 0 0,0 1 1 0 0,0-1 0 0 0,0 1 0 0 0,1 0 0 0 0,-1 0 0 0 0,1 0 0 0 0,-1-1-1 0 0,1 1 1 0 0,0 0 0 0 0,0 0 0 0 0,0 0 0 0 0,0 0 0 0 0,0 0-1 0 0,1 0 1 0 0,-1-1 0 0 0,1 1 0 0 0,-1 0 0 0 0,1 0 0 0 0,0-1 0 0 0,0 1-1 0 0,0 0 1 0 0,0-1 0 0 0,1 1 0 0 0,-1-1 0 0 0,0 0 0 0 0,1 1-1 0 0,-1-1 1 0 0,1 0 0 0 0,0 0 0 0 0,0 0 0 0 0,0-1 0 0 0,0 1-1 0 0,0 0 1 0 0,0-1 0 0 0,0 1 0 0 0,0-1 0 0 0,0 0 0 0 0,5 2 0 0 0,1-1 94 0 0,0 0 1 0 0,0-1 0 0 0,0 0 0 0 0,1-1 0 0 0,-1 0 0 0 0,0 0 0 0 0,0-1 0 0 0,9-2 0 0 0,-15 3-108 0 0,0 0 0 0 0,0-1 0 0 0,-1 1 0 0 0,1-1 0 0 0,0 1 1 0 0,-1-1-1 0 0,1 0 0 0 0,0 0 0 0 0,-1 0 0 0 0,1 0 0 0 0,-1 0 0 0 0,1 0 0 0 0,-1 0 1 0 0,1-1-1 0 0,-1 1 0 0 0,0-1 0 0 0,1 1 0 0 0,-1-1 0 0 0,0 0 0 0 0,0 1 0 0 0,0-1 1 0 0,0 0-1 0 0,0 0 0 0 0,-1 0 0 0 0,1 0 0 0 0,0 0 0 0 0,-1 0 0 0 0,1 0 0 0 0,-1 0 0 0 0,0 0 1 0 0,1 0-1 0 0,-1-1 0 0 0,0 1 0 0 0,0 0 0 0 0,0 0 0 0 0,0 0 0 0 0,0 0 0 0 0,-1 0 1 0 0,1-1-1 0 0,-1 1 0 0 0,1 0 0 0 0,-1 0 0 0 0,-1-3 0 0 0,1 1 12 0 0,-1 1-1 0 0,1-1 1 0 0,-1 0-1 0 0,0 1 1 0 0,0-1-1 0 0,-1 1 1 0 0,1-1-1 0 0,-1 1 1 0 0,1 0-1 0 0,-1 1 1 0 0,0-1-1 0 0,0 0 1 0 0,0 1-1 0 0,0 0 0 0 0,0 0 1 0 0,0 0-1 0 0,-7-3 1 0 0,4 3 51 0 0,-1-1 0 0 0,1 1 0 0 0,-1 1-1 0 0,1-1 1 0 0,-1 2 0 0 0,0-1 0 0 0,0 1 0 0 0,-10 1 0 0 0,16-1-75 0 0,0 0 0 0 0,1 0 0 0 0,-1 0 0 0 0,1 0 1 0 0,-1 0-1 0 0,0 0 0 0 0,1 1 0 0 0,-1-1 0 0 0,1 0 0 0 0,-1 0 1 0 0,1 1-1 0 0,-1-1 0 0 0,1 1 0 0 0,-1-1 0 0 0,1 0 0 0 0,-1 1 0 0 0,1-1 1 0 0,-1 1-1 0 0,1-1 0 0 0,0 1 0 0 0,-1-1 0 0 0,1 1 0 0 0,0 0 1 0 0,-1-1-1 0 0,1 1 0 0 0,0 0 0 0 0,0-1 0 0 0,-1 1 0 0 0,1 0 1 0 0,0-1-1 0 0,0 1 0 0 0,0 0 0 0 0,0-1 0 0 0,0 1 0 0 0,0 0 1 0 0,0 0-1 0 0,0-1 0 0 0,0 1 0 0 0,0 0 0 0 0,0-1 0 0 0,0 1 1 0 0,0 0-1 0 0,0-1 0 0 0,1 2 0 0 0,13 26 238 0 0,-7-20-217 0 0</inkml:trace>
+  <inkml:trace contextRef="#ctx1" brushRef="#br0" timeOffset="19913.45">6297 1266 6016 0 0,'-7'50'281'0'0,"7"-49"-260"0"0,-1 14 183 0 0,0 0 0 0 0,1 0-1 0 0,0 0 1 0 0,1 0-1 0 0,0 0 1 0 0,4 21 0 0 0,-4-33-156 0 0</inkml:trace>
+  <inkml:trace contextRef="#ctx1" brushRef="#br0" timeOffset="20151.96">6424 1321 3616 0 0,'-6'46'312'0'0,"6"-2"116"0"0,0-33-254 0 0,0-1-1 0 0,0 0 1 0 0,-1 1-1 0 0,0-1 1 0 0,0 0-1 0 0,-1 0 0 0 0,-4 16 1 0 0,4-23-94 0 0</inkml:trace>
+  <inkml:trace contextRef="#ctx1" brushRef="#br0" timeOffset="20389.42">6336 1395 5520 0 0,'0'0'0'0'0,"9"0"0"0"0,-5 0 24 0 0,0 0 16 0 0,-2 3-16 0 0,6 2 8 0 0,2 0-8 0 0,0-1 0 0 0,-2 0 0 0 0,2-1 8 0 0,-1 0 48 0 0,-1 0 0 0 0,-2 0 0 0 0,4 0 0 0 0,-3 1-24 0 0,-3 1 0 0 0,2-2-8 0 0</inkml:trace>
+  <inkml:trace contextRef="#ctx1" brushRef="#br0" timeOffset="20911.76">5632 1692 5528 0 0,'-3'14'14'0'0,"1"-1"1"0"0,0 1 0 0 0,1 0-1 0 0,0 0 1 0 0,1 1 0 0 0,2 22-1 0 0,1-32 26 0 0,0-4-22 0 0</inkml:trace>
+  <inkml:trace contextRef="#ctx1" brushRef="#br0" timeOffset="21104.47">5706 1691 3616 0 0,'0'0'48'0'0,"0"12"16"0"0,-2-6-8 0 0,2 1 8 0 0,-3-1-32 0 0,2 2 16 0 0,-1 0 0 0 0,0 1-8 0 0,0-2 96 0 0,0 2 0 0 0,2 2 0 0 0,0 1 8 0 0,0-1-72 0 0,0-2 8 0 0,0 1 0 0 0</inkml:trace>
+  <inkml:trace contextRef="#ctx1" brushRef="#br0" timeOffset="21554.32">5631 1938 3408 0 0,'-17'37'475'0'0,"16"-35"-445"0"0,0 1 1 0 0,0 0 0 0 0,1 0 0 0 0,-1-1 0 0 0,1 1 0 0 0,0 0 0 0 0,-1 0 0 0 0,1 0 0 0 0,0-1-1 0 0,0 1 1 0 0,1 0 0 0 0,-1 0 0 0 0,0 0 0 0 0,1-1 0 0 0,-1 1 0 0 0,1 0 0 0 0,0 0 0 0 0,0-1-1 0 0,0 1 1 0 0,0-1 0 0 0,0 1 0 0 0,0-1 0 0 0,1 0 0 0 0,-1 1 0 0 0,1-1 0 0 0,-1 0 0 0 0,1 0-1 0 0,0 0 1 0 0,0 0 0 0 0,-1-1 0 0 0,1 1 0 0 0,0-1 0 0 0,0 1 0 0 0,1-1 0 0 0,-1 0 0 0 0,0 0-1 0 0,0 0 1 0 0,0 0 0 0 0,1 0 0 0 0,-1 0 0 0 0,0-1 0 0 0,1 0 0 0 0,-1 1 0 0 0,0-1-1 0 0,1 0 1 0 0,-1 0 0 0 0,0-1 0 0 0,1 1 0 0 0,-1 0 0 0 0,0-1 0 0 0,1 0 0 0 0,-1 0 0 0 0,0 0-1 0 0,0 0 1 0 0,0 0 0 0 0,0 0 0 0 0,0-1 0 0 0,0 1 0 0 0,0-1 0 0 0,0 0 0 0 0,0 1 0 0 0,0-1-1 0 0,-1 0 1 0 0,1 0 0 0 0,2-5 0 0 0,-2 4 2 0 0,-1 0-1 0 0,1 0 1 0 0,-1 0-1 0 0,0 0 0 0 0,0 0 1 0 0,0 0-1 0 0,0 0 1 0 0,0 0-1 0 0,-1-1 1 0 0,1 1-1 0 0,-1 0 1 0 0,0-1-1 0 0,0 1 1 0 0,0-1-1 0 0,0 1 1 0 0,0 0-1 0 0,0-1 1 0 0,-1 1-1 0 0,0 0 1 0 0,1-1-1 0 0,-1 1 0 0 0,0 0 1 0 0,0 0-1 0 0,-1 0 1 0 0,1 0-1 0 0,0 0 1 0 0,-1 0-1 0 0,1 0 1 0 0,-4-3-1 0 0,3 3 1 0 0,1 1 0 0 0,-1 0 0 0 0,1 0 0 0 0,-1 0 0 0 0,0 1 0 0 0,1-1 0 0 0,-1 0 0 0 0,0 1-1 0 0,0-1 1 0 0,0 1 0 0 0,0 0 0 0 0,0 0 0 0 0,-1 0 0 0 0,1 0 0 0 0,0 0 0 0 0,0 1 0 0 0,-1-1 0 0 0,1 1 0 0 0,0 0 0 0 0,0 0-1 0 0,-1 0 1 0 0,1 0 0 0 0,0 0 0 0 0,-1 0 0 0 0,1 1 0 0 0,0-1 0 0 0,0 1 0 0 0,0 0 0 0 0,-1 0 0 0 0,1 0 0 0 0,0 0 0 0 0,0 0-1 0 0,0 1 1 0 0,0-1 0 0 0,0 1 0 0 0,-2 2 0 0 0,3-3-10 0 0,0 1 0 0 0,0-1 0 0 0,0 1 0 0 0,0-1 0 0 0,0 1 0 0 0,0 0 0 0 0,0 0 0 0 0,1-1 0 0 0,-1 1 0 0 0,0 0 0 0 0,1 0 1 0 0,-1 0-1 0 0,1 0 0 0 0,0 0 0 0 0,0 0 0 0 0,-1 0 0 0 0,1 2 0 0 0,1 6 33 0 0</inkml:trace>
+  <inkml:trace contextRef="#ctx1" brushRef="#br0" timeOffset="23999.23">4622 1107 1400 0 0,'0'0'103'0'0,"1"-2"213"0"0,6 22 67 0 0,2-1 0 0 0,17 32 0 0 0,-12-29 32 0 0,1-1 0 0 0,29 33 0 0 0,-17-23 11 0 0,-25-28-384 0 0,0 1 5 0 0</inkml:trace>
+  <inkml:trace contextRef="#ctx1" brushRef="#br0" timeOffset="24540.12">4728 1347 4312 0 0,'13'-23'48'0'0,"14"-9"80"0"0,1 2 1 0 0,1 2-1 0 0,63-46 0 0 0,-83 66 248 0 0,-8 8-305 0 0</inkml:trace>
+  <inkml:trace contextRef="#ctx1" brushRef="#br0" timeOffset="24967.85">5058 996 4160 0 0,'-1'-1'0'0'0,"-1"0"0"0"0,1 0 1 0 0,0-1-1 0 0,-1 1 0 0 0,1 0 0 0 0,-1 1 0 0 0,1-1 1 0 0,-1 0-1 0 0,1 0 0 0 0,-1 1 0 0 0,1-1 1 0 0,-1 1-1 0 0,1 0 0 0 0,-1-1 0 0 0,0 1 0 0 0,1 0 1 0 0,-1 0-1 0 0,0 0 0 0 0,1 0 0 0 0,-1 1 0 0 0,1-1 1 0 0,-1 1-1 0 0,1-1 0 0 0,-3 2 0 0 0,1-1 1 0 0,0 1 0 0 0,0 0 0 0 0,1 0 0 0 0,-1 0 0 0 0,1 0 0 0 0,-1 1 0 0 0,1-1 0 0 0,0 1 0 0 0,0 0 0 0 0,0 0 0 0 0,0 0 0 0 0,-3 5 0 0 0,4-6-1 0 0,-1 1 1 0 0,1-1 0 0 0,0 0-1 0 0,0 1 1 0 0,0-1-1 0 0,0 1 1 0 0,0 0-1 0 0,1-1 1 0 0,-1 1-1 0 0,0 0 1 0 0,1-1-1 0 0,0 1 1 0 0,0 0 0 0 0,-1 0-1 0 0,1-1 1 0 0,1 1-1 0 0,-1 0 1 0 0,0 0-1 0 0,0-1 1 0 0,1 1-1 0 0,-1 0 1 0 0,1-1 0 0 0,0 1-1 0 0,0 0 1 0 0,0-1-1 0 0,0 1 1 0 0,0-1-1 0 0,0 0 1 0 0,1 1-1 0 0,-1-1 1 0 0,0 0-1 0 0,1 0 1 0 0,0 0 0 0 0,-1 0-1 0 0,1 0 1 0 0,0-1-1 0 0,0 1 1 0 0,0-1-1 0 0,3 3 1 0 0,-1-2 23 0 0,1 0 0 0 0,0-1 0 0 0,0 0-1 0 0,0 0 1 0 0,0 0 0 0 0,0 0 0 0 0,0-1 0 0 0,1 0 0 0 0,-1 0 0 0 0,0-1 0 0 0,0 0 0 0 0,9-2 0 0 0,-9 1 9 0 0</inkml:trace>
+  <inkml:trace contextRef="#ctx1" brushRef="#br0" timeOffset="25590.25">5117 1163 3000 0 0,'0'0'1761'0'0,"2"-5"-1562"0"0,15-37 61 0 0,-11 30-143 0 0,0 0 1 0 0,-1 0 0 0 0,-1-1 0 0 0,0 0 0 0 0,0 0 0 0 0,-1-1 0 0 0,2-16-1 0 0,-7 18 383 0 0,-5 17-102 0 0,-4 18-201 0 0,11-18-168 0 0,-1-1 0 0 0,1 1-1 0 0,0-1 1 0 0,0 1 0 0 0,0 0-1 0 0,1-1 1 0 0,-1 1 0 0 0,1-1-1 0 0,0 1 1 0 0,0-1 0 0 0,0 0 0 0 0,1 0-1 0 0,-1 1 1 0 0,1-1 0 0 0,0 0-1 0 0,0 0 1 0 0,0-1 0 0 0,0 1 0 0 0,0 0-1 0 0,1-1 1 0 0,5 6 0 0 0,-7-7-12 0 0,1 0 1 0 0,-1-1 0 0 0,1 0 0 0 0,-1 1-1 0 0,1-1 1 0 0,0 0 0 0 0,0 0-1 0 0,-1 0 1 0 0,1 0 0 0 0,0 0 0 0 0,0-1-1 0 0,0 1 1 0 0,0-1 0 0 0,0 1-1 0 0,0-1 1 0 0,0 0 0 0 0,0 0 0 0 0,0 0-1 0 0,0 0 1 0 0,0-1 0 0 0,-1 1-1 0 0,1 0 1 0 0,0-1 0 0 0,0 0 0 0 0,0 1-1 0 0,0-1 1 0 0,0 0 0 0 0,-1 0-1 0 0,1 0 1 0 0,0-1 0 0 0,-1 1 0 0 0,1 0-1 0 0,0-1 1 0 0,-1 0 0 0 0,0 1-1 0 0,1-1 1 0 0,-1 0 0 0 0,0 0 0 0 0,0 1-1 0 0,1-1 1 0 0,-1 0 0 0 0,0-3-1 0 0,3-2 28 0 0,-1 0 0 0 0,-1 0 0 0 0,1 0 0 0 0,-1 0 0 0 0,0-1 0 0 0,1-8 0 0 0,-2 13-21 0 0,-1 0 1 0 0,1-1 0 0 0,-1 1-1 0 0,0 0 1 0 0,1-1 0 0 0,-1 1-1 0 0,-1-1 1 0 0,1 1 0 0 0,0 0-1 0 0,-1 0 1 0 0,1-1-1 0 0,-1 1 1 0 0,0 0 0 0 0,0 0-1 0 0,0 0 1 0 0,-3-6 0 0 0,4 9-15 0 0,0 0 0 0 0,0-1 1 0 0,0 1-1 0 0,0-1 0 0 0,0 1 1 0 0,0 0-1 0 0,0-1 0 0 0,0 1 0 0 0,-1 0 1 0 0,1-1-1 0 0,0 1 0 0 0,0 0 1 0 0,0 0-1 0 0,-1-1 0 0 0,1 1 1 0 0,0 0-1 0 0,0 0 0 0 0,0-1 1 0 0,-1 1-1 0 0,1 0 0 0 0,0 0 0 0 0,-1 0 1 0 0,1-1-1 0 0,0 1 0 0 0,0 0 1 0 0,-1 0-1 0 0,1 0 0 0 0,0 0 1 0 0,-1 0-1 0 0,1 0 0 0 0,0 0 1 0 0,-1 0-1 0 0,1 0 0 0 0,0 0 0 0 0,0 0 1 0 0,-1 0-1 0 0,1 0 0 0 0,0 0 1 0 0,-1 0-1 0 0,1 0 0 0 0,0 0 1 0 0,-1 1-1 0 0,1-1 0 0 0,0 0 1 0 0,0 0-1 0 0,-1 0 0 0 0,1 1 0 0 0,0-1 1 0 0,0 0-1 0 0,-1 0 0 0 0,1 0 1 0 0,0 1-1 0 0,-3 19 261 0 0,3-13-224 0 0</inkml:trace>
+</inkml:ink>
+</file>
+
+<file path=word/ink/ink9.xml><?xml version="1.0" encoding="utf-8"?>
+<inkml:ink xmlns:inkml="http://www.w3.org/2003/InkML">
+  <inkml:definitions>
+    <inkml:context xml:id="ctx0">
+      <inkml:inkSource xml:id="inkSrc0">
+        <inkml:traceFormat>
+          <inkml:channel name="X" type="integer" min="-2.14748E9" max="2.14748E9" units="cm"/>
+          <inkml:channel name="Y" type="integer" min="-2.14748E9" max="2.14748E9" units="cm"/>
+          <inkml:channel name="F" type="integer" max="32767" units="dev"/>
+          <inkml:channel name="OA" type="integer" max="360" units="deg"/>
+          <inkml:channel name="OE" type="integer" max="90" units="deg"/>
+        </inkml:traceFormat>
+        <inkml:channelProperties>
+          <inkml:channelProperty channel="X" name="resolution" value="1000" units="1/cm"/>
+          <inkml:channelProperty channel="Y" name="resolution" value="1000" units="1/cm"/>
+          <inkml:channelProperty channel="F" name="resolution" value="0" units="1/dev"/>
+          <inkml:channelProperty channel="OA" name="resolution" value="1000" units="1/deg"/>
+          <inkml:channelProperty channel="OE" name="resolution" value="1000" units="1/deg"/>
+        </inkml:channelProperties>
+      </inkml:inkSource>
+      <inkml:timestamp xml:id="ts0" timeString="2026-05-03T11:43:43.630"/>
+    </inkml:context>
+    <inkml:brush xml:id="br0">
+      <inkml:brushProperty name="width" value="0.025" units="cm"/>
+      <inkml:brushProperty name="height" value="0.025" units="cm"/>
+    </inkml:brush>
+  </inkml:definitions>
+  <inkml:trace contextRef="#ctx0" brushRef="#br0">1 1 1496 0 0,'0'0'444'0'0,"4"39"-103"0"0,-3 29 281 0 0,-1-48-234 0 0,0-1 0 0 0,1 1 1 0 0,7 38-1 0 0,-6-49-19 0 0,-1-8-330 0 0</inkml:trace>
+  <inkml:trace contextRef="#ctx0" brushRef="#br0" timeOffset="606.86">133 4 3312 0 0,'-12'48'553'0'0,"12"-48"-553"0"0,-5 13 156 0 0,0-1-1 0 0,0-1 0 0 0,-1 1 1 0 0,-7 11-1 0 0,10-20-122 0 0,1-1 0 0 0,0 1 1 0 0,0 0-1 0 0,-1-1 0 0 0,0 1 0 0 0,1-1 0 0 0,-1 0 0 0 0,0 0 0 0 0,0 0 1 0 0,0-1-1 0 0,0 1 0 0 0,0-1 0 0 0,0 0 0 0 0,0 0 0 0 0,0 0 0 0 0,0 0 1 0 0,-1-1-1 0 0,-4 1 0 0 0,13 1 65 0 0,0 1 0 0 0,-1 0 0 0 0,1 0 0 0 0,0 1 0 0 0,-1 0 0 0 0,0 0 0 0 0,0 0 0 0 0,0 1 0 0 0,4 5 0 0 0,29 28 944 0 0,-35-36-968 0 0</inkml:trace>
+  <inkml:trace contextRef="#ctx0" brushRef="#br0" timeOffset="1084.47">164 197 4216 0 0,'0'0'813'0'0,"36"-10"-12"0"0,-35 11-782 0 0,-1-1-1 0 0,1 0 0 0 0,0 0 0 0 0,0 0 0 0 0,-1 1 0 0 0,1-1 0 0 0,0 0 0 0 0,-1 1 0 0 0,1-1 0 0 0,0 1 0 0 0,-1-1 0 0 0,1 1 0 0 0,-1 0 0 0 0,1-1 0 0 0,-1 1 0 0 0,1-1 0 0 0,-1 1 0 0 0,1 0 0 0 0,-1 0 0 0 0,0-1 0 0 0,1 1 0 0 0,-1 0 0 0 0,0 0 1 0 0,1 0-1 0 0,-1-1 0 0 0,0 1 0 0 0,0 0 0 0 0,0 0 0 0 0,1 0 0 0 0,-1 0 0 0 0,0 0 0 0 0,0-1 0 0 0,0 1 0 0 0,0 0 0 0 0,0 0 0 0 0,-1 0 0 0 0,1 0 0 0 0,0 0 0 0 0,0 0 0 0 0,0-1 0 0 0,-1 1 0 0 0,1 0 0 0 0,0 0 0 0 0,-1 0 0 0 0,1 0 0 0 0,-26 46 327 0 0,8-15 99 0 0,18-31-433 0 0,0 0 0 0 0,0-1 0 0 0,0 1-1 0 0,0 0 1 0 0,1 0 0 0 0,-1 0 0 0 0,0-1 0 0 0,0 1 0 0 0,0 0-1 0 0,1 0 1 0 0,-1-1 0 0 0,0 1 0 0 0,1 0 0 0 0,-1-1 0 0 0,1 1-1 0 0,-1-1 1 0 0,1 1 0 0 0,-1 0 0 0 0,1-1 0 0 0,-1 1-1 0 0,1-1 1 0 0,-1 1 0 0 0,1-1 0 0 0,-1 0 0 0 0,1 1 0 0 0,0-1-1 0 0,-1 0 1 0 0,1 1 0 0 0,-1-1 0 0 0,1 0 0 0 0,0 0 0 0 0,-1 0-1 0 0,1 0 1 0 0,0 0 0 0 0,-1 0 0 0 0,1 0 0 0 0,0 0 0 0 0,-1 0-1 0 0,1 0 1 0 0,0 0 0 0 0,-1 0 0 0 0,1 0 0 0 0,0-1-1 0 0,43-5 695 0 0,-29 3-567 0 0,-12 3-138 0 0</inkml:trace>
+  <inkml:trace contextRef="#ctx0" brushRef="#br0" timeOffset="1668.51">416 56 3808 0 0,'0'0'103'0'0,"-21"-14"990"0"0,20 14-1069 0 0,0 1 0 0 0,-1-1 0 0 0,1 1 1 0 0,0-1-1 0 0,0 1 0 0 0,0-1 0 0 0,-1 1 0 0 0,1 0 0 0 0,0 0 1 0 0,0 0-1 0 0,0 0 0 0 0,0 0 0 0 0,0 0 0 0 0,0 0 0 0 0,1 0 1 0 0,-1 0-1 0 0,0 0 0 0 0,0 1 0 0 0,1-1 0 0 0,-1 0 0 0 0,1 1 1 0 0,-1-1-1 0 0,1 1 0 0 0,-1-1 0 0 0,1 0 0 0 0,-1 1 1 0 0,1-1-1 0 0,0 1 0 0 0,0-1 0 0 0,0 1 0 0 0,0 0 0 0 0,0-1 1 0 0,0 1-1 0 0,0-1 0 0 0,0 1 0 0 0,0-1 0 0 0,1 1 0 0 0,-1-1 1 0 0,0 1-1 0 0,2 1 0 0 0,-1 0 0 0 0,0 0 0 0 0,1 0-1 0 0,-1 0 1 0 0,1 0 0 0 0,-1 0 0 0 0,1 0 0 0 0,0-1 0 0 0,0 1-1 0 0,0-1 1 0 0,0 1 0 0 0,1-1 0 0 0,-1 0 0 0 0,0 0 0 0 0,1-1-1 0 0,-1 1 1 0 0,1 0 0 0 0,3 0 0 0 0,7 3 62 0 0,-8-4-47 0 0,0 0 0 0 0,0 1 0 0 0,0-1 0 0 0,0 1 0 0 0,0 1 0 0 0,0-1 0 0 0,-1 1 0 0 0,1 0 0 0 0,-1 0 0 0 0,0 1 0 0 0,0-1 0 0 0,7 8 0 0 0,-11-10-23 0 0,0 0 1 0 0,0 0-1 0 0,0 0 0 0 0,0 0 1 0 0,0 0-1 0 0,-1 0 0 0 0,1 0 0 0 0,0-1 1 0 0,0 1-1 0 0,0 0 0 0 0,-1 0 0 0 0,1 0 1 0 0,0 0-1 0 0,-1 0 0 0 0,1-1 1 0 0,-1 1-1 0 0,1 0 0 0 0,0 0 0 0 0,-1-1 1 0 0,0 1-1 0 0,1 0 0 0 0,-1-1 0 0 0,1 1 1 0 0,-1-1-1 0 0,0 1 0 0 0,1-1 1 0 0,-1 1-1 0 0,0-1 0 0 0,1 1 0 0 0,-1-1 1 0 0,0 0-1 0 0,-1 1 0 0 0,-26 13 294 0 0,17-10-177 0 0,-29 7 967 0 0,40-13-756 0 0,0 2-265 0 0</inkml:trace>
+  <inkml:trace contextRef="#ctx0" brushRef="#br0" timeOffset="2178.81">536 245 3616 0 0,'0'0'1400'0'0,"0"-1"-1386"0"0,0 0 0 0 0,0 0 1 0 0,0 0-1 0 0,0 0 0 0 0,0 0 0 0 0,0 1 1 0 0,0-1-1 0 0,0 0 0 0 0,1 0 0 0 0,-1 0 1 0 0,0 1-1 0 0,1-1 0 0 0,-1 0 0 0 0,0 0 1 0 0,1 1-1 0 0,-1-1 0 0 0,1 0 0 0 0,0 0 1 0 0,0 0 17 0 0,0 0 0 0 0,1 0 0 0 0,-1 0 1 0 0,0 0-1 0 0,1 0 0 0 0,-1 0 1 0 0,1 1-1 0 0,-1-1 0 0 0,1 1 0 0 0,-1 0 1 0 0,1-1-1 0 0,-1 1 0 0 0,1 0 1 0 0,-1 0-1 0 0,1 0 0 0 0,2 0 0 0 0,-1 9 418 0 0,-12 10-285 0 0,-5 0-21 0 0,12-16-98 0 0,-1-1 0 0 0,1 1 0 0 0,-1 1 0 0 0,1-1 0 0 0,0 0 1 0 0,0 1-1 0 0,0-1 0 0 0,0 1 0 0 0,0 0 0 0 0,1-1 0 0 0,-1 1 0 0 0,1 0 1 0 0,-1 5-1 0 0,3-9-23 0 0,-1 1-1 0 0,1 0 1 0 0,0-1 0 0 0,-1 1-1 0 0,1-1 1 0 0,0 1 0 0 0,-1-1 0 0 0,1 0-1 0 0,0 1 1 0 0,0-1 0 0 0,-1 0-1 0 0,1 0 1 0 0,0 0 0 0 0,0 0 0 0 0,0 1-1 0 0,-1-1 1 0 0,1 0 0 0 0,0-1-1 0 0,0 1 1 0 0,0 0 0 0 0,0 0 0 0 0,-1 0-1 0 0,2-1 1 0 0,23-3 57 0 0,-24 4-57 0 0,42-9 191 0 0,-34 9-172 0 0</inkml:trace>
+  <inkml:trace contextRef="#ctx0" brushRef="#br0" timeOffset="2688.2">747 46 4216 0 0,'-1'1'26'0'0,"0"-1"1"0"0,0 0-1 0 0,-1 0 0 0 0,1 0 1 0 0,0 1-1 0 0,0-1 1 0 0,0 1-1 0 0,0-1 0 0 0,0 1 1 0 0,0-1-1 0 0,0 1 1 0 0,0 0-1 0 0,0 0 0 0 0,0-1 1 0 0,0 1-1 0 0,0 0 1 0 0,0 0-1 0 0,1 0 0 0 0,-1 0 1 0 0,0 0-1 0 0,1 0 0 0 0,-1 1 1 0 0,-1 1-1 0 0,1 1 37 0 0,0 0 1 0 0,-1 0-1 0 0,1 0 0 0 0,0 0 0 0 0,1 0 0 0 0,-1 1 0 0 0,0-1 0 0 0,1 5 1 0 0,0-4 1 0 0,-1 0 1 0 0,1 0-1 0 0,0 0 1 0 0,1 0 0 0 0,-1 0-1 0 0,1 0 1 0 0,0-1 0 0 0,0 1-1 0 0,0 0 1 0 0,1 0 0 0 0,-1-1-1 0 0,1 1 1 0 0,0-1 0 0 0,0 0-1 0 0,3 5 1 0 0,-1-5-15 0 0,0-1-1 0 0,0 0 1 0 0,1 0 0 0 0,-1 0 0 0 0,1-1 0 0 0,0 1-1 0 0,0-1 1 0 0,-1-1 0 0 0,1 1 0 0 0,0-1 0 0 0,0 0-1 0 0,0 0 1 0 0,1-1 0 0 0,-1 0 0 0 0,0 0 0 0 0,0 0-1 0 0,0-1 1 0 0,7-1 0 0 0,-8 1-17 0 0,-1 0 0 0 0,1 0 0 0 0,-1 0 0 0 0,0-1-1 0 0,0 1 1 0 0,1-1 0 0 0,-1 0 0 0 0,0 0 0 0 0,0 0 0 0 0,0-1 0 0 0,-1 1 0 0 0,1-1 0 0 0,0 0 0 0 0,-1 0 0 0 0,1 0 0 0 0,-1 0-1 0 0,0 0 1 0 0,0 0 0 0 0,0-1 0 0 0,0 0 0 0 0,-1 1 0 0 0,1-1 0 0 0,-1 0 0 0 0,0 0 0 0 0,1 0 0 0 0,-1 0 0 0 0,0-7-1 0 0,-1 6 13 0 0,0 1 0 0 0,0-1 0 0 0,-1 1 0 0 0,1 0 0 0 0,-1-1 0 0 0,0 1 0 0 0,0 0 0 0 0,0 0 0 0 0,-1 0 0 0 0,1-1 0 0 0,-1 2 0 0 0,0-1 0 0 0,0 0 0 0 0,0 0 0 0 0,0 1 0 0 0,-1-1 0 0 0,1 1 0 0 0,-1 0 0 0 0,0 0 0 0 0,0 0-1 0 0,1 0 1 0 0,-2 1 0 0 0,1-1 0 0 0,0 1 0 0 0,0 0 0 0 0,0 0 0 0 0,-7-2 0 0 0,7 2 9 0 0,-1 0-1 0 0,1 1 1 0 0,-1-1 0 0 0,0 1-1 0 0,0 0 1 0 0,0 0-1 0 0,1 1 1 0 0,-1-1 0 0 0,0 1-1 0 0,0 0 1 0 0,0 0-1 0 0,0 1 1 0 0,0-1 0 0 0,0 1-1 0 0,1 0 1 0 0,-1 0 0 0 0,0 0-1 0 0,0 1 1 0 0,1 0-1 0 0,-1 0 1 0 0,1 0 0 0 0,-1 0-1 0 0,1 1 1 0 0,0-1-1 0 0,0 1 1 0 0,-4 4 0 0 0,6-6-35 0 0,0 1-1 0 0,1-1 1 0 0,-1 1 0 0 0,0 0 0 0 0,0-1 0 0 0,1 1 0 0 0,-1 0-1 0 0,0-1 1 0 0,1 1 0 0 0,0 0 0 0 0,-1 0 0 0 0,1-1 0 0 0,0 1 0 0 0,0 0-1 0 0,0 0 1 0 0,-1 0 0 0 0,2 0 0 0 0,-1 0 0 0 0,0-1 0 0 0,0 1-1 0 0,0 0 1 0 0,1 0 0 0 0,-1 0 0 0 0,1-1 0 0 0,-1 1 0 0 0,1 0 0 0 0,0-1-1 0 0,-1 1 1 0 0,3 2 0 0 0,-1 0 13 0 0,1 0-1 0 0,-1 0 0 0 0,1 0 1 0 0,0-1-1 0 0,0 1 1 0 0,1-1-1 0 0,-1 0 1 0 0,0 0-1 0 0,7 3 1 0 0,0 1 47 0 0</inkml:trace>
+  <inkml:trace contextRef="#ctx0" brushRef="#br0" timeOffset="3333.38">978 236 5224 0 0,'0'0'57'0'0,"-19"-42"518"0"0,19 41-560 0 0,1-1-1 0 0,-1 1 1 0 0,0-1 0 0 0,0 1 0 0 0,0-1 0 0 0,1 1 0 0 0,-1-1-1 0 0,1 1 1 0 0,-1-1 0 0 0,1 1 0 0 0,-1 0 0 0 0,1-1 0 0 0,0 1-1 0 0,-1 0 1 0 0,1-1 0 0 0,0 1 0 0 0,0 0 0 0 0,0 0 0 0 0,0 0-1 0 0,0 0 1 0 0,0 0 0 0 0,0 0 0 0 0,0 0 0 0 0,0 1 0 0 0,0-1-1 0 0,0 0 1 0 0,1 1 0 0 0,-1-1 0 0 0,0 1 0 0 0,0-1 0 0 0,1 1-1 0 0,-1 0 1 0 0,0-1 0 0 0,0 1 0 0 0,1 0 0 0 0,-1 0 0 0 0,0 0-1 0 0,1 1 1 0 0,-1-1 0 0 0,0 0 0 0 0,0 0 0 0 0,1 1 0 0 0,-1-1-1 0 0,0 1 1 0 0,0-1 0 0 0,0 1 0 0 0,1 0 0 0 0,-1 0 0 0 0,1 1-1 0 0,0-2 0 0 0,-1 1 0 0 0,1-1 0 0 0,-1 1 0 0 0,1 0 1 0 0,-1 0-1 0 0,0 0 0 0 0,1 0 0 0 0,-1 0 0 0 0,0 0 0 0 0,0 0 0 0 0,1 0 0 0 0,-1 1 0 0 0,0-1 0 0 0,0 1 0 0 0,0-1 0 0 0,0 1 0 0 0,0-1 0 0 0,-1 1 0 0 0,1 0 0 0 0,0-1 0 0 0,-1 1 0 0 0,1 0 0 0 0,0 0 0 0 0,-1 0 0 0 0,0-1 0 0 0,1 1 0 0 0,-1 0 0 0 0,0 0 0 0 0,0 0 0 0 0,0 0 0 0 0,0 0 0 0 0,0 0 0 0 0,0 0 0 0 0,-1-1 0 0 0,1 1 0 0 0,0 0 0 0 0,-1 0 0 0 0,1 0 0 0 0,-1 0 0 0 0,0-1 0 0 0,-1 4 0 0 0,-15 22 324 0 0,-29 34 0 0 0,45-60-323 0 0,1-1-1 0 0,-1 1 1 0 0,1-1-1 0 0,-1 1 1 0 0,1 0-1 0 0,-1-1 1 0 0,1 1 0 0 0,-1-1-1 0 0,1 1 1 0 0,0 0-1 0 0,-1 0 1 0 0,1-1-1 0 0,0 1 1 0 0,-1 0-1 0 0,1 0 1 0 0,0 0-1 0 0,0-1 1 0 0,0 1-1 0 0,-1 0 1 0 0,1 0-1 0 0,0 0 1 0 0,0 0-1 0 0,0-1 1 0 0,0 1-1 0 0,0 0 1 0 0,0 0-1 0 0,1 0 1 0 0,-1 0-1 0 0,0 0 1 0 0,0-1-1 0 0,0 1 1 0 0,1 0-1 0 0,-1 0 1 0 0,0-1-1 0 0,1 1 1 0 0,-1 0-1 0 0,0 0 1 0 0,1-1-1 0 0,-1 1 1 0 0,1 0-1 0 0,-1-1 1 0 0,1 1-1 0 0,-1-1 1 0 0,1 1-1 0 0,0-1 1 0 0,-1 1-1 0 0,1-1 1 0 0,-1 1-1 0 0,1-1 1 0 0,0 0-1 0 0,-1 0 1 0 0,1 1-1 0 0,0-1 1 0 0,-1 0-1 0 0,1 0 1 0 0,1 0 0 0 0,1 2 44 0 0,0-1 0 0 0,0 0 1 0 0,1 0-1 0 0,-1-1 0 0 0,0 1 1 0 0,1-1-1 0 0,-1 0 0 0 0,0 0 1 0 0,1 0-1 0 0,5-2 0 0 0,30-24 698 0 0,-38 26-737 0 0,0 0 0 0 0,-1-1 0 0 0,0 1 0 0 0,1-1 0 0 0,-1 1 0 0 0,1-1-1 0 0,-1 1 1 0 0,1-1 0 0 0,-1 1 0 0 0,0-1 0 0 0,1 0 0 0 0,-1 1 0 0 0,0-1 0 0 0,0 0 0 0 0,1 1 0 0 0,-1-1 0 0 0,0 0-1 0 0,0 1 1 0 0,0-1 0 0 0,0 0 0 0 0,0 0 0 0 0,0 1 0 0 0,0-1 0 0 0,0-1 0 0 0,0 1 0 0 0,-1 0 1 0 0,0 0-1 0 0,0 0 1 0 0,0 0-1 0 0,1 0 1 0 0,-1 0 0 0 0,0 1-1 0 0,0-1 1 0 0,0 0-1 0 0,0 1 1 0 0,0-1-1 0 0,0 1 1 0 0,0-1-1 0 0,0 1 1 0 0,0-1-1 0 0,0 1 1 0 0,-1 0 0 0 0,1 0-1 0 0,-1-1 1 0 0,-30-1 414 0 0,30 2-403 0 0,1 0 0 0 0,-1 0-1 0 0,1 0 1 0 0,-1 0 0 0 0,1 0 0 0 0,-1 0 0 0 0,1 0 0 0 0,-1 1 0 0 0,1-1 0 0 0,0 1 0 0 0,-1-1 0 0 0,1 1-1 0 0,-1 0 1 0 0,1 0 0 0 0,0 0 0 0 0,-1 0 0 0 0,-1 1 0 0 0,3 1 15 0 0</inkml:trace>
+</inkml:ink>
 </file>
 
 <file path=word/theme/theme1.xml><?xml version="1.0" encoding="utf-8"?>
